--- a/VortragFlipflopp.docx
+++ b/VortragFlipflopp.docx
@@ -783,6 +783,67 @@
       </w:pPr>
       <w:r>
         <w:rPr>
+          <w:noProof/>
+        </w:rPr>
+        <w:drawing>
+          <wp:anchor distT="0" distB="0" distL="114300" distR="114300" simplePos="0" relativeHeight="251658240" behindDoc="0" locked="0" layoutInCell="1" allowOverlap="1">
+            <wp:simplePos x="0" y="0"/>
+            <wp:positionH relativeFrom="column">
+              <wp:posOffset>3187605</wp:posOffset>
+            </wp:positionH>
+            <wp:positionV relativeFrom="paragraph">
+              <wp:posOffset>251943</wp:posOffset>
+            </wp:positionV>
+            <wp:extent cx="1555750" cy="1637665"/>
+            <wp:effectExtent l="0" t="0" r="6350" b="635"/>
+            <wp:wrapNone/>
+            <wp:docPr id="2" name="Grafik 2" descr="RS-FF aus NOR-Vernüpfungen"/>
+            <wp:cNvGraphicFramePr>
+              <a:graphicFrameLocks xmlns:a="http://schemas.openxmlformats.org/drawingml/2006/main" noChangeAspect="1"/>
+            </wp:cNvGraphicFramePr>
+            <a:graphic xmlns:a="http://schemas.openxmlformats.org/drawingml/2006/main">
+              <a:graphicData uri="http://schemas.openxmlformats.org/drawingml/2006/picture">
+                <pic:pic xmlns:pic="http://schemas.openxmlformats.org/drawingml/2006/picture">
+                  <pic:nvPicPr>
+                    <pic:cNvPr id="0" name="Picture 31" descr="RS-FF aus NOR-Vernüpfungen"/>
+                    <pic:cNvPicPr>
+                      <a:picLocks noChangeAspect="1" noChangeArrowheads="1"/>
+                    </pic:cNvPicPr>
+                  </pic:nvPicPr>
+                  <pic:blipFill>
+                    <a:blip r:embed="rId5">
+                      <a:extLst>
+                        <a:ext uri="{28A0092B-C50C-407E-A947-70E740481C1C}">
+                          <a14:useLocalDpi xmlns:a14="http://schemas.microsoft.com/office/drawing/2010/main" val="0"/>
+                        </a:ext>
+                      </a:extLst>
+                    </a:blip>
+                    <a:srcRect/>
+                    <a:stretch>
+                      <a:fillRect/>
+                    </a:stretch>
+                  </pic:blipFill>
+                  <pic:spPr bwMode="auto">
+                    <a:xfrm>
+                      <a:off x="0" y="0"/>
+                      <a:ext cx="1555750" cy="1637665"/>
+                    </a:xfrm>
+                    <a:prstGeom prst="rect">
+                      <a:avLst/>
+                    </a:prstGeom>
+                    <a:noFill/>
+                    <a:ln>
+                      <a:noFill/>
+                    </a:ln>
+                  </pic:spPr>
+                </pic:pic>
+              </a:graphicData>
+            </a:graphic>
+          </wp:anchor>
+        </w:drawing>
+      </w:r>
+      <w:r>
+        <w:rPr>
           <w:rFonts w:ascii="Arial" w:hAnsi="Arial" w:cs="Arial"/>
           <w:b/>
         </w:rPr>
@@ -793,6 +854,1923 @@
           <w:rFonts w:ascii="Arial" w:hAnsi="Arial" w:cs="Arial"/>
         </w:rPr>
         <w:t>:</w:t>
+      </w:r>
+    </w:p>
+    <w:p>
+      <w:pPr>
+        <w:rPr>
+          <w:rFonts w:ascii="Arial" w:hAnsi="Arial" w:cs="Arial"/>
+        </w:rPr>
+      </w:pPr>
+      <w:r>
+        <w:rPr>
+          <w:rFonts w:ascii="Arial" w:hAnsi="Arial" w:cs="Arial"/>
+        </w:rPr>
+        <w:drawing>
+          <wp:inline distT="0" distB="0" distL="0" distR="0" wp14:anchorId="4FE8F4E2" wp14:editId="3F14884F">
+            <wp:extent cx="2915057" cy="1590897"/>
+            <wp:effectExtent l="0" t="0" r="0" b="9525"/>
+            <wp:docPr id="1" name="Grafik 1"/>
+            <wp:cNvGraphicFramePr>
+              <a:graphicFrameLocks xmlns:a="http://schemas.openxmlformats.org/drawingml/2006/main" noChangeAspect="1"/>
+            </wp:cNvGraphicFramePr>
+            <a:graphic xmlns:a="http://schemas.openxmlformats.org/drawingml/2006/main">
+              <a:graphicData uri="http://schemas.openxmlformats.org/drawingml/2006/picture">
+                <pic:pic xmlns:pic="http://schemas.openxmlformats.org/drawingml/2006/picture">
+                  <pic:nvPicPr>
+                    <pic:cNvPr id="1" name=""/>
+                    <pic:cNvPicPr/>
+                  </pic:nvPicPr>
+                  <pic:blipFill>
+                    <a:blip r:embed="rId6"/>
+                    <a:stretch>
+                      <a:fillRect/>
+                    </a:stretch>
+                  </pic:blipFill>
+                  <pic:spPr>
+                    <a:xfrm>
+                      <a:off x="0" y="0"/>
+                      <a:ext cx="2915057" cy="1590897"/>
+                    </a:xfrm>
+                    <a:prstGeom prst="rect">
+                      <a:avLst/>
+                    </a:prstGeom>
+                  </pic:spPr>
+                </pic:pic>
+              </a:graphicData>
+            </a:graphic>
+          </wp:inline>
+        </w:drawing>
+      </w:r>
+      <w:r>
+        <w:rPr>
+          <w:rFonts w:ascii="Arial" w:hAnsi="Arial" w:cs="Arial"/>
+        </w:rPr>
+        <w:drawing>
+          <wp:inline distT="0" distB="0" distL="0" distR="0" wp14:anchorId="05CA7673" wp14:editId="09DC86E4">
+            <wp:extent cx="2962146" cy="1555845"/>
+            <wp:effectExtent l="0" t="0" r="0" b="6350"/>
+            <wp:docPr id="3" name="Grafik 3"/>
+            <wp:cNvGraphicFramePr>
+              <a:graphicFrameLocks xmlns:a="http://schemas.openxmlformats.org/drawingml/2006/main" noChangeAspect="1"/>
+            </wp:cNvGraphicFramePr>
+            <a:graphic xmlns:a="http://schemas.openxmlformats.org/drawingml/2006/main">
+              <a:graphicData uri="http://schemas.openxmlformats.org/drawingml/2006/picture">
+                <pic:pic xmlns:pic="http://schemas.openxmlformats.org/drawingml/2006/picture">
+                  <pic:nvPicPr>
+                    <pic:cNvPr id="1" name=""/>
+                    <pic:cNvPicPr/>
+                  </pic:nvPicPr>
+                  <pic:blipFill>
+                    <a:blip r:embed="rId7"/>
+                    <a:stretch>
+                      <a:fillRect/>
+                    </a:stretch>
+                  </pic:blipFill>
+                  <pic:spPr>
+                    <a:xfrm>
+                      <a:off x="0" y="0"/>
+                      <a:ext cx="2994153" cy="1572657"/>
+                    </a:xfrm>
+                    <a:prstGeom prst="rect">
+                      <a:avLst/>
+                    </a:prstGeom>
+                  </pic:spPr>
+                </pic:pic>
+              </a:graphicData>
+            </a:graphic>
+          </wp:inline>
+        </w:drawing>
+      </w:r>
+    </w:p>
+    <w:p>
+      <w:pPr>
+        <w:spacing w:before="100" w:beforeAutospacing="1" w:after="100" w:afterAutospacing="1" w:line="240" w:lineRule="auto"/>
+        <w:outlineLvl w:val="1"/>
+        <w:rPr>
+          <w:rFonts w:ascii="Arial" w:eastAsia="Times New Roman" w:hAnsi="Arial" w:cs="Arial"/>
+          <w:b/>
+          <w:bCs/>
+          <w:lang w:eastAsia="de-DE"/>
+        </w:rPr>
+      </w:pPr>
+      <w:r>
+        <w:rPr>
+          <w:rFonts w:ascii="Arial" w:eastAsia="Times New Roman" w:hAnsi="Arial" w:cs="Arial"/>
+          <w:b/>
+          <w:bCs/>
+          <w:lang w:eastAsia="de-DE"/>
+        </w:rPr>
+        <w:t>Kurz erklärt</w:t>
+      </w:r>
+    </w:p>
+    <w:p>
+      <w:pPr>
+        <w:numPr>
+          <w:ilvl w:val="0"/>
+          <w:numId w:val="34"/>
+        </w:numPr>
+        <w:spacing w:before="100" w:beforeAutospacing="1" w:after="100" w:afterAutospacing="1" w:line="240" w:lineRule="auto"/>
+        <w:rPr>
+          <w:rFonts w:ascii="Arial" w:eastAsia="Times New Roman" w:hAnsi="Arial" w:cs="Arial"/>
+          <w:lang w:eastAsia="de-DE"/>
+        </w:rPr>
+      </w:pPr>
+      <w:r>
+        <w:rPr>
+          <w:rFonts w:ascii="Arial" w:eastAsia="Times New Roman" w:hAnsi="Arial" w:cs="Arial"/>
+          <w:b/>
+          <w:bCs/>
+          <w:lang w:eastAsia="de-DE"/>
+        </w:rPr>
+        <w:t>S = 1</w:t>
+      </w:r>
+      <w:r>
+        <w:rPr>
+          <w:rFonts w:ascii="Arial" w:eastAsia="Times New Roman" w:hAnsi="Arial" w:cs="Arial"/>
+          <w:lang w:eastAsia="de-DE"/>
+        </w:rPr>
+        <w:t xml:space="preserve"> → Ausgang wird </w:t>
+      </w:r>
+      <w:r>
+        <w:rPr>
+          <w:rFonts w:ascii="Arial" w:eastAsia="Times New Roman" w:hAnsi="Arial" w:cs="Arial"/>
+          <w:b/>
+          <w:bCs/>
+          <w:lang w:eastAsia="de-DE"/>
+        </w:rPr>
+        <w:t>1</w:t>
+      </w:r>
+      <w:r>
+        <w:rPr>
+          <w:rFonts w:ascii="Arial" w:eastAsia="Times New Roman" w:hAnsi="Arial" w:cs="Arial"/>
+          <w:lang w:eastAsia="de-DE"/>
+        </w:rPr>
+        <w:t xml:space="preserve"> </w:t>
+      </w:r>
+      <w:bookmarkStart w:id="0" w:name="_GoBack"/>
+      <w:bookmarkEnd w:id="0"/>
+    </w:p>
+    <w:p>
+      <w:pPr>
+        <w:numPr>
+          <w:ilvl w:val="0"/>
+          <w:numId w:val="34"/>
+        </w:numPr>
+        <w:spacing w:before="100" w:beforeAutospacing="1" w:after="100" w:afterAutospacing="1" w:line="240" w:lineRule="auto"/>
+        <w:rPr>
+          <w:rFonts w:ascii="Arial" w:eastAsia="Times New Roman" w:hAnsi="Arial" w:cs="Arial"/>
+          <w:lang w:eastAsia="de-DE"/>
+        </w:rPr>
+      </w:pPr>
+      <w:r>
+        <w:rPr>
+          <w:rFonts w:ascii="Arial" w:eastAsia="Times New Roman" w:hAnsi="Arial" w:cs="Arial"/>
+          <w:b/>
+          <w:bCs/>
+          <w:lang w:eastAsia="de-DE"/>
+        </w:rPr>
+        <w:t>R = 1</w:t>
+      </w:r>
+      <w:r>
+        <w:rPr>
+          <w:rFonts w:ascii="Arial" w:eastAsia="Times New Roman" w:hAnsi="Arial" w:cs="Arial"/>
+          <w:lang w:eastAsia="de-DE"/>
+        </w:rPr>
+        <w:t xml:space="preserve"> → Ausgang wird </w:t>
+      </w:r>
+      <w:r>
+        <w:rPr>
+          <w:rFonts w:ascii="Arial" w:eastAsia="Times New Roman" w:hAnsi="Arial" w:cs="Arial"/>
+          <w:b/>
+          <w:bCs/>
+          <w:lang w:eastAsia="de-DE"/>
+        </w:rPr>
+        <w:t>0</w:t>
+      </w:r>
+      <w:r>
+        <w:rPr>
+          <w:rFonts w:ascii="Arial" w:eastAsia="Times New Roman" w:hAnsi="Arial" w:cs="Arial"/>
+          <w:lang w:eastAsia="de-DE"/>
+        </w:rPr>
+        <w:t xml:space="preserve"> </w:t>
+      </w:r>
+    </w:p>
+    <w:p>
+      <w:pPr>
+        <w:numPr>
+          <w:ilvl w:val="0"/>
+          <w:numId w:val="34"/>
+        </w:numPr>
+        <w:spacing w:before="100" w:beforeAutospacing="1" w:after="100" w:afterAutospacing="1" w:line="240" w:lineRule="auto"/>
+        <w:rPr>
+          <w:rFonts w:ascii="Arial" w:eastAsia="Times New Roman" w:hAnsi="Arial" w:cs="Arial"/>
+          <w:lang w:eastAsia="de-DE"/>
+        </w:rPr>
+      </w:pPr>
+      <w:r>
+        <w:rPr>
+          <w:rFonts w:ascii="Arial" w:eastAsia="Times New Roman" w:hAnsi="Arial" w:cs="Arial"/>
+          <w:b/>
+          <w:bCs/>
+          <w:lang w:eastAsia="de-DE"/>
+        </w:rPr>
+        <w:t>S = R = 0</w:t>
+      </w:r>
+      <w:r>
+        <w:rPr>
+          <w:rFonts w:ascii="Arial" w:eastAsia="Times New Roman" w:hAnsi="Arial" w:cs="Arial"/>
+          <w:lang w:eastAsia="de-DE"/>
+        </w:rPr>
+        <w:t xml:space="preserve"> → Zustand bleibt gespeichert </w:t>
+      </w:r>
+    </w:p>
+    <w:p>
+      <w:pPr>
+        <w:numPr>
+          <w:ilvl w:val="0"/>
+          <w:numId w:val="34"/>
+        </w:numPr>
+        <w:spacing w:before="100" w:beforeAutospacing="1" w:after="100" w:afterAutospacing="1" w:line="240" w:lineRule="auto"/>
+        <w:rPr>
+          <w:rFonts w:ascii="Arial" w:eastAsia="Times New Roman" w:hAnsi="Arial" w:cs="Arial"/>
+          <w:lang w:eastAsia="de-DE"/>
+        </w:rPr>
+      </w:pPr>
+      <w:r>
+        <w:rPr>
+          <w:rFonts w:ascii="Arial" w:eastAsia="Times New Roman" w:hAnsi="Arial" w:cs="Arial"/>
+          <w:b/>
+          <w:bCs/>
+          <w:lang w:eastAsia="de-DE"/>
+        </w:rPr>
+        <w:t>S = R = 1</w:t>
+      </w:r>
+      <w:r>
+        <w:rPr>
+          <w:rFonts w:ascii="Arial" w:eastAsia="Times New Roman" w:hAnsi="Arial" w:cs="Arial"/>
+          <w:lang w:eastAsia="de-DE"/>
+        </w:rPr>
+        <w:t xml:space="preserve"> → undefiniert / verboten</w:t>
+      </w:r>
+    </w:p>
+    <w:p>
+      <w:pPr>
+        <w:rPr>
+          <w:rFonts w:ascii="Arial" w:hAnsi="Arial" w:cs="Arial"/>
+        </w:rPr>
+      </w:pPr>
+    </w:p>
+    <w:p>
+      <w:pPr>
+        <w:pStyle w:val="StandardWeb"/>
+        <w:rPr>
+          <w:rFonts w:ascii="Arial" w:hAnsi="Arial" w:cs="Arial"/>
+          <w:sz w:val="22"/>
+          <w:szCs w:val="22"/>
+        </w:rPr>
+      </w:pPr>
+      <w:r>
+        <w:rPr>
+          <w:rFonts w:ascii="Arial" w:hAnsi="Arial" w:cs="Arial"/>
+          <w:sz w:val="22"/>
+          <w:szCs w:val="22"/>
+        </w:rPr>
+        <w:t>Kurz erklären:</w:t>
+      </w:r>
+    </w:p>
+    <w:p>
+      <w:pPr>
+        <w:pStyle w:val="StandardWeb"/>
+        <w:numPr>
+          <w:ilvl w:val="0"/>
+          <w:numId w:val="4"/>
+        </w:numPr>
+        <w:rPr>
+          <w:rFonts w:ascii="Arial" w:hAnsi="Arial" w:cs="Arial"/>
+          <w:sz w:val="22"/>
+          <w:szCs w:val="22"/>
+        </w:rPr>
+      </w:pPr>
+      <w:r>
+        <w:rPr>
+          <w:rStyle w:val="Fett"/>
+          <w:rFonts w:ascii="Arial" w:hAnsi="Arial" w:cs="Arial"/>
+          <w:b w:val="0"/>
+          <w:sz w:val="22"/>
+          <w:szCs w:val="22"/>
+        </w:rPr>
+        <w:t>Set = 1 → Q wird 1</w:t>
+      </w:r>
+    </w:p>
+    <w:p>
+      <w:pPr>
+        <w:pStyle w:val="StandardWeb"/>
+        <w:numPr>
+          <w:ilvl w:val="0"/>
+          <w:numId w:val="4"/>
+        </w:numPr>
+        <w:rPr>
+          <w:rFonts w:ascii="Arial" w:hAnsi="Arial" w:cs="Arial"/>
+          <w:sz w:val="22"/>
+          <w:szCs w:val="22"/>
+        </w:rPr>
+      </w:pPr>
+      <w:proofErr w:type="spellStart"/>
+      <w:r>
+        <w:rPr>
+          <w:rStyle w:val="Fett"/>
+          <w:rFonts w:ascii="Arial" w:hAnsi="Arial" w:cs="Arial"/>
+          <w:b w:val="0"/>
+          <w:sz w:val="22"/>
+          <w:szCs w:val="22"/>
+        </w:rPr>
+        <w:t>Reset</w:t>
+      </w:r>
+      <w:proofErr w:type="spellEnd"/>
+      <w:r>
+        <w:rPr>
+          <w:rStyle w:val="Fett"/>
+          <w:rFonts w:ascii="Arial" w:hAnsi="Arial" w:cs="Arial"/>
+          <w:b w:val="0"/>
+          <w:sz w:val="22"/>
+          <w:szCs w:val="22"/>
+        </w:rPr>
+        <w:t xml:space="preserve"> = 1 → Q wird 0</w:t>
+      </w:r>
+    </w:p>
+    <w:p>
+      <w:pPr>
+        <w:pStyle w:val="StandardWeb"/>
+        <w:numPr>
+          <w:ilvl w:val="0"/>
+          <w:numId w:val="4"/>
+        </w:numPr>
+        <w:rPr>
+          <w:rFonts w:ascii="Arial" w:hAnsi="Arial" w:cs="Arial"/>
+          <w:sz w:val="22"/>
+          <w:szCs w:val="22"/>
+        </w:rPr>
+      </w:pPr>
+      <w:r>
+        <w:rPr>
+          <w:rFonts w:ascii="Arial" w:hAnsi="Arial" w:cs="Arial"/>
+          <w:sz w:val="22"/>
+          <w:szCs w:val="22"/>
+        </w:rPr>
+        <w:t xml:space="preserve">Beide gleichzeitig → </w:t>
+      </w:r>
+      <w:r>
+        <w:rPr>
+          <w:rStyle w:val="Fett"/>
+          <w:rFonts w:ascii="Arial" w:hAnsi="Arial" w:cs="Arial"/>
+          <w:b w:val="0"/>
+          <w:sz w:val="22"/>
+          <w:szCs w:val="22"/>
+        </w:rPr>
+        <w:t>Fehlerzustand</w:t>
+      </w:r>
+    </w:p>
+    <w:p>
+      <w:pPr>
+        <w:pStyle w:val="berschrift2"/>
+        <w:rPr>
+          <w:rFonts w:ascii="Arial" w:eastAsiaTheme="minorHAnsi" w:hAnsi="Arial" w:cs="Arial"/>
+          <w:b w:val="0"/>
+          <w:bCs w:val="0"/>
+          <w:sz w:val="22"/>
+          <w:szCs w:val="22"/>
+          <w:lang w:eastAsia="en-US"/>
+        </w:rPr>
+      </w:pPr>
+    </w:p>
+    <w:p>
+      <w:pPr>
+        <w:pStyle w:val="berschrift2"/>
+        <w:rPr>
+          <w:rFonts w:ascii="Arial" w:hAnsi="Arial" w:cs="Arial"/>
+          <w:sz w:val="22"/>
+          <w:szCs w:val="22"/>
+        </w:rPr>
+      </w:pPr>
+      <w:r>
+        <w:rPr>
+          <w:rFonts w:ascii="Arial" w:hAnsi="Arial" w:cs="Arial"/>
+          <w:sz w:val="22"/>
+          <w:szCs w:val="22"/>
+        </w:rPr>
+        <w:t>Theoretische Erklärung der Schaltung</w:t>
+      </w:r>
+    </w:p>
+    <w:p>
+      <w:pPr>
+        <w:pStyle w:val="StandardWeb"/>
+        <w:rPr>
+          <w:rFonts w:ascii="Arial" w:hAnsi="Arial" w:cs="Arial"/>
+          <w:sz w:val="22"/>
+          <w:szCs w:val="22"/>
+        </w:rPr>
+      </w:pPr>
+      <w:r>
+        <w:rPr>
+          <w:rFonts w:ascii="Arial" w:hAnsi="Arial" w:cs="Arial"/>
+          <w:sz w:val="22"/>
+          <w:szCs w:val="22"/>
+        </w:rPr>
+        <w:t xml:space="preserve">Ein Flipflop ist ein sogenanntes </w:t>
+      </w:r>
+      <w:r>
+        <w:rPr>
+          <w:rStyle w:val="Fett"/>
+          <w:rFonts w:ascii="Arial" w:hAnsi="Arial" w:cs="Arial"/>
+          <w:b w:val="0"/>
+          <w:sz w:val="22"/>
+          <w:szCs w:val="22"/>
+        </w:rPr>
+        <w:t>bistabiles System</w:t>
+      </w:r>
+      <w:r>
+        <w:rPr>
+          <w:rFonts w:ascii="Arial" w:hAnsi="Arial" w:cs="Arial"/>
+          <w:sz w:val="22"/>
+          <w:szCs w:val="22"/>
+        </w:rPr>
+        <w:t>:</w:t>
+      </w:r>
+      <w:r>
+        <w:rPr>
+          <w:rFonts w:ascii="Arial" w:hAnsi="Arial" w:cs="Arial"/>
+          <w:sz w:val="22"/>
+          <w:szCs w:val="22"/>
+        </w:rPr>
+        <w:br/>
+        <w:t xml:space="preserve">Es hat genau </w:t>
+      </w:r>
+      <w:r>
+        <w:rPr>
+          <w:rStyle w:val="Fett"/>
+          <w:rFonts w:ascii="Arial" w:hAnsi="Arial" w:cs="Arial"/>
+          <w:b w:val="0"/>
+          <w:sz w:val="22"/>
+          <w:szCs w:val="22"/>
+        </w:rPr>
+        <w:t>zwei stabile Zustände</w:t>
+      </w:r>
+      <w:r>
+        <w:rPr>
+          <w:rFonts w:ascii="Arial" w:hAnsi="Arial" w:cs="Arial"/>
+          <w:sz w:val="22"/>
+          <w:szCs w:val="22"/>
+        </w:rPr>
+        <w:t xml:space="preserve"> (0 und 1).</w:t>
+      </w:r>
+    </w:p>
+    <w:p>
+      <w:pPr>
+        <w:pStyle w:val="StandardWeb"/>
+        <w:rPr>
+          <w:rFonts w:ascii="Arial" w:hAnsi="Arial" w:cs="Arial"/>
+          <w:sz w:val="22"/>
+          <w:szCs w:val="22"/>
+        </w:rPr>
+      </w:pPr>
+      <w:r>
+        <w:rPr>
+          <w:rFonts w:ascii="Arial" w:hAnsi="Arial" w:cs="Arial"/>
+          <w:sz w:val="22"/>
+          <w:szCs w:val="22"/>
+        </w:rPr>
+        <w:lastRenderedPageBreak/>
+        <w:t>Durch die Rückkopplung bleibt der aktuelle Zustand erhalten, auch wenn kein neues Signal anliegt.</w:t>
+      </w:r>
+    </w:p>
+    <w:p>
+      <w:pPr>
+        <w:spacing w:before="100" w:beforeAutospacing="1" w:after="100" w:afterAutospacing="1" w:line="240" w:lineRule="auto"/>
+        <w:outlineLvl w:val="1"/>
+        <w:rPr>
+          <w:rFonts w:ascii="Arial" w:eastAsia="Times New Roman" w:hAnsi="Arial" w:cs="Arial"/>
+          <w:b/>
+          <w:bCs/>
+          <w:lang w:eastAsia="de-DE"/>
+        </w:rPr>
+      </w:pPr>
+      <w:r>
+        <w:rPr>
+          <w:rFonts w:ascii="Arial" w:eastAsia="Times New Roman" w:hAnsi="Arial" w:cs="Arial"/>
+          <w:b/>
+          <w:bCs/>
+          <w:lang w:eastAsia="de-DE"/>
+        </w:rPr>
+        <w:t>RS-Flipflop (</w:t>
+      </w:r>
+      <w:proofErr w:type="spellStart"/>
+      <w:r>
+        <w:rPr>
+          <w:rFonts w:ascii="Arial" w:eastAsia="Times New Roman" w:hAnsi="Arial" w:cs="Arial"/>
+          <w:b/>
+          <w:bCs/>
+          <w:lang w:eastAsia="de-DE"/>
+        </w:rPr>
+        <w:t>Reset</w:t>
+      </w:r>
+      <w:proofErr w:type="spellEnd"/>
+      <w:r>
+        <w:rPr>
+          <w:rFonts w:ascii="Arial" w:eastAsia="Times New Roman" w:hAnsi="Arial" w:cs="Arial"/>
+          <w:b/>
+          <w:bCs/>
+          <w:lang w:eastAsia="de-DE"/>
+        </w:rPr>
+        <w:t>-Set)</w:t>
+      </w:r>
+    </w:p>
+    <w:p>
+      <w:pPr>
+        <w:spacing w:before="100" w:beforeAutospacing="1" w:after="100" w:afterAutospacing="1" w:line="240" w:lineRule="auto"/>
+        <w:rPr>
+          <w:rFonts w:ascii="Arial" w:eastAsia="Times New Roman" w:hAnsi="Arial" w:cs="Arial"/>
+          <w:lang w:eastAsia="de-DE"/>
+        </w:rPr>
+      </w:pPr>
+      <w:r>
+        <w:rPr>
+          <w:rFonts w:ascii="Arial" w:eastAsia="Times New Roman" w:hAnsi="Arial" w:cs="Arial"/>
+          <w:b/>
+          <w:bCs/>
+          <w:lang w:eastAsia="de-DE"/>
+        </w:rPr>
+        <w:t>Funktion:</w:t>
+      </w:r>
+    </w:p>
+    <w:p>
+      <w:pPr>
+        <w:numPr>
+          <w:ilvl w:val="0"/>
+          <w:numId w:val="21"/>
+        </w:numPr>
+        <w:spacing w:before="100" w:beforeAutospacing="1" w:after="100" w:afterAutospacing="1" w:line="240" w:lineRule="auto"/>
+        <w:rPr>
+          <w:rFonts w:ascii="Arial" w:eastAsia="Times New Roman" w:hAnsi="Arial" w:cs="Arial"/>
+          <w:lang w:eastAsia="de-DE"/>
+        </w:rPr>
+      </w:pPr>
+      <w:r>
+        <w:rPr>
+          <w:rFonts w:ascii="Arial" w:eastAsia="Times New Roman" w:hAnsi="Arial" w:cs="Arial"/>
+          <w:lang w:eastAsia="de-DE"/>
+        </w:rPr>
+        <w:t xml:space="preserve">Set (S) → setzt Q auf 1 </w:t>
+      </w:r>
+    </w:p>
+    <w:p>
+      <w:pPr>
+        <w:numPr>
+          <w:ilvl w:val="0"/>
+          <w:numId w:val="21"/>
+        </w:numPr>
+        <w:spacing w:before="100" w:beforeAutospacing="1" w:after="100" w:afterAutospacing="1" w:line="240" w:lineRule="auto"/>
+        <w:rPr>
+          <w:rFonts w:ascii="Arial" w:eastAsia="Times New Roman" w:hAnsi="Arial" w:cs="Arial"/>
+          <w:lang w:eastAsia="de-DE"/>
+        </w:rPr>
+      </w:pPr>
+      <w:proofErr w:type="spellStart"/>
+      <w:r>
+        <w:rPr>
+          <w:rFonts w:ascii="Arial" w:eastAsia="Times New Roman" w:hAnsi="Arial" w:cs="Arial"/>
+          <w:lang w:eastAsia="de-DE"/>
+        </w:rPr>
+        <w:t>Reset</w:t>
+      </w:r>
+      <w:proofErr w:type="spellEnd"/>
+      <w:r>
+        <w:rPr>
+          <w:rFonts w:ascii="Arial" w:eastAsia="Times New Roman" w:hAnsi="Arial" w:cs="Arial"/>
+          <w:lang w:eastAsia="de-DE"/>
+        </w:rPr>
+        <w:t xml:space="preserve"> (R) → setzt Q auf 0 </w:t>
+      </w:r>
+    </w:p>
+    <w:p>
+      <w:pPr>
+        <w:numPr>
+          <w:ilvl w:val="0"/>
+          <w:numId w:val="21"/>
+        </w:numPr>
+        <w:spacing w:before="100" w:beforeAutospacing="1" w:after="100" w:afterAutospacing="1" w:line="240" w:lineRule="auto"/>
+        <w:rPr>
+          <w:rFonts w:ascii="Arial" w:eastAsia="Times New Roman" w:hAnsi="Arial" w:cs="Arial"/>
+          <w:lang w:eastAsia="de-DE"/>
+        </w:rPr>
+      </w:pPr>
+      <w:r>
+        <w:rPr>
+          <w:rFonts w:ascii="Arial" w:eastAsia="Times New Roman" w:hAnsi="Arial" w:cs="Arial"/>
+          <w:lang w:eastAsia="de-DE"/>
+        </w:rPr>
+        <w:t xml:space="preserve">Speichert einen Zustand </w:t>
+      </w:r>
+    </w:p>
+    <w:p>
+      <w:pPr>
+        <w:spacing w:before="100" w:beforeAutospacing="1" w:after="100" w:afterAutospacing="1" w:line="240" w:lineRule="auto"/>
+        <w:rPr>
+          <w:rFonts w:ascii="Arial" w:eastAsia="Times New Roman" w:hAnsi="Arial" w:cs="Arial"/>
+          <w:lang w:eastAsia="de-DE"/>
+        </w:rPr>
+      </w:pPr>
+      <w:r>
+        <w:rPr>
+          <w:rFonts w:ascii="Arial" w:eastAsia="Times New Roman" w:hAnsi="Arial" w:cs="Arial"/>
+          <w:b/>
+          <w:bCs/>
+          <w:lang w:eastAsia="de-DE"/>
+        </w:rPr>
+        <w:t>Besonderheit:</w:t>
+      </w:r>
+    </w:p>
+    <w:p>
+      <w:pPr>
+        <w:numPr>
+          <w:ilvl w:val="0"/>
+          <w:numId w:val="22"/>
+        </w:numPr>
+        <w:spacing w:before="100" w:beforeAutospacing="1" w:after="100" w:afterAutospacing="1" w:line="240" w:lineRule="auto"/>
+        <w:rPr>
+          <w:rFonts w:ascii="Arial" w:eastAsia="Times New Roman" w:hAnsi="Arial" w:cs="Arial"/>
+          <w:lang w:eastAsia="de-DE"/>
+        </w:rPr>
+      </w:pPr>
+      <w:r>
+        <w:rPr>
+          <w:rFonts w:ascii="Arial" w:eastAsia="Times New Roman" w:hAnsi="Arial" w:cs="Arial"/>
+          <w:lang w:eastAsia="de-DE"/>
+        </w:rPr>
+        <w:t xml:space="preserve">Zustand S = 1 und R = 1 → </w:t>
+      </w:r>
+      <w:r>
+        <w:rPr>
+          <w:rFonts w:ascii="Arial" w:eastAsia="Times New Roman" w:hAnsi="Arial" w:cs="Arial"/>
+          <w:b/>
+          <w:bCs/>
+          <w:lang w:eastAsia="de-DE"/>
+        </w:rPr>
+        <w:t>nicht erlaubt</w:t>
+      </w:r>
+      <w:r>
+        <w:rPr>
+          <w:rFonts w:ascii="Arial" w:eastAsia="Times New Roman" w:hAnsi="Arial" w:cs="Arial"/>
+          <w:lang w:eastAsia="de-DE"/>
+        </w:rPr>
+        <w:t xml:space="preserve"> </w:t>
+      </w:r>
+    </w:p>
+    <w:p>
+      <w:pPr>
+        <w:spacing w:before="100" w:beforeAutospacing="1" w:after="100" w:afterAutospacing="1" w:line="240" w:lineRule="auto"/>
+        <w:rPr>
+          <w:rFonts w:ascii="Arial" w:eastAsia="Times New Roman" w:hAnsi="Arial" w:cs="Arial"/>
+          <w:lang w:eastAsia="de-DE"/>
+        </w:rPr>
+      </w:pPr>
+      <w:r>
+        <w:rPr>
+          <w:rFonts w:ascii="Arial" w:eastAsia="Times New Roman" w:hAnsi="Arial" w:cs="Arial"/>
+          <w:b/>
+          <w:bCs/>
+          <w:lang w:eastAsia="de-DE"/>
+        </w:rPr>
+        <w:t>Verwendung:</w:t>
+      </w:r>
+    </w:p>
+    <w:p>
+      <w:pPr>
+        <w:numPr>
+          <w:ilvl w:val="0"/>
+          <w:numId w:val="23"/>
+        </w:numPr>
+        <w:spacing w:before="100" w:beforeAutospacing="1" w:after="100" w:afterAutospacing="1" w:line="240" w:lineRule="auto"/>
+        <w:rPr>
+          <w:rFonts w:ascii="Arial" w:eastAsia="Times New Roman" w:hAnsi="Arial" w:cs="Arial"/>
+          <w:lang w:eastAsia="de-DE"/>
+        </w:rPr>
+      </w:pPr>
+      <w:r>
+        <w:rPr>
+          <w:rFonts w:ascii="Arial" w:eastAsia="Times New Roman" w:hAnsi="Arial" w:cs="Arial"/>
+          <w:lang w:eastAsia="de-DE"/>
+        </w:rPr>
+        <w:t xml:space="preserve">Einfache Speicherfunktionen </w:t>
+      </w:r>
+    </w:p>
+    <w:p>
+      <w:pPr>
+        <w:numPr>
+          <w:ilvl w:val="0"/>
+          <w:numId w:val="23"/>
+        </w:numPr>
+        <w:spacing w:before="100" w:beforeAutospacing="1" w:after="100" w:afterAutospacing="1" w:line="240" w:lineRule="auto"/>
+        <w:rPr>
+          <w:rFonts w:ascii="Arial" w:eastAsia="Times New Roman" w:hAnsi="Arial" w:cs="Arial"/>
+          <w:lang w:eastAsia="de-DE"/>
+        </w:rPr>
+      </w:pPr>
+      <w:r>
+        <w:rPr>
+          <w:rFonts w:ascii="Arial" w:eastAsia="Times New Roman" w:hAnsi="Arial" w:cs="Arial"/>
+          <w:lang w:eastAsia="de-DE"/>
+        </w:rPr>
+        <w:t xml:space="preserve">Grundbaustein für andere Flipflops </w:t>
+      </w:r>
+    </w:p>
+    <w:p>
+      <w:pPr>
+        <w:spacing w:after="0" w:line="240" w:lineRule="auto"/>
+        <w:rPr>
+          <w:rFonts w:ascii="Arial" w:eastAsia="Times New Roman" w:hAnsi="Arial" w:cs="Arial"/>
+          <w:lang w:eastAsia="de-DE"/>
+        </w:rPr>
+      </w:pPr>
+      <w:r>
+        <w:rPr>
+          <w:rFonts w:ascii="Arial" w:eastAsia="Times New Roman" w:hAnsi="Arial" w:cs="Arial"/>
+          <w:lang w:eastAsia="de-DE"/>
+        </w:rPr>
+        <w:pict>
+          <v:rect id="_x0000_i1025" style="width:0;height:1.5pt" o:hralign="center" o:hrstd="t" o:hr="t" fillcolor="#a0a0a0" stroked="f"/>
+        </w:pict>
+      </w:r>
+    </w:p>
+    <w:p>
+      <w:pPr>
+        <w:spacing w:before="100" w:beforeAutospacing="1" w:after="100" w:afterAutospacing="1" w:line="240" w:lineRule="auto"/>
+        <w:outlineLvl w:val="1"/>
+        <w:rPr>
+          <w:rFonts w:ascii="Arial" w:eastAsia="Times New Roman" w:hAnsi="Arial" w:cs="Arial"/>
+          <w:b/>
+          <w:bCs/>
+          <w:lang w:eastAsia="de-DE"/>
+        </w:rPr>
+      </w:pPr>
+      <w:r>
+        <w:rPr>
+          <w:rFonts w:ascii="Segoe UI Emoji" w:eastAsia="Times New Roman" w:hAnsi="Segoe UI Emoji" w:cs="Segoe UI Emoji"/>
+          <w:b/>
+          <w:bCs/>
+          <w:lang w:eastAsia="de-DE"/>
+        </w:rPr>
+        <w:t>🔹</w:t>
+      </w:r>
+      <w:r>
+        <w:rPr>
+          <w:rFonts w:ascii="Arial" w:eastAsia="Times New Roman" w:hAnsi="Arial" w:cs="Arial"/>
+          <w:b/>
+          <w:bCs/>
+          <w:lang w:eastAsia="de-DE"/>
+        </w:rPr>
+        <w:t xml:space="preserve"> D-Flipflop (Data-Flipflop)</w:t>
+      </w:r>
+    </w:p>
+    <w:p>
+      <w:pPr>
+        <w:spacing w:before="100" w:beforeAutospacing="1" w:after="100" w:afterAutospacing="1" w:line="240" w:lineRule="auto"/>
+        <w:rPr>
+          <w:rFonts w:ascii="Arial" w:eastAsia="Times New Roman" w:hAnsi="Arial" w:cs="Arial"/>
+          <w:lang w:eastAsia="de-DE"/>
+        </w:rPr>
+      </w:pPr>
+      <w:r>
+        <w:rPr>
+          <w:rFonts w:ascii="Arial" w:eastAsia="Times New Roman" w:hAnsi="Arial" w:cs="Arial"/>
+          <w:b/>
+          <w:bCs/>
+          <w:lang w:eastAsia="de-DE"/>
+        </w:rPr>
+        <w:t>Funktion:</w:t>
+      </w:r>
+    </w:p>
+    <w:p>
+      <w:pPr>
+        <w:numPr>
+          <w:ilvl w:val="0"/>
+          <w:numId w:val="24"/>
+        </w:numPr>
+        <w:spacing w:before="100" w:beforeAutospacing="1" w:after="100" w:afterAutospacing="1" w:line="240" w:lineRule="auto"/>
+        <w:rPr>
+          <w:rFonts w:ascii="Arial" w:eastAsia="Times New Roman" w:hAnsi="Arial" w:cs="Arial"/>
+          <w:lang w:eastAsia="de-DE"/>
+        </w:rPr>
+      </w:pPr>
+      <w:r>
+        <w:rPr>
+          <w:rFonts w:ascii="Arial" w:eastAsia="Times New Roman" w:hAnsi="Arial" w:cs="Arial"/>
+          <w:lang w:eastAsia="de-DE"/>
+        </w:rPr>
+        <w:t xml:space="preserve">Übernimmt den Wert von D (0 oder 1) bei einem Takt </w:t>
+      </w:r>
+    </w:p>
+    <w:p>
+      <w:pPr>
+        <w:numPr>
+          <w:ilvl w:val="0"/>
+          <w:numId w:val="24"/>
+        </w:numPr>
+        <w:spacing w:before="100" w:beforeAutospacing="1" w:after="100" w:afterAutospacing="1" w:line="240" w:lineRule="auto"/>
+        <w:rPr>
+          <w:rFonts w:ascii="Arial" w:eastAsia="Times New Roman" w:hAnsi="Arial" w:cs="Arial"/>
+          <w:lang w:eastAsia="de-DE"/>
+        </w:rPr>
+      </w:pPr>
+      <w:r>
+        <w:rPr>
+          <w:rFonts w:ascii="Arial" w:eastAsia="Times New Roman" w:hAnsi="Arial" w:cs="Arial"/>
+          <w:lang w:eastAsia="de-DE"/>
+        </w:rPr>
+        <w:t xml:space="preserve">Speichert diesen Wert </w:t>
+      </w:r>
+    </w:p>
+    <w:p>
+      <w:pPr>
+        <w:spacing w:before="100" w:beforeAutospacing="1" w:after="100" w:afterAutospacing="1" w:line="240" w:lineRule="auto"/>
+        <w:rPr>
+          <w:rFonts w:ascii="Arial" w:eastAsia="Times New Roman" w:hAnsi="Arial" w:cs="Arial"/>
+          <w:lang w:eastAsia="de-DE"/>
+        </w:rPr>
+      </w:pPr>
+      <w:r>
+        <w:rPr>
+          <w:rFonts w:ascii="Arial" w:eastAsia="Times New Roman" w:hAnsi="Arial" w:cs="Arial"/>
+          <w:b/>
+          <w:bCs/>
+          <w:lang w:eastAsia="de-DE"/>
+        </w:rPr>
+        <w:t>Besonderheit:</w:t>
+      </w:r>
+    </w:p>
+    <w:p>
+      <w:pPr>
+        <w:numPr>
+          <w:ilvl w:val="0"/>
+          <w:numId w:val="25"/>
+        </w:numPr>
+        <w:spacing w:before="100" w:beforeAutospacing="1" w:after="100" w:afterAutospacing="1" w:line="240" w:lineRule="auto"/>
+        <w:rPr>
+          <w:rFonts w:ascii="Arial" w:eastAsia="Times New Roman" w:hAnsi="Arial" w:cs="Arial"/>
+          <w:lang w:eastAsia="de-DE"/>
+        </w:rPr>
+      </w:pPr>
+      <w:r>
+        <w:rPr>
+          <w:rFonts w:ascii="Arial" w:eastAsia="Times New Roman" w:hAnsi="Arial" w:cs="Arial"/>
+          <w:lang w:eastAsia="de-DE"/>
+        </w:rPr>
+        <w:t xml:space="preserve">Kein verbotener Zustand </w:t>
+      </w:r>
+    </w:p>
+    <w:p>
+      <w:pPr>
+        <w:numPr>
+          <w:ilvl w:val="0"/>
+          <w:numId w:val="25"/>
+        </w:numPr>
+        <w:spacing w:before="100" w:beforeAutospacing="1" w:after="100" w:afterAutospacing="1" w:line="240" w:lineRule="auto"/>
+        <w:rPr>
+          <w:rFonts w:ascii="Arial" w:eastAsia="Times New Roman" w:hAnsi="Arial" w:cs="Arial"/>
+          <w:lang w:eastAsia="de-DE"/>
+        </w:rPr>
+      </w:pPr>
+      <w:r>
+        <w:rPr>
+          <w:rFonts w:ascii="Arial" w:eastAsia="Times New Roman" w:hAnsi="Arial" w:cs="Arial"/>
+          <w:lang w:eastAsia="de-DE"/>
+        </w:rPr>
+        <w:t xml:space="preserve">Sehr stabil und zuverlässig </w:t>
+      </w:r>
+    </w:p>
+    <w:p>
+      <w:pPr>
+        <w:spacing w:before="100" w:beforeAutospacing="1" w:after="100" w:afterAutospacing="1" w:line="240" w:lineRule="auto"/>
+        <w:rPr>
+          <w:rFonts w:ascii="Arial" w:eastAsia="Times New Roman" w:hAnsi="Arial" w:cs="Arial"/>
+          <w:lang w:eastAsia="de-DE"/>
+        </w:rPr>
+      </w:pPr>
+      <w:r>
+        <w:rPr>
+          <w:rFonts w:ascii="Arial" w:eastAsia="Times New Roman" w:hAnsi="Arial" w:cs="Arial"/>
+          <w:b/>
+          <w:bCs/>
+          <w:lang w:eastAsia="de-DE"/>
+        </w:rPr>
+        <w:t>Verwendung:</w:t>
+      </w:r>
+    </w:p>
+    <w:p>
+      <w:pPr>
+        <w:numPr>
+          <w:ilvl w:val="0"/>
+          <w:numId w:val="26"/>
+        </w:numPr>
+        <w:spacing w:before="100" w:beforeAutospacing="1" w:after="100" w:afterAutospacing="1" w:line="240" w:lineRule="auto"/>
+        <w:rPr>
+          <w:rFonts w:ascii="Arial" w:eastAsia="Times New Roman" w:hAnsi="Arial" w:cs="Arial"/>
+          <w:lang w:eastAsia="de-DE"/>
+        </w:rPr>
+      </w:pPr>
+      <w:r>
+        <w:rPr>
+          <w:rFonts w:ascii="Arial" w:eastAsia="Times New Roman" w:hAnsi="Arial" w:cs="Arial"/>
+          <w:lang w:eastAsia="de-DE"/>
+        </w:rPr>
+        <w:t xml:space="preserve">Register (Datenspeicher im Prozessor) </w:t>
+      </w:r>
+    </w:p>
+    <w:p>
+      <w:pPr>
+        <w:numPr>
+          <w:ilvl w:val="0"/>
+          <w:numId w:val="26"/>
+        </w:numPr>
+        <w:spacing w:before="100" w:beforeAutospacing="1" w:after="100" w:afterAutospacing="1" w:line="240" w:lineRule="auto"/>
+        <w:rPr>
+          <w:rFonts w:ascii="Arial" w:eastAsia="Times New Roman" w:hAnsi="Arial" w:cs="Arial"/>
+          <w:lang w:eastAsia="de-DE"/>
+        </w:rPr>
+      </w:pPr>
+      <w:r>
+        <w:rPr>
+          <w:rFonts w:ascii="Arial" w:eastAsia="Times New Roman" w:hAnsi="Arial" w:cs="Arial"/>
+          <w:lang w:eastAsia="de-DE"/>
+        </w:rPr>
+        <w:t xml:space="preserve">Synchronisierte Schaltungen </w:t>
+      </w:r>
+    </w:p>
+    <w:p>
+      <w:pPr>
+        <w:spacing w:after="0" w:line="240" w:lineRule="auto"/>
+        <w:rPr>
+          <w:rFonts w:ascii="Arial" w:eastAsia="Times New Roman" w:hAnsi="Arial" w:cs="Arial"/>
+          <w:lang w:eastAsia="de-DE"/>
+        </w:rPr>
+      </w:pPr>
+      <w:r>
+        <w:rPr>
+          <w:rFonts w:ascii="Arial" w:eastAsia="Times New Roman" w:hAnsi="Arial" w:cs="Arial"/>
+          <w:lang w:eastAsia="de-DE"/>
+        </w:rPr>
+        <w:pict>
+          <v:rect id="_x0000_i1026" style="width:0;height:1.5pt" o:hralign="center" o:hrstd="t" o:hr="t" fillcolor="#a0a0a0" stroked="f"/>
+        </w:pict>
+      </w:r>
+    </w:p>
+    <w:p>
+      <w:pPr>
+        <w:spacing w:before="100" w:beforeAutospacing="1" w:after="100" w:afterAutospacing="1" w:line="240" w:lineRule="auto"/>
+        <w:outlineLvl w:val="1"/>
+        <w:rPr>
+          <w:rFonts w:ascii="Arial" w:eastAsia="Times New Roman" w:hAnsi="Arial" w:cs="Arial"/>
+          <w:b/>
+          <w:bCs/>
+          <w:lang w:eastAsia="de-DE"/>
+        </w:rPr>
+      </w:pPr>
+      <w:r>
+        <w:rPr>
+          <w:rFonts w:ascii="Segoe UI Emoji" w:eastAsia="Times New Roman" w:hAnsi="Segoe UI Emoji" w:cs="Segoe UI Emoji"/>
+          <w:b/>
+          <w:bCs/>
+          <w:lang w:eastAsia="de-DE"/>
+        </w:rPr>
+        <w:t>🔹</w:t>
+      </w:r>
+      <w:r>
+        <w:rPr>
+          <w:rFonts w:ascii="Arial" w:eastAsia="Times New Roman" w:hAnsi="Arial" w:cs="Arial"/>
+          <w:b/>
+          <w:bCs/>
+          <w:lang w:eastAsia="de-DE"/>
+        </w:rPr>
+        <w:t xml:space="preserve"> T-Flipflop (</w:t>
+      </w:r>
+      <w:proofErr w:type="spellStart"/>
+      <w:r>
+        <w:rPr>
+          <w:rFonts w:ascii="Arial" w:eastAsia="Times New Roman" w:hAnsi="Arial" w:cs="Arial"/>
+          <w:b/>
+          <w:bCs/>
+          <w:lang w:eastAsia="de-DE"/>
+        </w:rPr>
+        <w:t>Toggle</w:t>
+      </w:r>
+      <w:proofErr w:type="spellEnd"/>
+      <w:r>
+        <w:rPr>
+          <w:rFonts w:ascii="Arial" w:eastAsia="Times New Roman" w:hAnsi="Arial" w:cs="Arial"/>
+          <w:b/>
+          <w:bCs/>
+          <w:lang w:eastAsia="de-DE"/>
+        </w:rPr>
+        <w:t>-Flipflop)</w:t>
+      </w:r>
+    </w:p>
+    <w:p>
+      <w:pPr>
+        <w:spacing w:before="100" w:beforeAutospacing="1" w:after="100" w:afterAutospacing="1" w:line="240" w:lineRule="auto"/>
+        <w:rPr>
+          <w:rFonts w:ascii="Arial" w:eastAsia="Times New Roman" w:hAnsi="Arial" w:cs="Arial"/>
+          <w:lang w:eastAsia="de-DE"/>
+        </w:rPr>
+      </w:pPr>
+      <w:r>
+        <w:rPr>
+          <w:rFonts w:ascii="Arial" w:eastAsia="Times New Roman" w:hAnsi="Arial" w:cs="Arial"/>
+          <w:b/>
+          <w:bCs/>
+          <w:lang w:eastAsia="de-DE"/>
+        </w:rPr>
+        <w:t>Funktion:</w:t>
+      </w:r>
+    </w:p>
+    <w:p>
+      <w:pPr>
+        <w:numPr>
+          <w:ilvl w:val="0"/>
+          <w:numId w:val="27"/>
+        </w:numPr>
+        <w:spacing w:before="100" w:beforeAutospacing="1" w:after="100" w:afterAutospacing="1" w:line="240" w:lineRule="auto"/>
+        <w:rPr>
+          <w:rFonts w:ascii="Arial" w:eastAsia="Times New Roman" w:hAnsi="Arial" w:cs="Arial"/>
+          <w:lang w:eastAsia="de-DE"/>
+        </w:rPr>
+      </w:pPr>
+      <w:r>
+        <w:rPr>
+          <w:rFonts w:ascii="Arial" w:eastAsia="Times New Roman" w:hAnsi="Arial" w:cs="Arial"/>
+          <w:lang w:eastAsia="de-DE"/>
+        </w:rPr>
+        <w:t xml:space="preserve">Wechselt Zustand bei jedem Signal: </w:t>
+      </w:r>
+    </w:p>
+    <w:p>
+      <w:pPr>
+        <w:numPr>
+          <w:ilvl w:val="1"/>
+          <w:numId w:val="27"/>
+        </w:numPr>
+        <w:spacing w:before="100" w:beforeAutospacing="1" w:after="100" w:afterAutospacing="1" w:line="240" w:lineRule="auto"/>
+        <w:rPr>
+          <w:rFonts w:ascii="Arial" w:eastAsia="Times New Roman" w:hAnsi="Arial" w:cs="Arial"/>
+          <w:lang w:eastAsia="de-DE"/>
+        </w:rPr>
+      </w:pPr>
+      <w:r>
+        <w:rPr>
+          <w:rFonts w:ascii="Arial" w:eastAsia="Times New Roman" w:hAnsi="Arial" w:cs="Arial"/>
+          <w:lang w:eastAsia="de-DE"/>
+        </w:rPr>
+        <w:t xml:space="preserve">0 → 1 </w:t>
+      </w:r>
+    </w:p>
+    <w:p>
+      <w:pPr>
+        <w:numPr>
+          <w:ilvl w:val="1"/>
+          <w:numId w:val="27"/>
+        </w:numPr>
+        <w:spacing w:before="100" w:beforeAutospacing="1" w:after="100" w:afterAutospacing="1" w:line="240" w:lineRule="auto"/>
+        <w:rPr>
+          <w:rFonts w:ascii="Arial" w:eastAsia="Times New Roman" w:hAnsi="Arial" w:cs="Arial"/>
+          <w:lang w:eastAsia="de-DE"/>
+        </w:rPr>
+      </w:pPr>
+      <w:r>
+        <w:rPr>
+          <w:rFonts w:ascii="Arial" w:eastAsia="Times New Roman" w:hAnsi="Arial" w:cs="Arial"/>
+          <w:lang w:eastAsia="de-DE"/>
+        </w:rPr>
+        <w:t xml:space="preserve">1 → 0 </w:t>
+      </w:r>
+    </w:p>
+    <w:p>
+      <w:pPr>
+        <w:spacing w:before="100" w:beforeAutospacing="1" w:after="100" w:afterAutospacing="1" w:line="240" w:lineRule="auto"/>
+        <w:rPr>
+          <w:rFonts w:ascii="Arial" w:eastAsia="Times New Roman" w:hAnsi="Arial" w:cs="Arial"/>
+          <w:lang w:eastAsia="de-DE"/>
+        </w:rPr>
+      </w:pPr>
+      <w:r>
+        <w:rPr>
+          <w:rFonts w:ascii="Arial" w:eastAsia="Times New Roman" w:hAnsi="Arial" w:cs="Arial"/>
+          <w:b/>
+          <w:bCs/>
+          <w:lang w:eastAsia="de-DE"/>
+        </w:rPr>
+        <w:t>Besonderheit:</w:t>
+      </w:r>
+    </w:p>
+    <w:p>
+      <w:pPr>
+        <w:numPr>
+          <w:ilvl w:val="0"/>
+          <w:numId w:val="28"/>
+        </w:numPr>
+        <w:spacing w:before="100" w:beforeAutospacing="1" w:after="100" w:afterAutospacing="1" w:line="240" w:lineRule="auto"/>
+        <w:rPr>
+          <w:rFonts w:ascii="Arial" w:eastAsia="Times New Roman" w:hAnsi="Arial" w:cs="Arial"/>
+          <w:lang w:eastAsia="de-DE"/>
+        </w:rPr>
+      </w:pPr>
+      <w:r>
+        <w:rPr>
+          <w:rFonts w:ascii="Arial" w:eastAsia="Times New Roman" w:hAnsi="Arial" w:cs="Arial"/>
+          <w:lang w:eastAsia="de-DE"/>
+        </w:rPr>
+        <w:t xml:space="preserve">„Umschalter“ </w:t>
+      </w:r>
+    </w:p>
+    <w:p>
+      <w:pPr>
+        <w:spacing w:before="100" w:beforeAutospacing="1" w:after="100" w:afterAutospacing="1" w:line="240" w:lineRule="auto"/>
+        <w:rPr>
+          <w:rFonts w:ascii="Arial" w:eastAsia="Times New Roman" w:hAnsi="Arial" w:cs="Arial"/>
+          <w:lang w:eastAsia="de-DE"/>
+        </w:rPr>
+      </w:pPr>
+      <w:r>
+        <w:rPr>
+          <w:rFonts w:ascii="Arial" w:eastAsia="Times New Roman" w:hAnsi="Arial" w:cs="Arial"/>
+          <w:b/>
+          <w:bCs/>
+          <w:lang w:eastAsia="de-DE"/>
+        </w:rPr>
+        <w:lastRenderedPageBreak/>
+        <w:t>Verwendung:</w:t>
+      </w:r>
+    </w:p>
+    <w:p>
+      <w:pPr>
+        <w:numPr>
+          <w:ilvl w:val="0"/>
+          <w:numId w:val="29"/>
+        </w:numPr>
+        <w:spacing w:before="100" w:beforeAutospacing="1" w:after="100" w:afterAutospacing="1" w:line="240" w:lineRule="auto"/>
+        <w:rPr>
+          <w:rFonts w:ascii="Arial" w:eastAsia="Times New Roman" w:hAnsi="Arial" w:cs="Arial"/>
+          <w:lang w:eastAsia="de-DE"/>
+        </w:rPr>
+      </w:pPr>
+      <w:r>
+        <w:rPr>
+          <w:rFonts w:ascii="Arial" w:eastAsia="Times New Roman" w:hAnsi="Arial" w:cs="Arial"/>
+          <w:lang w:eastAsia="de-DE"/>
+        </w:rPr>
+        <w:t xml:space="preserve">Zähler (z. B. Binärzähler) </w:t>
+      </w:r>
+    </w:p>
+    <w:p>
+      <w:pPr>
+        <w:numPr>
+          <w:ilvl w:val="0"/>
+          <w:numId w:val="29"/>
+        </w:numPr>
+        <w:spacing w:before="100" w:beforeAutospacing="1" w:after="100" w:afterAutospacing="1" w:line="240" w:lineRule="auto"/>
+        <w:rPr>
+          <w:rFonts w:ascii="Arial" w:eastAsia="Times New Roman" w:hAnsi="Arial" w:cs="Arial"/>
+          <w:lang w:eastAsia="de-DE"/>
+        </w:rPr>
+      </w:pPr>
+      <w:r>
+        <w:rPr>
+          <w:rFonts w:ascii="Arial" w:eastAsia="Times New Roman" w:hAnsi="Arial" w:cs="Arial"/>
+          <w:lang w:eastAsia="de-DE"/>
+        </w:rPr>
+        <w:t xml:space="preserve">Frequenzteilung (Signal halbieren) </w:t>
+      </w:r>
+    </w:p>
+    <w:p>
+      <w:pPr>
+        <w:spacing w:after="0" w:line="240" w:lineRule="auto"/>
+        <w:rPr>
+          <w:rFonts w:ascii="Arial" w:eastAsia="Times New Roman" w:hAnsi="Arial" w:cs="Arial"/>
+          <w:lang w:eastAsia="de-DE"/>
+        </w:rPr>
+      </w:pPr>
+      <w:r>
+        <w:rPr>
+          <w:rFonts w:ascii="Arial" w:eastAsia="Times New Roman" w:hAnsi="Arial" w:cs="Arial"/>
+          <w:lang w:eastAsia="de-DE"/>
+        </w:rPr>
+        <w:pict>
+          <v:rect id="_x0000_i1027" style="width:0;height:1.5pt" o:hralign="center" o:hrstd="t" o:hr="t" fillcolor="#a0a0a0" stroked="f"/>
+        </w:pict>
+      </w:r>
+    </w:p>
+    <w:p>
+      <w:pPr>
+        <w:spacing w:before="100" w:beforeAutospacing="1" w:after="100" w:afterAutospacing="1" w:line="240" w:lineRule="auto"/>
+        <w:outlineLvl w:val="1"/>
+        <w:rPr>
+          <w:rFonts w:ascii="Arial" w:eastAsia="Times New Roman" w:hAnsi="Arial" w:cs="Arial"/>
+          <w:b/>
+          <w:bCs/>
+          <w:lang w:eastAsia="de-DE"/>
+        </w:rPr>
+      </w:pPr>
+      <w:r>
+        <w:rPr>
+          <w:rFonts w:ascii="Segoe UI Emoji" w:eastAsia="Times New Roman" w:hAnsi="Segoe UI Emoji" w:cs="Segoe UI Emoji"/>
+          <w:b/>
+          <w:bCs/>
+          <w:lang w:eastAsia="de-DE"/>
+        </w:rPr>
+        <w:t>🔹</w:t>
+      </w:r>
+      <w:r>
+        <w:rPr>
+          <w:rFonts w:ascii="Arial" w:eastAsia="Times New Roman" w:hAnsi="Arial" w:cs="Arial"/>
+          <w:b/>
+          <w:bCs/>
+          <w:lang w:eastAsia="de-DE"/>
+        </w:rPr>
+        <w:t xml:space="preserve"> JK-Flipflop</w:t>
+      </w:r>
+    </w:p>
+    <w:p>
+      <w:pPr>
+        <w:spacing w:before="100" w:beforeAutospacing="1" w:after="100" w:afterAutospacing="1" w:line="240" w:lineRule="auto"/>
+        <w:rPr>
+          <w:rFonts w:ascii="Arial" w:eastAsia="Times New Roman" w:hAnsi="Arial" w:cs="Arial"/>
+          <w:lang w:eastAsia="de-DE"/>
+        </w:rPr>
+      </w:pPr>
+      <w:r>
+        <w:rPr>
+          <w:rFonts w:ascii="Arial" w:eastAsia="Times New Roman" w:hAnsi="Arial" w:cs="Arial"/>
+          <w:b/>
+          <w:bCs/>
+          <w:lang w:eastAsia="de-DE"/>
+        </w:rPr>
+        <w:t>Funktion:</w:t>
+      </w:r>
+    </w:p>
+    <w:p>
+      <w:pPr>
+        <w:numPr>
+          <w:ilvl w:val="0"/>
+          <w:numId w:val="30"/>
+        </w:numPr>
+        <w:spacing w:before="100" w:beforeAutospacing="1" w:after="100" w:afterAutospacing="1" w:line="240" w:lineRule="auto"/>
+        <w:rPr>
+          <w:rFonts w:ascii="Arial" w:eastAsia="Times New Roman" w:hAnsi="Arial" w:cs="Arial"/>
+          <w:lang w:eastAsia="de-DE"/>
+        </w:rPr>
+      </w:pPr>
+      <w:r>
+        <w:rPr>
+          <w:rFonts w:ascii="Arial" w:eastAsia="Times New Roman" w:hAnsi="Arial" w:cs="Arial"/>
+          <w:lang w:eastAsia="de-DE"/>
+        </w:rPr>
+        <w:t xml:space="preserve">Kombination aus RS und T </w:t>
+      </w:r>
+    </w:p>
+    <w:p>
+      <w:pPr>
+        <w:numPr>
+          <w:ilvl w:val="0"/>
+          <w:numId w:val="30"/>
+        </w:numPr>
+        <w:spacing w:before="100" w:beforeAutospacing="1" w:after="100" w:afterAutospacing="1" w:line="240" w:lineRule="auto"/>
+        <w:rPr>
+          <w:rFonts w:ascii="Arial" w:eastAsia="Times New Roman" w:hAnsi="Arial" w:cs="Arial"/>
+          <w:lang w:eastAsia="de-DE"/>
+        </w:rPr>
+      </w:pPr>
+      <w:r>
+        <w:rPr>
+          <w:rFonts w:ascii="Arial" w:eastAsia="Times New Roman" w:hAnsi="Arial" w:cs="Arial"/>
+          <w:lang w:eastAsia="de-DE"/>
+        </w:rPr>
+        <w:t xml:space="preserve">Kein verbotener Zustand </w:t>
+      </w:r>
+    </w:p>
+    <w:p>
+      <w:pPr>
+        <w:spacing w:before="100" w:beforeAutospacing="1" w:after="100" w:afterAutospacing="1" w:line="240" w:lineRule="auto"/>
+        <w:rPr>
+          <w:rFonts w:ascii="Arial" w:eastAsia="Times New Roman" w:hAnsi="Arial" w:cs="Arial"/>
+          <w:lang w:eastAsia="de-DE"/>
+        </w:rPr>
+      </w:pPr>
+      <w:r>
+        <w:rPr>
+          <w:rFonts w:ascii="Arial" w:eastAsia="Times New Roman" w:hAnsi="Arial" w:cs="Arial"/>
+          <w:b/>
+          <w:bCs/>
+          <w:lang w:eastAsia="de-DE"/>
+        </w:rPr>
+        <w:t>Verhalten:</w:t>
+      </w:r>
+    </w:p>
+    <w:p>
+      <w:pPr>
+        <w:numPr>
+          <w:ilvl w:val="0"/>
+          <w:numId w:val="31"/>
+        </w:numPr>
+        <w:spacing w:before="100" w:beforeAutospacing="1" w:after="100" w:afterAutospacing="1" w:line="240" w:lineRule="auto"/>
+        <w:rPr>
+          <w:rFonts w:ascii="Arial" w:eastAsia="Times New Roman" w:hAnsi="Arial" w:cs="Arial"/>
+          <w:lang w:eastAsia="de-DE"/>
+        </w:rPr>
+      </w:pPr>
+      <w:r>
+        <w:rPr>
+          <w:rFonts w:ascii="Arial" w:eastAsia="Times New Roman" w:hAnsi="Arial" w:cs="Arial"/>
+          <w:lang w:eastAsia="de-DE"/>
+        </w:rPr>
+        <w:t xml:space="preserve">J = 1, K = 0 → Set (1) </w:t>
+      </w:r>
+    </w:p>
+    <w:p>
+      <w:pPr>
+        <w:numPr>
+          <w:ilvl w:val="0"/>
+          <w:numId w:val="31"/>
+        </w:numPr>
+        <w:spacing w:before="100" w:beforeAutospacing="1" w:after="100" w:afterAutospacing="1" w:line="240" w:lineRule="auto"/>
+        <w:rPr>
+          <w:rFonts w:ascii="Arial" w:eastAsia="Times New Roman" w:hAnsi="Arial" w:cs="Arial"/>
+          <w:lang w:eastAsia="de-DE"/>
+        </w:rPr>
+      </w:pPr>
+      <w:r>
+        <w:rPr>
+          <w:rFonts w:ascii="Arial" w:eastAsia="Times New Roman" w:hAnsi="Arial" w:cs="Arial"/>
+          <w:lang w:eastAsia="de-DE"/>
+        </w:rPr>
+        <w:t xml:space="preserve">J = 0, K = 1 → </w:t>
+      </w:r>
+      <w:proofErr w:type="spellStart"/>
+      <w:r>
+        <w:rPr>
+          <w:rFonts w:ascii="Arial" w:eastAsia="Times New Roman" w:hAnsi="Arial" w:cs="Arial"/>
+          <w:lang w:eastAsia="de-DE"/>
+        </w:rPr>
+        <w:t>Reset</w:t>
+      </w:r>
+      <w:proofErr w:type="spellEnd"/>
+      <w:r>
+        <w:rPr>
+          <w:rFonts w:ascii="Arial" w:eastAsia="Times New Roman" w:hAnsi="Arial" w:cs="Arial"/>
+          <w:lang w:eastAsia="de-DE"/>
+        </w:rPr>
+        <w:t xml:space="preserve"> (0) </w:t>
+      </w:r>
+    </w:p>
+    <w:p>
+      <w:pPr>
+        <w:numPr>
+          <w:ilvl w:val="0"/>
+          <w:numId w:val="31"/>
+        </w:numPr>
+        <w:spacing w:before="100" w:beforeAutospacing="1" w:after="100" w:afterAutospacing="1" w:line="240" w:lineRule="auto"/>
+        <w:rPr>
+          <w:rFonts w:ascii="Arial" w:eastAsia="Times New Roman" w:hAnsi="Arial" w:cs="Arial"/>
+          <w:lang w:eastAsia="de-DE"/>
+        </w:rPr>
+      </w:pPr>
+      <w:r>
+        <w:rPr>
+          <w:rFonts w:ascii="Arial" w:eastAsia="Times New Roman" w:hAnsi="Arial" w:cs="Arial"/>
+          <w:lang w:eastAsia="de-DE"/>
+        </w:rPr>
+        <w:t xml:space="preserve">J = 1, K = 1 → Zustand wird umgeschaltet </w:t>
+      </w:r>
+    </w:p>
+    <w:p>
+      <w:pPr>
+        <w:spacing w:before="100" w:beforeAutospacing="1" w:after="100" w:afterAutospacing="1" w:line="240" w:lineRule="auto"/>
+        <w:rPr>
+          <w:rFonts w:ascii="Arial" w:eastAsia="Times New Roman" w:hAnsi="Arial" w:cs="Arial"/>
+          <w:lang w:eastAsia="de-DE"/>
+        </w:rPr>
+      </w:pPr>
+      <w:r>
+        <w:rPr>
+          <w:rFonts w:ascii="Arial" w:eastAsia="Times New Roman" w:hAnsi="Arial" w:cs="Arial"/>
+          <w:b/>
+          <w:bCs/>
+          <w:lang w:eastAsia="de-DE"/>
+        </w:rPr>
+        <w:t>Verwendung:</w:t>
+      </w:r>
+    </w:p>
+    <w:p>
+      <w:pPr>
+        <w:numPr>
+          <w:ilvl w:val="0"/>
+          <w:numId w:val="32"/>
+        </w:numPr>
+        <w:spacing w:before="100" w:beforeAutospacing="1" w:after="100" w:afterAutospacing="1" w:line="240" w:lineRule="auto"/>
+        <w:rPr>
+          <w:rFonts w:ascii="Arial" w:eastAsia="Times New Roman" w:hAnsi="Arial" w:cs="Arial"/>
+          <w:lang w:eastAsia="de-DE"/>
+        </w:rPr>
+      </w:pPr>
+      <w:r>
+        <w:rPr>
+          <w:rFonts w:ascii="Arial" w:eastAsia="Times New Roman" w:hAnsi="Arial" w:cs="Arial"/>
+          <w:lang w:eastAsia="de-DE"/>
+        </w:rPr>
+        <w:t xml:space="preserve">Universell einsetzbar </w:t>
+      </w:r>
+    </w:p>
+    <w:p>
+      <w:pPr>
+        <w:numPr>
+          <w:ilvl w:val="0"/>
+          <w:numId w:val="32"/>
+        </w:numPr>
+        <w:spacing w:before="100" w:beforeAutospacing="1" w:after="100" w:afterAutospacing="1" w:line="240" w:lineRule="auto"/>
+        <w:rPr>
+          <w:rFonts w:ascii="Arial" w:eastAsia="Times New Roman" w:hAnsi="Arial" w:cs="Arial"/>
+          <w:lang w:eastAsia="de-DE"/>
+        </w:rPr>
+      </w:pPr>
+      <w:r>
+        <w:rPr>
+          <w:rFonts w:ascii="Arial" w:eastAsia="Times New Roman" w:hAnsi="Arial" w:cs="Arial"/>
+          <w:lang w:eastAsia="de-DE"/>
+        </w:rPr>
+        <w:t xml:space="preserve">Komplexere Schaltungen und Zähler </w:t>
+      </w:r>
+    </w:p>
+    <w:p>
+      <w:pPr>
+        <w:spacing w:before="100" w:beforeAutospacing="1" w:after="100" w:afterAutospacing="1" w:line="240" w:lineRule="auto"/>
+        <w:outlineLvl w:val="1"/>
+        <w:rPr>
+          <w:rFonts w:ascii="Arial" w:eastAsia="Times New Roman" w:hAnsi="Arial" w:cs="Arial"/>
+          <w:b/>
+          <w:bCs/>
+          <w:lang w:eastAsia="de-DE"/>
+        </w:rPr>
+      </w:pPr>
+      <w:r>
+        <w:rPr>
+          <w:rFonts w:ascii="Segoe UI Emoji" w:eastAsia="Times New Roman" w:hAnsi="Segoe UI Emoji" w:cs="Segoe UI Emoji"/>
+          <w:b/>
+          <w:bCs/>
+          <w:lang w:eastAsia="de-DE"/>
+        </w:rPr>
+        <w:t>🔹</w:t>
+      </w:r>
+      <w:r>
+        <w:rPr>
+          <w:rFonts w:ascii="Arial" w:eastAsia="Times New Roman" w:hAnsi="Arial" w:cs="Arial"/>
+          <w:b/>
+          <w:bCs/>
+          <w:lang w:eastAsia="de-DE"/>
+        </w:rPr>
+        <w:t xml:space="preserve"> Kurz-Zusammenfassung (Merksatz)</w:t>
+      </w:r>
+    </w:p>
+    <w:p>
+      <w:pPr>
+        <w:numPr>
+          <w:ilvl w:val="0"/>
+          <w:numId w:val="33"/>
+        </w:numPr>
+        <w:spacing w:before="100" w:beforeAutospacing="1" w:after="100" w:afterAutospacing="1" w:line="240" w:lineRule="auto"/>
+        <w:rPr>
+          <w:rFonts w:ascii="Arial" w:eastAsia="Times New Roman" w:hAnsi="Arial" w:cs="Arial"/>
+          <w:lang w:eastAsia="de-DE"/>
+        </w:rPr>
+      </w:pPr>
+      <w:r>
+        <w:rPr>
+          <w:rFonts w:ascii="Arial" w:eastAsia="Times New Roman" w:hAnsi="Arial" w:cs="Arial"/>
+          <w:lang w:eastAsia="de-DE"/>
+        </w:rPr>
+        <w:t xml:space="preserve">RS → einfaches Speichern </w:t>
+      </w:r>
+    </w:p>
+    <w:p>
+      <w:pPr>
+        <w:numPr>
+          <w:ilvl w:val="0"/>
+          <w:numId w:val="33"/>
+        </w:numPr>
+        <w:spacing w:before="100" w:beforeAutospacing="1" w:after="100" w:afterAutospacing="1" w:line="240" w:lineRule="auto"/>
+        <w:rPr>
+          <w:rFonts w:ascii="Arial" w:eastAsia="Times New Roman" w:hAnsi="Arial" w:cs="Arial"/>
+          <w:lang w:eastAsia="de-DE"/>
+        </w:rPr>
+      </w:pPr>
+      <w:r>
+        <w:rPr>
+          <w:rFonts w:ascii="Arial" w:eastAsia="Times New Roman" w:hAnsi="Arial" w:cs="Arial"/>
+          <w:lang w:eastAsia="de-DE"/>
+        </w:rPr>
+        <w:t xml:space="preserve">D → sicheres Speichern mit Takt </w:t>
+      </w:r>
+    </w:p>
+    <w:p>
+      <w:pPr>
+        <w:numPr>
+          <w:ilvl w:val="0"/>
+          <w:numId w:val="33"/>
+        </w:numPr>
+        <w:spacing w:before="100" w:beforeAutospacing="1" w:after="100" w:afterAutospacing="1" w:line="240" w:lineRule="auto"/>
+        <w:rPr>
+          <w:rFonts w:ascii="Arial" w:eastAsia="Times New Roman" w:hAnsi="Arial" w:cs="Arial"/>
+          <w:lang w:eastAsia="de-DE"/>
+        </w:rPr>
+      </w:pPr>
+      <w:r>
+        <w:rPr>
+          <w:rFonts w:ascii="Arial" w:eastAsia="Times New Roman" w:hAnsi="Arial" w:cs="Arial"/>
+          <w:lang w:eastAsia="de-DE"/>
+        </w:rPr>
+        <w:t xml:space="preserve">T → Umschalten </w:t>
+      </w:r>
+    </w:p>
+    <w:p>
+      <w:pPr>
+        <w:numPr>
+          <w:ilvl w:val="0"/>
+          <w:numId w:val="33"/>
+        </w:numPr>
+        <w:spacing w:before="100" w:beforeAutospacing="1" w:after="100" w:afterAutospacing="1" w:line="240" w:lineRule="auto"/>
+        <w:rPr>
+          <w:rFonts w:ascii="Arial" w:eastAsia="Times New Roman" w:hAnsi="Arial" w:cs="Arial"/>
+          <w:lang w:eastAsia="de-DE"/>
+        </w:rPr>
+      </w:pPr>
+      <w:r>
+        <w:rPr>
+          <w:rFonts w:ascii="Arial" w:eastAsia="Times New Roman" w:hAnsi="Arial" w:cs="Arial"/>
+          <w:lang w:eastAsia="de-DE"/>
+        </w:rPr>
+        <w:t>JK → vielseitige Kombination</w:t>
+      </w:r>
+    </w:p>
+    <w:p>
+      <w:pPr>
+        <w:pStyle w:val="berschrift2"/>
+        <w:rPr>
+          <w:rFonts w:ascii="Arial" w:hAnsi="Arial" w:cs="Arial"/>
+          <w:sz w:val="22"/>
+          <w:szCs w:val="22"/>
+        </w:rPr>
+      </w:pPr>
+      <w:r>
+        <w:rPr>
+          <w:rFonts w:ascii="Arial" w:hAnsi="Arial" w:cs="Arial"/>
+          <w:sz w:val="22"/>
+          <w:szCs w:val="22"/>
+        </w:rPr>
+        <w:t>Logisch-rechnerische Erklärung</w:t>
+      </w:r>
+    </w:p>
+    <w:p>
+      <w:pPr>
+        <w:pStyle w:val="StandardWeb"/>
+        <w:rPr>
+          <w:rFonts w:ascii="Arial" w:hAnsi="Arial" w:cs="Arial"/>
+          <w:sz w:val="22"/>
+          <w:szCs w:val="22"/>
+        </w:rPr>
+      </w:pPr>
+      <w:r>
+        <w:rPr>
+          <w:rFonts w:ascii="Arial" w:hAnsi="Arial" w:cs="Arial"/>
+          <w:sz w:val="22"/>
+          <w:szCs w:val="22"/>
+        </w:rPr>
+        <w:t xml:space="preserve">Hier erklärst du, </w:t>
+      </w:r>
+      <w:r>
+        <w:rPr>
+          <w:rStyle w:val="Fett"/>
+          <w:rFonts w:ascii="Arial" w:hAnsi="Arial" w:cs="Arial"/>
+          <w:b w:val="0"/>
+          <w:sz w:val="22"/>
+          <w:szCs w:val="22"/>
+        </w:rPr>
+        <w:t>wie die Gatter mathematisch arbeiten</w:t>
+      </w:r>
+      <w:r>
+        <w:rPr>
+          <w:rFonts w:ascii="Arial" w:hAnsi="Arial" w:cs="Arial"/>
+          <w:b/>
+          <w:sz w:val="22"/>
+          <w:szCs w:val="22"/>
+        </w:rPr>
+        <w:t>:</w:t>
+      </w:r>
+    </w:p>
+    <w:p>
+      <w:pPr>
+        <w:pStyle w:val="StandardWeb"/>
+        <w:rPr>
+          <w:rFonts w:ascii="Arial" w:hAnsi="Arial" w:cs="Arial"/>
+          <w:sz w:val="22"/>
+          <w:szCs w:val="22"/>
+        </w:rPr>
+      </w:pPr>
+      <w:r>
+        <w:rPr>
+          <w:rFonts w:ascii="Arial" w:hAnsi="Arial" w:cs="Arial"/>
+          <w:sz w:val="22"/>
+          <w:szCs w:val="22"/>
+        </w:rPr>
+        <w:t>Beim RS-Flipflop mit NOR-Gattern gilt z. B.:</w:t>
+      </w:r>
+    </w:p>
+    <w:p>
+      <w:pPr>
+        <w:pStyle w:val="StandardWeb"/>
+        <w:numPr>
+          <w:ilvl w:val="0"/>
+          <w:numId w:val="5"/>
+        </w:numPr>
+        <w:rPr>
+          <w:rFonts w:ascii="Arial" w:hAnsi="Arial" w:cs="Arial"/>
+          <w:sz w:val="22"/>
+          <w:szCs w:val="22"/>
+        </w:rPr>
+      </w:pPr>
+      <w:r>
+        <w:rPr>
+          <w:rFonts w:ascii="Arial" w:hAnsi="Arial" w:cs="Arial"/>
+          <w:sz w:val="22"/>
+          <w:szCs w:val="22"/>
+        </w:rPr>
+        <w:t>Q = NICHT (R ODER Q̅)</w:t>
+      </w:r>
+    </w:p>
+    <w:p>
+      <w:pPr>
+        <w:pStyle w:val="StandardWeb"/>
+        <w:numPr>
+          <w:ilvl w:val="0"/>
+          <w:numId w:val="5"/>
+        </w:numPr>
+        <w:rPr>
+          <w:rFonts w:ascii="Arial" w:hAnsi="Arial" w:cs="Arial"/>
+          <w:sz w:val="22"/>
+          <w:szCs w:val="22"/>
+        </w:rPr>
+      </w:pPr>
+      <w:r>
+        <w:rPr>
+          <w:rFonts w:ascii="Arial" w:hAnsi="Arial" w:cs="Arial"/>
+          <w:sz w:val="22"/>
+          <w:szCs w:val="22"/>
+        </w:rPr>
+        <w:t>Q̅ = NICHT (S ODER Q)</w:t>
+      </w:r>
+    </w:p>
+    <w:p>
+      <w:pPr>
+        <w:pStyle w:val="StandardWeb"/>
+        <w:rPr>
+          <w:rFonts w:ascii="Arial" w:hAnsi="Arial" w:cs="Arial"/>
+          <w:sz w:val="22"/>
+          <w:szCs w:val="22"/>
+        </w:rPr>
+      </w:pPr>
+      <w:r>
+        <w:rPr>
+          <w:rFonts w:ascii="Arial" w:hAnsi="Arial" w:cs="Arial"/>
+          <w:sz w:val="22"/>
+          <w:szCs w:val="22"/>
+        </w:rPr>
+        <w:t>Das bedeutet:</w:t>
+      </w:r>
+    </w:p>
+    <w:p>
+      <w:pPr>
+        <w:pStyle w:val="StandardWeb"/>
+        <w:numPr>
+          <w:ilvl w:val="0"/>
+          <w:numId w:val="6"/>
+        </w:numPr>
+        <w:rPr>
+          <w:rFonts w:ascii="Arial" w:hAnsi="Arial" w:cs="Arial"/>
+          <w:sz w:val="22"/>
+          <w:szCs w:val="22"/>
+        </w:rPr>
+      </w:pPr>
+      <w:r>
+        <w:rPr>
+          <w:rFonts w:ascii="Arial" w:hAnsi="Arial" w:cs="Arial"/>
+          <w:sz w:val="22"/>
+          <w:szCs w:val="22"/>
+        </w:rPr>
+        <w:t>Die Ausgänge hängen</w:t>
+      </w:r>
+      <w:r>
+        <w:rPr>
+          <w:rFonts w:ascii="Arial" w:hAnsi="Arial" w:cs="Arial"/>
+          <w:b/>
+          <w:sz w:val="22"/>
+          <w:szCs w:val="22"/>
+        </w:rPr>
+        <w:t xml:space="preserve"> </w:t>
+      </w:r>
+      <w:r>
+        <w:rPr>
+          <w:rStyle w:val="Fett"/>
+          <w:rFonts w:ascii="Arial" w:hAnsi="Arial" w:cs="Arial"/>
+          <w:b w:val="0"/>
+          <w:sz w:val="22"/>
+          <w:szCs w:val="22"/>
+        </w:rPr>
+        <w:t>immer voneinander ab</w:t>
+      </w:r>
+    </w:p>
+    <w:p>
+      <w:pPr>
+        <w:pStyle w:val="StandardWeb"/>
+        <w:numPr>
+          <w:ilvl w:val="0"/>
+          <w:numId w:val="6"/>
+        </w:numPr>
+        <w:rPr>
+          <w:rFonts w:ascii="Arial" w:hAnsi="Arial" w:cs="Arial"/>
+          <w:sz w:val="22"/>
+          <w:szCs w:val="22"/>
+        </w:rPr>
+      </w:pPr>
+      <w:r>
+        <w:rPr>
+          <w:rFonts w:ascii="Arial" w:hAnsi="Arial" w:cs="Arial"/>
+          <w:sz w:val="22"/>
+          <w:szCs w:val="22"/>
+        </w:rPr>
+        <w:t>Dadurch stabilisiert sich das System in einem Zustand</w:t>
+      </w:r>
+    </w:p>
+    <w:p>
+      <w:pPr>
+        <w:pStyle w:val="berschrift1"/>
+        <w:rPr>
+          <w:rStyle w:val="Fett"/>
+          <w:rFonts w:ascii="Arial" w:hAnsi="Arial" w:cs="Arial"/>
+          <w:bCs w:val="0"/>
+          <w:color w:val="auto"/>
+          <w:sz w:val="22"/>
+          <w:szCs w:val="22"/>
+        </w:rPr>
+      </w:pPr>
+    </w:p>
+    <w:p>
+      <w:pPr>
+        <w:pStyle w:val="berschrift1"/>
+        <w:rPr>
+          <w:rFonts w:ascii="Arial" w:hAnsi="Arial" w:cs="Arial"/>
+          <w:color w:val="auto"/>
+          <w:sz w:val="22"/>
+          <w:szCs w:val="22"/>
+        </w:rPr>
+      </w:pPr>
+      <w:r>
+        <w:rPr>
+          <w:rStyle w:val="Fett"/>
+          <w:rFonts w:ascii="Arial" w:hAnsi="Arial" w:cs="Arial"/>
+          <w:bCs w:val="0"/>
+          <w:color w:val="auto"/>
+          <w:sz w:val="22"/>
+          <w:szCs w:val="22"/>
+        </w:rPr>
+        <w:t>Alltagsbeispiel: Mikrowellen-Tür mit Licht</w:t>
+      </w:r>
+    </w:p>
+    <w:p>
+      <w:pPr>
+        <w:pStyle w:val="berschrift2"/>
+        <w:rPr>
+          <w:rFonts w:ascii="Arial" w:hAnsi="Arial" w:cs="Arial"/>
+          <w:sz w:val="22"/>
+          <w:szCs w:val="22"/>
+        </w:rPr>
+      </w:pPr>
+      <w:r>
+        <w:rPr>
+          <w:rStyle w:val="Fett"/>
+          <w:rFonts w:ascii="Segoe UI Emoji" w:hAnsi="Segoe UI Emoji" w:cs="Segoe UI Emoji"/>
+          <w:b/>
+          <w:bCs/>
+          <w:sz w:val="22"/>
+          <w:szCs w:val="22"/>
+        </w:rPr>
+        <w:t>🔹</w:t>
+      </w:r>
+      <w:r>
+        <w:rPr>
+          <w:rStyle w:val="Fett"/>
+          <w:rFonts w:ascii="Arial" w:hAnsi="Arial" w:cs="Arial"/>
+          <w:b/>
+          <w:bCs/>
+          <w:sz w:val="22"/>
+          <w:szCs w:val="22"/>
+        </w:rPr>
+        <w:t xml:space="preserve"> Situation</w:t>
+      </w:r>
+    </w:p>
+    <w:p>
+      <w:pPr>
+        <w:numPr>
+          <w:ilvl w:val="0"/>
+          <w:numId w:val="35"/>
+        </w:numPr>
+        <w:spacing w:before="100" w:beforeAutospacing="1" w:after="100" w:afterAutospacing="1" w:line="240" w:lineRule="auto"/>
+        <w:rPr>
+          <w:rFonts w:ascii="Arial" w:hAnsi="Arial" w:cs="Arial"/>
+        </w:rPr>
+      </w:pPr>
+      <w:r>
+        <w:rPr>
+          <w:rFonts w:ascii="Arial" w:hAnsi="Arial" w:cs="Arial"/>
+        </w:rPr>
+        <w:t xml:space="preserve">Du öffnest die Tür der Mikrowelle → Licht geht an </w:t>
+      </w:r>
+    </w:p>
+    <w:p>
+      <w:pPr>
+        <w:numPr>
+          <w:ilvl w:val="0"/>
+          <w:numId w:val="35"/>
+        </w:numPr>
+        <w:spacing w:before="100" w:beforeAutospacing="1" w:after="100" w:afterAutospacing="1" w:line="240" w:lineRule="auto"/>
+        <w:rPr>
+          <w:rFonts w:ascii="Arial" w:hAnsi="Arial" w:cs="Arial"/>
+        </w:rPr>
+      </w:pPr>
+      <w:r>
+        <w:rPr>
+          <w:rFonts w:ascii="Arial" w:hAnsi="Arial" w:cs="Arial"/>
+        </w:rPr>
+        <w:lastRenderedPageBreak/>
+        <w:t xml:space="preserve">Du schließt die Tür → Licht bleibt aus </w:t>
+      </w:r>
+    </w:p>
+    <w:p>
+      <w:pPr>
+        <w:numPr>
+          <w:ilvl w:val="0"/>
+          <w:numId w:val="35"/>
+        </w:numPr>
+        <w:spacing w:before="100" w:beforeAutospacing="1" w:after="100" w:afterAutospacing="1" w:line="240" w:lineRule="auto"/>
+        <w:rPr>
+          <w:rFonts w:ascii="Arial" w:hAnsi="Arial" w:cs="Arial"/>
+        </w:rPr>
+      </w:pPr>
+      <w:r>
+        <w:rPr>
+          <w:rFonts w:ascii="Arial" w:hAnsi="Arial" w:cs="Arial"/>
+        </w:rPr>
+        <w:t xml:space="preserve">Du drückst den Start → Gerät läuft </w:t>
+      </w:r>
+    </w:p>
+    <w:p>
+      <w:pPr>
+        <w:numPr>
+          <w:ilvl w:val="0"/>
+          <w:numId w:val="35"/>
+        </w:numPr>
+        <w:spacing w:before="100" w:beforeAutospacing="1" w:after="100" w:afterAutospacing="1" w:line="240" w:lineRule="auto"/>
+        <w:rPr>
+          <w:rFonts w:ascii="Arial" w:hAnsi="Arial" w:cs="Arial"/>
+        </w:rPr>
+      </w:pPr>
+      <w:r>
+        <w:rPr>
+          <w:rFonts w:ascii="Arial" w:hAnsi="Arial" w:cs="Arial"/>
+        </w:rPr>
+        <w:t xml:space="preserve">Es läuft weiter, auch wenn du nichts mehr drückst </w:t>
+      </w:r>
+    </w:p>
+    <w:p>
+      <w:pPr>
+        <w:pStyle w:val="StandardWeb"/>
+        <w:rPr>
+          <w:rFonts w:ascii="Arial" w:hAnsi="Arial" w:cs="Arial"/>
+          <w:sz w:val="22"/>
+          <w:szCs w:val="22"/>
+        </w:rPr>
+      </w:pPr>
+      <w:r>
+        <w:rPr>
+          <w:rFonts w:ascii="Arial" w:hAnsi="Arial" w:cs="Arial"/>
+          <w:sz w:val="22"/>
+          <w:szCs w:val="22"/>
+        </w:rPr>
+        <w:t>Wichtig: Die Mikrowelle „merkt sich“, ob sie laufen soll oder nicht.</w:t>
       </w:r>
     </w:p>
     <w:tbl>
@@ -816,9 +2794,10 @@
         <w:tblLook w:val="04A0" w:firstRow="1" w:lastRow="0" w:firstColumn="1" w:lastColumn="0" w:noHBand="0" w:noVBand="1"/>
       </w:tblPr>
       <w:tblGrid>
-        <w:gridCol w:w="780"/>
-        <w:gridCol w:w="1022"/>
-        <w:gridCol w:w="1783"/>
+        <w:gridCol w:w="969"/>
+        <w:gridCol w:w="941"/>
+        <w:gridCol w:w="1341"/>
+        <w:gridCol w:w="2628"/>
       </w:tblGrid>
       <w:tr>
         <w:trPr>
@@ -836,18 +2815,24 @@
               <w:spacing w:after="0" w:line="240" w:lineRule="auto"/>
               <w:jc w:val="center"/>
               <w:rPr>
-                <w:rFonts w:ascii="Arial" w:eastAsia="Times New Roman" w:hAnsi="Arial" w:cs="Arial"/>
+                <w:rFonts w:ascii="Times New Roman" w:eastAsia="Times New Roman" w:hAnsi="Times New Roman" w:cs="Times New Roman"/>
+                <w:b/>
                 <w:bCs/>
+                <w:sz w:val="24"/>
+                <w:szCs w:val="24"/>
                 <w:lang w:eastAsia="de-DE"/>
               </w:rPr>
             </w:pPr>
             <w:r>
               <w:rPr>
-                <w:rFonts w:ascii="Arial" w:eastAsia="Times New Roman" w:hAnsi="Arial" w:cs="Arial"/>
+                <w:rFonts w:ascii="Times New Roman" w:eastAsia="Times New Roman" w:hAnsi="Times New Roman" w:cs="Times New Roman"/>
+                <w:b/>
                 <w:bCs/>
+                <w:sz w:val="24"/>
+                <w:szCs w:val="24"/>
                 <w:lang w:eastAsia="de-DE"/>
               </w:rPr>
-              <w:t>S (Set)</w:t>
+              <w:t>S (Start)</w:t>
             </w:r>
           </w:p>
         </w:tc>
@@ -862,15 +2847,21 @@
               <w:spacing w:after="0" w:line="240" w:lineRule="auto"/>
               <w:jc w:val="center"/>
               <w:rPr>
-                <w:rFonts w:ascii="Arial" w:eastAsia="Times New Roman" w:hAnsi="Arial" w:cs="Arial"/>
+                <w:rFonts w:ascii="Times New Roman" w:eastAsia="Times New Roman" w:hAnsi="Times New Roman" w:cs="Times New Roman"/>
+                <w:b/>
                 <w:bCs/>
+                <w:sz w:val="24"/>
+                <w:szCs w:val="24"/>
                 <w:lang w:eastAsia="de-DE"/>
               </w:rPr>
             </w:pPr>
             <w:r>
               <w:rPr>
-                <w:rFonts w:ascii="Arial" w:eastAsia="Times New Roman" w:hAnsi="Arial" w:cs="Arial"/>
+                <w:rFonts w:ascii="Times New Roman" w:eastAsia="Times New Roman" w:hAnsi="Times New Roman" w:cs="Times New Roman"/>
+                <w:b/>
                 <w:bCs/>
+                <w:sz w:val="24"/>
+                <w:szCs w:val="24"/>
                 <w:lang w:eastAsia="de-DE"/>
               </w:rPr>
               <w:t>R (</w:t>
@@ -878,17 +2869,23 @@
             <w:proofErr w:type="spellStart"/>
             <w:r>
               <w:rPr>
-                <w:rFonts w:ascii="Arial" w:eastAsia="Times New Roman" w:hAnsi="Arial" w:cs="Arial"/>
+                <w:rFonts w:ascii="Times New Roman" w:eastAsia="Times New Roman" w:hAnsi="Times New Roman" w:cs="Times New Roman"/>
+                <w:b/>
                 <w:bCs/>
+                <w:sz w:val="24"/>
+                <w:szCs w:val="24"/>
                 <w:lang w:eastAsia="de-DE"/>
               </w:rPr>
-              <w:t>Reset</w:t>
+              <w:t>Stop</w:t>
             </w:r>
             <w:proofErr w:type="spellEnd"/>
             <w:r>
               <w:rPr>
-                <w:rFonts w:ascii="Arial" w:eastAsia="Times New Roman" w:hAnsi="Arial" w:cs="Arial"/>
+                <w:rFonts w:ascii="Times New Roman" w:eastAsia="Times New Roman" w:hAnsi="Times New Roman" w:cs="Times New Roman"/>
+                <w:b/>
                 <w:bCs/>
+                <w:sz w:val="24"/>
+                <w:szCs w:val="24"/>
                 <w:lang w:eastAsia="de-DE"/>
               </w:rPr>
               <w:t>)</w:t>
@@ -906,18 +2903,56 @@
               <w:spacing w:after="0" w:line="240" w:lineRule="auto"/>
               <w:jc w:val="center"/>
               <w:rPr>
-                <w:rFonts w:ascii="Arial" w:eastAsia="Times New Roman" w:hAnsi="Arial" w:cs="Arial"/>
+                <w:rFonts w:ascii="Times New Roman" w:eastAsia="Times New Roman" w:hAnsi="Times New Roman" w:cs="Times New Roman"/>
+                <w:b/>
                 <w:bCs/>
+                <w:sz w:val="24"/>
+                <w:szCs w:val="24"/>
                 <w:lang w:eastAsia="de-DE"/>
               </w:rPr>
             </w:pPr>
             <w:r>
               <w:rPr>
-                <w:rFonts w:ascii="Arial" w:eastAsia="Times New Roman" w:hAnsi="Arial" w:cs="Arial"/>
+                <w:rFonts w:ascii="Times New Roman" w:eastAsia="Times New Roman" w:hAnsi="Times New Roman" w:cs="Times New Roman"/>
+                <w:b/>
                 <w:bCs/>
+                <w:sz w:val="24"/>
+                <w:szCs w:val="24"/>
                 <w:lang w:eastAsia="de-DE"/>
               </w:rPr>
-              <w:t>Q (Ausgang)</w:t>
+              <w:t>Q (Zustand)</w:t>
+            </w:r>
+          </w:p>
+        </w:tc>
+        <w:tc>
+          <w:tcPr>
+            <w:tcW w:w="0" w:type="auto"/>
+            <w:vAlign w:val="center"/>
+            <w:hideMark/>
+          </w:tcPr>
+          <w:p>
+            <w:pPr>
+              <w:spacing w:after="0" w:line="240" w:lineRule="auto"/>
+              <w:jc w:val="center"/>
+              <w:rPr>
+                <w:rFonts w:ascii="Times New Roman" w:eastAsia="Times New Roman" w:hAnsi="Times New Roman" w:cs="Times New Roman"/>
+                <w:b/>
+                <w:bCs/>
+                <w:sz w:val="24"/>
+                <w:szCs w:val="24"/>
+                <w:lang w:eastAsia="de-DE"/>
+              </w:rPr>
+            </w:pPr>
+            <w:r>
+              <w:rPr>
+                <w:rFonts w:ascii="Times New Roman" w:eastAsia="Times New Roman" w:hAnsi="Times New Roman" w:cs="Times New Roman"/>
+                <w:b/>
+                <w:bCs/>
+                <w:sz w:val="24"/>
+                <w:szCs w:val="24"/>
+                <w:lang w:eastAsia="de-DE"/>
+              </w:rPr>
+              <w:t>Bedeutung</w:t>
             </w:r>
           </w:p>
         </w:tc>
@@ -936,13 +2971,17 @@
             <w:pPr>
               <w:spacing w:after="0" w:line="240" w:lineRule="auto"/>
               <w:rPr>
-                <w:rFonts w:ascii="Arial" w:eastAsia="Times New Roman" w:hAnsi="Arial" w:cs="Arial"/>
+                <w:rFonts w:ascii="Times New Roman" w:eastAsia="Times New Roman" w:hAnsi="Times New Roman" w:cs="Times New Roman"/>
+                <w:sz w:val="24"/>
+                <w:szCs w:val="24"/>
                 <w:lang w:eastAsia="de-DE"/>
               </w:rPr>
             </w:pPr>
             <w:r>
               <w:rPr>
-                <w:rFonts w:ascii="Arial" w:eastAsia="Times New Roman" w:hAnsi="Arial" w:cs="Arial"/>
+                <w:rFonts w:ascii="Times New Roman" w:eastAsia="Times New Roman" w:hAnsi="Times New Roman" w:cs="Times New Roman"/>
+                <w:sz w:val="24"/>
+                <w:szCs w:val="24"/>
                 <w:lang w:eastAsia="de-DE"/>
               </w:rPr>
               <w:t>0</w:t>
@@ -959,13 +2998,17 @@
             <w:pPr>
               <w:spacing w:after="0" w:line="240" w:lineRule="auto"/>
               <w:rPr>
-                <w:rFonts w:ascii="Arial" w:eastAsia="Times New Roman" w:hAnsi="Arial" w:cs="Arial"/>
+                <w:rFonts w:ascii="Times New Roman" w:eastAsia="Times New Roman" w:hAnsi="Times New Roman" w:cs="Times New Roman"/>
+                <w:sz w:val="24"/>
+                <w:szCs w:val="24"/>
                 <w:lang w:eastAsia="de-DE"/>
               </w:rPr>
             </w:pPr>
             <w:r>
               <w:rPr>
-                <w:rFonts w:ascii="Arial" w:eastAsia="Times New Roman" w:hAnsi="Arial" w:cs="Arial"/>
+                <w:rFonts w:ascii="Times New Roman" w:eastAsia="Times New Roman" w:hAnsi="Times New Roman" w:cs="Times New Roman"/>
+                <w:sz w:val="24"/>
+                <w:szCs w:val="24"/>
                 <w:lang w:eastAsia="de-DE"/>
               </w:rPr>
               <w:t>0</w:t>
@@ -982,16 +3025,47 @@
             <w:pPr>
               <w:spacing w:after="0" w:line="240" w:lineRule="auto"/>
               <w:rPr>
-                <w:rFonts w:ascii="Arial" w:eastAsia="Times New Roman" w:hAnsi="Arial" w:cs="Arial"/>
+                <w:rFonts w:ascii="Times New Roman" w:eastAsia="Times New Roman" w:hAnsi="Times New Roman" w:cs="Times New Roman"/>
+                <w:sz w:val="24"/>
+                <w:szCs w:val="24"/>
                 <w:lang w:eastAsia="de-DE"/>
               </w:rPr>
             </w:pPr>
             <w:r>
               <w:rPr>
-                <w:rFonts w:ascii="Arial" w:eastAsia="Times New Roman" w:hAnsi="Arial" w:cs="Arial"/>
+                <w:rFonts w:ascii="Times New Roman" w:eastAsia="Times New Roman" w:hAnsi="Times New Roman" w:cs="Times New Roman"/>
+                <w:sz w:val="24"/>
+                <w:szCs w:val="24"/>
                 <w:lang w:eastAsia="de-DE"/>
               </w:rPr>
               <w:t>bleibt gleich</w:t>
+            </w:r>
+          </w:p>
+        </w:tc>
+        <w:tc>
+          <w:tcPr>
+            <w:tcW w:w="0" w:type="auto"/>
+            <w:vAlign w:val="center"/>
+            <w:hideMark/>
+          </w:tcPr>
+          <w:p>
+            <w:pPr>
+              <w:spacing w:after="0" w:line="240" w:lineRule="auto"/>
+              <w:rPr>
+                <w:rFonts w:ascii="Times New Roman" w:eastAsia="Times New Roman" w:hAnsi="Times New Roman" w:cs="Times New Roman"/>
+                <w:sz w:val="24"/>
+                <w:szCs w:val="24"/>
+                <w:lang w:eastAsia="de-DE"/>
+              </w:rPr>
+            </w:pPr>
+            <w:r>
+              <w:rPr>
+                <w:rFonts w:ascii="Times New Roman" w:eastAsia="Times New Roman" w:hAnsi="Times New Roman" w:cs="Times New Roman"/>
+                <w:sz w:val="24"/>
+                <w:szCs w:val="24"/>
+                <w:lang w:eastAsia="de-DE"/>
+              </w:rPr>
+              <w:t>Zustand bleibt gespeichert</w:t>
             </w:r>
           </w:p>
         </w:tc>
@@ -1010,13 +3084,17 @@
             <w:pPr>
               <w:spacing w:after="0" w:line="240" w:lineRule="auto"/>
               <w:rPr>
-                <w:rFonts w:ascii="Arial" w:eastAsia="Times New Roman" w:hAnsi="Arial" w:cs="Arial"/>
+                <w:rFonts w:ascii="Times New Roman" w:eastAsia="Times New Roman" w:hAnsi="Times New Roman" w:cs="Times New Roman"/>
+                <w:sz w:val="24"/>
+                <w:szCs w:val="24"/>
                 <w:lang w:eastAsia="de-DE"/>
               </w:rPr>
             </w:pPr>
             <w:r>
               <w:rPr>
-                <w:rFonts w:ascii="Arial" w:eastAsia="Times New Roman" w:hAnsi="Arial" w:cs="Arial"/>
+                <w:rFonts w:ascii="Times New Roman" w:eastAsia="Times New Roman" w:hAnsi="Times New Roman" w:cs="Times New Roman"/>
+                <w:sz w:val="24"/>
+                <w:szCs w:val="24"/>
                 <w:lang w:eastAsia="de-DE"/>
               </w:rPr>
               <w:t>1</w:t>
@@ -1033,13 +3111,17 @@
             <w:pPr>
               <w:spacing w:after="0" w:line="240" w:lineRule="auto"/>
               <w:rPr>
-                <w:rFonts w:ascii="Arial" w:eastAsia="Times New Roman" w:hAnsi="Arial" w:cs="Arial"/>
+                <w:rFonts w:ascii="Times New Roman" w:eastAsia="Times New Roman" w:hAnsi="Times New Roman" w:cs="Times New Roman"/>
+                <w:sz w:val="24"/>
+                <w:szCs w:val="24"/>
                 <w:lang w:eastAsia="de-DE"/>
               </w:rPr>
             </w:pPr>
             <w:r>
               <w:rPr>
-                <w:rFonts w:ascii="Arial" w:eastAsia="Times New Roman" w:hAnsi="Arial" w:cs="Arial"/>
+                <w:rFonts w:ascii="Times New Roman" w:eastAsia="Times New Roman" w:hAnsi="Times New Roman" w:cs="Times New Roman"/>
+                <w:sz w:val="24"/>
+                <w:szCs w:val="24"/>
                 <w:lang w:eastAsia="de-DE"/>
               </w:rPr>
               <w:t>0</w:t>
@@ -1056,16 +3138,58 @@
             <w:pPr>
               <w:spacing w:after="0" w:line="240" w:lineRule="auto"/>
               <w:rPr>
-                <w:rFonts w:ascii="Arial" w:eastAsia="Times New Roman" w:hAnsi="Arial" w:cs="Arial"/>
+                <w:rFonts w:ascii="Times New Roman" w:eastAsia="Times New Roman" w:hAnsi="Times New Roman" w:cs="Times New Roman"/>
+                <w:sz w:val="24"/>
+                <w:szCs w:val="24"/>
                 <w:lang w:eastAsia="de-DE"/>
               </w:rPr>
             </w:pPr>
             <w:r>
               <w:rPr>
-                <w:rFonts w:ascii="Arial" w:eastAsia="Times New Roman" w:hAnsi="Arial" w:cs="Arial"/>
+                <w:rFonts w:ascii="Times New Roman" w:eastAsia="Times New Roman" w:hAnsi="Times New Roman" w:cs="Times New Roman"/>
+                <w:sz w:val="24"/>
+                <w:szCs w:val="24"/>
                 <w:lang w:eastAsia="de-DE"/>
               </w:rPr>
-              <w:t>1 (gesetzt)</w:t>
+              <w:t>1</w:t>
+            </w:r>
+          </w:p>
+        </w:tc>
+        <w:tc>
+          <w:tcPr>
+            <w:tcW w:w="0" w:type="auto"/>
+            <w:vAlign w:val="center"/>
+            <w:hideMark/>
+          </w:tcPr>
+          <w:p>
+            <w:pPr>
+              <w:spacing w:after="0" w:line="240" w:lineRule="auto"/>
+              <w:rPr>
+                <w:rFonts w:ascii="Times New Roman" w:eastAsia="Times New Roman" w:hAnsi="Times New Roman" w:cs="Times New Roman"/>
+                <w:sz w:val="24"/>
+                <w:szCs w:val="24"/>
+                <w:lang w:eastAsia="de-DE"/>
+              </w:rPr>
+            </w:pPr>
+            <w:r>
+              <w:rPr>
+                <w:rFonts w:ascii="Times New Roman" w:eastAsia="Times New Roman" w:hAnsi="Times New Roman" w:cs="Times New Roman"/>
+                <w:sz w:val="24"/>
+                <w:szCs w:val="24"/>
+                <w:lang w:eastAsia="de-DE"/>
+              </w:rPr>
+              <w:t xml:space="preserve">Mikrowelle </w:t>
+            </w:r>
+            <w:r>
+              <w:rPr>
+                <w:rFonts w:ascii="Times New Roman" w:eastAsia="Times New Roman" w:hAnsi="Times New Roman" w:cs="Times New Roman"/>
+                <w:b/>
+                <w:bCs/>
+                <w:sz w:val="24"/>
+                <w:szCs w:val="24"/>
+                <w:lang w:eastAsia="de-DE"/>
+              </w:rPr>
+              <w:t>an</w:t>
             </w:r>
           </w:p>
         </w:tc>
@@ -1084,13 +3208,17 @@
             <w:pPr>
               <w:spacing w:after="0" w:line="240" w:lineRule="auto"/>
               <w:rPr>
-                <w:rFonts w:ascii="Arial" w:eastAsia="Times New Roman" w:hAnsi="Arial" w:cs="Arial"/>
+                <w:rFonts w:ascii="Times New Roman" w:eastAsia="Times New Roman" w:hAnsi="Times New Roman" w:cs="Times New Roman"/>
+                <w:sz w:val="24"/>
+                <w:szCs w:val="24"/>
                 <w:lang w:eastAsia="de-DE"/>
               </w:rPr>
             </w:pPr>
             <w:r>
               <w:rPr>
-                <w:rFonts w:ascii="Arial" w:eastAsia="Times New Roman" w:hAnsi="Arial" w:cs="Arial"/>
+                <w:rFonts w:ascii="Times New Roman" w:eastAsia="Times New Roman" w:hAnsi="Times New Roman" w:cs="Times New Roman"/>
+                <w:sz w:val="24"/>
+                <w:szCs w:val="24"/>
                 <w:lang w:eastAsia="de-DE"/>
               </w:rPr>
               <w:t>0</w:t>
@@ -1107,13 +3235,17 @@
             <w:pPr>
               <w:spacing w:after="0" w:line="240" w:lineRule="auto"/>
               <w:rPr>
-                <w:rFonts w:ascii="Arial" w:eastAsia="Times New Roman" w:hAnsi="Arial" w:cs="Arial"/>
+                <w:rFonts w:ascii="Times New Roman" w:eastAsia="Times New Roman" w:hAnsi="Times New Roman" w:cs="Times New Roman"/>
+                <w:sz w:val="24"/>
+                <w:szCs w:val="24"/>
                 <w:lang w:eastAsia="de-DE"/>
               </w:rPr>
             </w:pPr>
             <w:r>
               <w:rPr>
-                <w:rFonts w:ascii="Arial" w:eastAsia="Times New Roman" w:hAnsi="Arial" w:cs="Arial"/>
+                <w:rFonts w:ascii="Times New Roman" w:eastAsia="Times New Roman" w:hAnsi="Times New Roman" w:cs="Times New Roman"/>
+                <w:sz w:val="24"/>
+                <w:szCs w:val="24"/>
                 <w:lang w:eastAsia="de-DE"/>
               </w:rPr>
               <w:t>1</w:t>
@@ -1130,16 +3262,58 @@
             <w:pPr>
               <w:spacing w:after="0" w:line="240" w:lineRule="auto"/>
               <w:rPr>
-                <w:rFonts w:ascii="Arial" w:eastAsia="Times New Roman" w:hAnsi="Arial" w:cs="Arial"/>
+                <w:rFonts w:ascii="Times New Roman" w:eastAsia="Times New Roman" w:hAnsi="Times New Roman" w:cs="Times New Roman"/>
+                <w:sz w:val="24"/>
+                <w:szCs w:val="24"/>
                 <w:lang w:eastAsia="de-DE"/>
               </w:rPr>
             </w:pPr>
             <w:r>
               <w:rPr>
-                <w:rFonts w:ascii="Arial" w:eastAsia="Times New Roman" w:hAnsi="Arial" w:cs="Arial"/>
+                <w:rFonts w:ascii="Times New Roman" w:eastAsia="Times New Roman" w:hAnsi="Times New Roman" w:cs="Times New Roman"/>
+                <w:sz w:val="24"/>
+                <w:szCs w:val="24"/>
                 <w:lang w:eastAsia="de-DE"/>
               </w:rPr>
-              <w:t>0 (zurückgesetzt)</w:t>
+              <w:t>0</w:t>
+            </w:r>
+          </w:p>
+        </w:tc>
+        <w:tc>
+          <w:tcPr>
+            <w:tcW w:w="0" w:type="auto"/>
+            <w:vAlign w:val="center"/>
+            <w:hideMark/>
+          </w:tcPr>
+          <w:p>
+            <w:pPr>
+              <w:spacing w:after="0" w:line="240" w:lineRule="auto"/>
+              <w:rPr>
+                <w:rFonts w:ascii="Times New Roman" w:eastAsia="Times New Roman" w:hAnsi="Times New Roman" w:cs="Times New Roman"/>
+                <w:sz w:val="24"/>
+                <w:szCs w:val="24"/>
+                <w:lang w:eastAsia="de-DE"/>
+              </w:rPr>
+            </w:pPr>
+            <w:r>
+              <w:rPr>
+                <w:rFonts w:ascii="Times New Roman" w:eastAsia="Times New Roman" w:hAnsi="Times New Roman" w:cs="Times New Roman"/>
+                <w:sz w:val="24"/>
+                <w:szCs w:val="24"/>
+                <w:lang w:eastAsia="de-DE"/>
+              </w:rPr>
+              <w:t xml:space="preserve">Mikrowelle </w:t>
+            </w:r>
+            <w:r>
+              <w:rPr>
+                <w:rFonts w:ascii="Times New Roman" w:eastAsia="Times New Roman" w:hAnsi="Times New Roman" w:cs="Times New Roman"/>
+                <w:b/>
+                <w:bCs/>
+                <w:sz w:val="24"/>
+                <w:szCs w:val="24"/>
+                <w:lang w:eastAsia="de-DE"/>
+              </w:rPr>
+              <w:t>aus</w:t>
             </w:r>
           </w:p>
         </w:tc>
@@ -1158,13 +3332,17 @@
             <w:pPr>
               <w:spacing w:after="0" w:line="240" w:lineRule="auto"/>
               <w:rPr>
-                <w:rFonts w:ascii="Arial" w:eastAsia="Times New Roman" w:hAnsi="Arial" w:cs="Arial"/>
+                <w:rFonts w:ascii="Times New Roman" w:eastAsia="Times New Roman" w:hAnsi="Times New Roman" w:cs="Times New Roman"/>
+                <w:sz w:val="24"/>
+                <w:szCs w:val="24"/>
                 <w:lang w:eastAsia="de-DE"/>
               </w:rPr>
             </w:pPr>
             <w:r>
               <w:rPr>
-                <w:rFonts w:ascii="Arial" w:eastAsia="Times New Roman" w:hAnsi="Arial" w:cs="Arial"/>
+                <w:rFonts w:ascii="Times New Roman" w:eastAsia="Times New Roman" w:hAnsi="Times New Roman" w:cs="Times New Roman"/>
+                <w:sz w:val="24"/>
+                <w:szCs w:val="24"/>
                 <w:lang w:eastAsia="de-DE"/>
               </w:rPr>
               <w:t>1</w:t>
@@ -1181,13 +3359,17 @@
             <w:pPr>
               <w:spacing w:after="0" w:line="240" w:lineRule="auto"/>
               <w:rPr>
-                <w:rFonts w:ascii="Arial" w:eastAsia="Times New Roman" w:hAnsi="Arial" w:cs="Arial"/>
+                <w:rFonts w:ascii="Times New Roman" w:eastAsia="Times New Roman" w:hAnsi="Times New Roman" w:cs="Times New Roman"/>
+                <w:sz w:val="24"/>
+                <w:szCs w:val="24"/>
                 <w:lang w:eastAsia="de-DE"/>
               </w:rPr>
             </w:pPr>
             <w:r>
               <w:rPr>
-                <w:rFonts w:ascii="Arial" w:eastAsia="Times New Roman" w:hAnsi="Arial" w:cs="Arial"/>
+                <w:rFonts w:ascii="Times New Roman" w:eastAsia="Times New Roman" w:hAnsi="Times New Roman" w:cs="Times New Roman"/>
+                <w:sz w:val="24"/>
+                <w:szCs w:val="24"/>
                 <w:lang w:eastAsia="de-DE"/>
               </w:rPr>
               <w:t>1</w:t>
@@ -1204,33 +3386,58 @@
             <w:pPr>
               <w:spacing w:after="0" w:line="240" w:lineRule="auto"/>
               <w:rPr>
-                <w:rFonts w:ascii="Arial" w:eastAsia="Times New Roman" w:hAnsi="Arial" w:cs="Arial"/>
+                <w:rFonts w:ascii="Times New Roman" w:eastAsia="Times New Roman" w:hAnsi="Times New Roman" w:cs="Times New Roman"/>
+                <w:sz w:val="24"/>
+                <w:szCs w:val="24"/>
                 <w:lang w:eastAsia="de-DE"/>
               </w:rPr>
             </w:pPr>
             <w:r>
               <w:rPr>
-                <w:rFonts w:ascii="Arial" w:eastAsia="Times New Roman" w:hAnsi="Arial" w:cs="Arial"/>
+                <w:rFonts w:ascii="Times New Roman" w:eastAsia="Times New Roman" w:hAnsi="Times New Roman" w:cs="Times New Roman"/>
+                <w:sz w:val="24"/>
+                <w:szCs w:val="24"/>
                 <w:lang w:eastAsia="de-DE"/>
               </w:rPr>
               <w:t>nicht erlaubt</w:t>
             </w:r>
           </w:p>
         </w:tc>
+        <w:tc>
+          <w:tcPr>
+            <w:tcW w:w="0" w:type="auto"/>
+            <w:vAlign w:val="center"/>
+            <w:hideMark/>
+          </w:tcPr>
+          <w:p>
+            <w:pPr>
+              <w:spacing w:after="0" w:line="240" w:lineRule="auto"/>
+              <w:rPr>
+                <w:rFonts w:ascii="Times New Roman" w:eastAsia="Times New Roman" w:hAnsi="Times New Roman" w:cs="Times New Roman"/>
+                <w:sz w:val="24"/>
+                <w:szCs w:val="24"/>
+                <w:lang w:eastAsia="de-DE"/>
+              </w:rPr>
+            </w:pPr>
+            <w:r>
+              <w:rPr>
+                <w:rFonts w:ascii="Times New Roman" w:eastAsia="Times New Roman" w:hAnsi="Times New Roman" w:cs="Times New Roman"/>
+                <w:sz w:val="24"/>
+                <w:szCs w:val="24"/>
+                <w:lang w:eastAsia="de-DE"/>
+              </w:rPr>
+              <w:t>widersprüchlich</w:t>
+            </w:r>
+          </w:p>
+        </w:tc>
       </w:tr>
     </w:tbl>
     <w:p>
       <w:pPr>
-        <w:rPr>
-          <w:rFonts w:ascii="Arial" w:hAnsi="Arial" w:cs="Arial"/>
-        </w:rPr>
-      </w:pPr>
-    </w:p>
-    <w:p>
-      <w:pPr>
-        <w:pStyle w:val="StandardWeb"/>
-        <w:rPr>
-          <w:rFonts w:ascii="Arial" w:hAnsi="Arial" w:cs="Arial"/>
+        <w:pStyle w:val="berschrift3"/>
+        <w:rPr>
+          <w:rFonts w:ascii="Arial" w:hAnsi="Arial" w:cs="Arial"/>
+          <w:color w:val="auto"/>
           <w:sz w:val="22"/>
           <w:szCs w:val="22"/>
         </w:rPr>
@@ -1238,19 +3445,78 @@
       <w:r>
         <w:rPr>
           <w:rFonts w:ascii="Arial" w:hAnsi="Arial" w:cs="Arial"/>
+          <w:color w:val="auto"/>
           <w:sz w:val="22"/>
           <w:szCs w:val="22"/>
         </w:rPr>
-        <w:t>Kurz erklären:</w:t>
-      </w:r>
-    </w:p>
-    <w:p>
-      <w:pPr>
-        <w:pStyle w:val="StandardWeb"/>
+        <w:t>Kurz erklärt:</w:t>
+      </w:r>
+    </w:p>
+    <w:p>
+      <w:pPr>
         <w:numPr>
           <w:ilvl w:val="0"/>
-          <w:numId w:val="4"/>
+          <w:numId w:val="42"/>
         </w:numPr>
+        <w:spacing w:before="100" w:beforeAutospacing="1" w:after="100" w:afterAutospacing="1" w:line="240" w:lineRule="auto"/>
+        <w:rPr>
+          <w:rFonts w:ascii="Arial" w:hAnsi="Arial" w:cs="Arial"/>
+        </w:rPr>
+      </w:pPr>
+      <w:r>
+        <w:rPr>
+          <w:rFonts w:ascii="Arial" w:hAnsi="Arial" w:cs="Arial"/>
+        </w:rPr>
+        <w:t xml:space="preserve">Start (S) → Gerät wird eingeschaltet </w:t>
+      </w:r>
+    </w:p>
+    <w:p>
+      <w:pPr>
+        <w:numPr>
+          <w:ilvl w:val="0"/>
+          <w:numId w:val="42"/>
+        </w:numPr>
+        <w:spacing w:before="100" w:beforeAutospacing="1" w:after="100" w:afterAutospacing="1" w:line="240" w:lineRule="auto"/>
+        <w:rPr>
+          <w:rFonts w:ascii="Arial" w:hAnsi="Arial" w:cs="Arial"/>
+        </w:rPr>
+      </w:pPr>
+      <w:proofErr w:type="spellStart"/>
+      <w:r>
+        <w:rPr>
+          <w:rFonts w:ascii="Arial" w:hAnsi="Arial" w:cs="Arial"/>
+        </w:rPr>
+        <w:t>Stop</w:t>
+      </w:r>
+      <w:proofErr w:type="spellEnd"/>
+      <w:r>
+        <w:rPr>
+          <w:rFonts w:ascii="Arial" w:hAnsi="Arial" w:cs="Arial"/>
+        </w:rPr>
+        <w:t xml:space="preserve"> (R) → Gerät wird ausgeschaltet </w:t>
+      </w:r>
+    </w:p>
+    <w:p>
+      <w:pPr>
+        <w:numPr>
+          <w:ilvl w:val="0"/>
+          <w:numId w:val="42"/>
+        </w:numPr>
+        <w:spacing w:before="100" w:beforeAutospacing="1" w:after="100" w:afterAutospacing="1" w:line="240" w:lineRule="auto"/>
+        <w:rPr>
+          <w:rFonts w:ascii="Arial" w:hAnsi="Arial" w:cs="Arial"/>
+        </w:rPr>
+      </w:pPr>
+      <w:r>
+        <w:rPr>
+          <w:rFonts w:ascii="Arial" w:hAnsi="Arial" w:cs="Arial"/>
+        </w:rPr>
+        <w:t>Kein Signal → Zustand bleibt erhalten</w:t>
+      </w:r>
+    </w:p>
+    <w:p>
+      <w:pPr>
+        <w:pStyle w:val="berschrift2"/>
         <w:rPr>
           <w:rFonts w:ascii="Arial" w:hAnsi="Arial" w:cs="Arial"/>
           <w:sz w:val="22"/>
@@ -1260,57 +3526,265 @@
       <w:r>
         <w:rPr>
           <w:rStyle w:val="Fett"/>
-          <w:rFonts w:ascii="Arial" w:hAnsi="Arial" w:cs="Arial"/>
-          <w:b w:val="0"/>
+          <w:rFonts w:ascii="Segoe UI Emoji" w:hAnsi="Segoe UI Emoji" w:cs="Segoe UI Emoji"/>
+          <w:b/>
+          <w:bCs/>
           <w:sz w:val="22"/>
           <w:szCs w:val="22"/>
         </w:rPr>
-        <w:t>Set = 1 → Q wird 1</w:t>
-      </w:r>
-    </w:p>
-    <w:p>
-      <w:pPr>
-        <w:pStyle w:val="StandardWeb"/>
+        <w:t>🔹</w:t>
+      </w:r>
+      <w:r>
+        <w:rPr>
+          <w:rStyle w:val="Fett"/>
+          <w:rFonts w:ascii="Arial" w:hAnsi="Arial" w:cs="Arial"/>
+          <w:b/>
+          <w:bCs/>
+          <w:sz w:val="22"/>
+          <w:szCs w:val="22"/>
+        </w:rPr>
+        <w:t xml:space="preserve"> Verbindung zum Flipflop</w:t>
+      </w:r>
+    </w:p>
+    <w:p>
+      <w:pPr>
         <w:numPr>
           <w:ilvl w:val="0"/>
-          <w:numId w:val="4"/>
+          <w:numId w:val="36"/>
         </w:numPr>
+        <w:spacing w:before="100" w:beforeAutospacing="1" w:after="100" w:afterAutospacing="1" w:line="240" w:lineRule="auto"/>
+        <w:rPr>
+          <w:rFonts w:ascii="Arial" w:hAnsi="Arial" w:cs="Arial"/>
+        </w:rPr>
+      </w:pPr>
+      <w:r>
+        <w:rPr>
+          <w:rFonts w:ascii="Arial" w:hAnsi="Arial" w:cs="Arial"/>
+        </w:rPr>
+        <w:t xml:space="preserve">Start = </w:t>
+      </w:r>
+      <w:r>
+        <w:rPr>
+          <w:rStyle w:val="Fett"/>
+          <w:rFonts w:ascii="Arial" w:hAnsi="Arial" w:cs="Arial"/>
+        </w:rPr>
+        <w:t>Set (S)</w:t>
+      </w:r>
+      <w:r>
+        <w:rPr>
+          <w:rFonts w:ascii="Arial" w:hAnsi="Arial" w:cs="Arial"/>
+        </w:rPr>
+        <w:t xml:space="preserve"> → Gerät wird eingeschaltet </w:t>
+      </w:r>
+    </w:p>
+    <w:p>
+      <w:pPr>
+        <w:numPr>
+          <w:ilvl w:val="0"/>
+          <w:numId w:val="36"/>
+        </w:numPr>
+        <w:spacing w:before="100" w:beforeAutospacing="1" w:after="100" w:afterAutospacing="1" w:line="240" w:lineRule="auto"/>
+        <w:rPr>
+          <w:rFonts w:ascii="Arial" w:hAnsi="Arial" w:cs="Arial"/>
+        </w:rPr>
+      </w:pPr>
+      <w:r>
+        <w:rPr>
+          <w:rFonts w:ascii="Arial" w:hAnsi="Arial" w:cs="Arial"/>
+        </w:rPr>
+        <w:t xml:space="preserve">Stopp / Tür öffnen = </w:t>
+      </w:r>
+      <w:proofErr w:type="spellStart"/>
+      <w:r>
+        <w:rPr>
+          <w:rStyle w:val="Fett"/>
+          <w:rFonts w:ascii="Arial" w:hAnsi="Arial" w:cs="Arial"/>
+        </w:rPr>
+        <w:t>Reset</w:t>
+      </w:r>
+      <w:proofErr w:type="spellEnd"/>
+      <w:r>
+        <w:rPr>
+          <w:rStyle w:val="Fett"/>
+          <w:rFonts w:ascii="Arial" w:hAnsi="Arial" w:cs="Arial"/>
+        </w:rPr>
+        <w:t xml:space="preserve"> (R)</w:t>
+      </w:r>
+      <w:r>
+        <w:rPr>
+          <w:rFonts w:ascii="Arial" w:hAnsi="Arial" w:cs="Arial"/>
+        </w:rPr>
+        <w:t xml:space="preserve"> → Gerät wird ausgeschaltet </w:t>
+      </w:r>
+    </w:p>
+    <w:p>
+      <w:pPr>
+        <w:numPr>
+          <w:ilvl w:val="0"/>
+          <w:numId w:val="36"/>
+        </w:numPr>
+        <w:spacing w:before="100" w:beforeAutospacing="1" w:after="100" w:afterAutospacing="1" w:line="240" w:lineRule="auto"/>
+        <w:rPr>
+          <w:rFonts w:ascii="Arial" w:hAnsi="Arial" w:cs="Arial"/>
+        </w:rPr>
+      </w:pPr>
+      <w:r>
+        <w:rPr>
+          <w:rFonts w:ascii="Arial" w:hAnsi="Arial" w:cs="Arial"/>
+        </w:rPr>
+        <w:t xml:space="preserve">Zustand bleibt gespeichert → </w:t>
+      </w:r>
+      <w:r>
+        <w:rPr>
+          <w:rStyle w:val="Fett"/>
+          <w:rFonts w:ascii="Arial" w:hAnsi="Arial" w:cs="Arial"/>
+        </w:rPr>
+        <w:t>Speicherfunktion</w:t>
+      </w:r>
+    </w:p>
+    <w:p>
+      <w:pPr>
+        <w:pStyle w:val="berschrift2"/>
         <w:rPr>
           <w:rFonts w:ascii="Arial" w:hAnsi="Arial" w:cs="Arial"/>
           <w:sz w:val="22"/>
           <w:szCs w:val="22"/>
         </w:rPr>
       </w:pPr>
-      <w:proofErr w:type="spellStart"/>
       <w:r>
         <w:rPr>
           <w:rStyle w:val="Fett"/>
-          <w:rFonts w:ascii="Arial" w:hAnsi="Arial" w:cs="Arial"/>
-          <w:b w:val="0"/>
+          <w:rFonts w:ascii="Segoe UI Emoji" w:hAnsi="Segoe UI Emoji" w:cs="Segoe UI Emoji"/>
+          <w:b/>
+          <w:bCs/>
           <w:sz w:val="22"/>
           <w:szCs w:val="22"/>
         </w:rPr>
-        <w:t>Reset</w:t>
-      </w:r>
-      <w:proofErr w:type="spellEnd"/>
+        <w:t>🔹</w:t>
+      </w:r>
       <w:r>
         <w:rPr>
           <w:rStyle w:val="Fett"/>
           <w:rFonts w:ascii="Arial" w:hAnsi="Arial" w:cs="Arial"/>
-          <w:b w:val="0"/>
+          <w:b/>
+          <w:bCs/>
           <w:sz w:val="22"/>
           <w:szCs w:val="22"/>
         </w:rPr>
-        <w:t xml:space="preserve"> = 1 → Q wird 0</w:t>
-      </w:r>
-    </w:p>
-    <w:p>
-      <w:pPr>
-        <w:pStyle w:val="StandardWeb"/>
+        <w:t xml:space="preserve"> Warum das ein gutes Alltagsbeispiel ist</w:t>
+      </w:r>
+    </w:p>
+    <w:p>
+      <w:pPr>
         <w:numPr>
           <w:ilvl w:val="0"/>
-          <w:numId w:val="4"/>
+          <w:numId w:val="37"/>
         </w:numPr>
+        <w:spacing w:before="100" w:beforeAutospacing="1" w:after="100" w:afterAutospacing="1" w:line="240" w:lineRule="auto"/>
+        <w:rPr>
+          <w:rFonts w:ascii="Arial" w:hAnsi="Arial" w:cs="Arial"/>
+        </w:rPr>
+      </w:pPr>
+      <w:r>
+        <w:rPr>
+          <w:rFonts w:ascii="Arial" w:hAnsi="Arial" w:cs="Arial"/>
+        </w:rPr>
+        <w:t xml:space="preserve">Jeder kennt eine Mikrowelle </w:t>
+      </w:r>
+    </w:p>
+    <w:p>
+      <w:pPr>
+        <w:numPr>
+          <w:ilvl w:val="0"/>
+          <w:numId w:val="37"/>
+        </w:numPr>
+        <w:spacing w:before="100" w:beforeAutospacing="1" w:after="100" w:afterAutospacing="1" w:line="240" w:lineRule="auto"/>
+        <w:rPr>
+          <w:rFonts w:ascii="Arial" w:hAnsi="Arial" w:cs="Arial"/>
+        </w:rPr>
+      </w:pPr>
+      <w:r>
+        <w:rPr>
+          <w:rFonts w:ascii="Arial" w:hAnsi="Arial" w:cs="Arial"/>
+        </w:rPr>
+        <w:t xml:space="preserve">Verhalten ist leicht zu verstehen </w:t>
+      </w:r>
+    </w:p>
+    <w:p>
+      <w:pPr>
+        <w:numPr>
+          <w:ilvl w:val="0"/>
+          <w:numId w:val="37"/>
+        </w:numPr>
+        <w:spacing w:before="100" w:beforeAutospacing="1" w:after="100" w:afterAutospacing="1" w:line="240" w:lineRule="auto"/>
+        <w:rPr>
+          <w:rFonts w:ascii="Arial" w:hAnsi="Arial" w:cs="Arial"/>
+        </w:rPr>
+      </w:pPr>
+      <w:r>
+        <w:rPr>
+          <w:rFonts w:ascii="Arial" w:hAnsi="Arial" w:cs="Arial"/>
+        </w:rPr>
+        <w:t xml:space="preserve">Zeigt klar: </w:t>
+      </w:r>
+    </w:p>
+    <w:p>
+      <w:pPr>
+        <w:numPr>
+          <w:ilvl w:val="1"/>
+          <w:numId w:val="37"/>
+        </w:numPr>
+        <w:spacing w:before="100" w:beforeAutospacing="1" w:after="100" w:afterAutospacing="1" w:line="240" w:lineRule="auto"/>
+        <w:rPr>
+          <w:rFonts w:ascii="Arial" w:hAnsi="Arial" w:cs="Arial"/>
+        </w:rPr>
+      </w:pPr>
+      <w:r>
+        <w:rPr>
+          <w:rFonts w:ascii="Arial" w:hAnsi="Arial" w:cs="Arial"/>
+        </w:rPr>
+        <w:t xml:space="preserve">Zustand wird gespeichert </w:t>
+      </w:r>
+    </w:p>
+    <w:p>
+      <w:pPr>
+        <w:numPr>
+          <w:ilvl w:val="1"/>
+          <w:numId w:val="37"/>
+        </w:numPr>
+        <w:spacing w:before="100" w:beforeAutospacing="1" w:after="100" w:afterAutospacing="1" w:line="240" w:lineRule="auto"/>
+        <w:rPr>
+          <w:rFonts w:ascii="Arial" w:hAnsi="Arial" w:cs="Arial"/>
+        </w:rPr>
+      </w:pPr>
+      <w:r>
+        <w:rPr>
+          <w:rFonts w:ascii="Arial" w:hAnsi="Arial" w:cs="Arial"/>
+        </w:rPr>
+        <w:t xml:space="preserve">Zustand bleibt erhalten </w:t>
+      </w:r>
+    </w:p>
+    <w:p>
+      <w:pPr>
+        <w:numPr>
+          <w:ilvl w:val="0"/>
+          <w:numId w:val="37"/>
+        </w:numPr>
+        <w:spacing w:before="100" w:beforeAutospacing="1" w:after="100" w:afterAutospacing="1" w:line="240" w:lineRule="auto"/>
+        <w:rPr>
+          <w:rFonts w:ascii="Arial" w:hAnsi="Arial" w:cs="Arial"/>
+        </w:rPr>
+      </w:pPr>
+      <w:r>
+        <w:rPr>
+          <w:rFonts w:ascii="Arial" w:hAnsi="Arial" w:cs="Arial"/>
+        </w:rPr>
+        <w:t xml:space="preserve">Perfekt als Übergang zu deiner Theorie </w:t>
+      </w:r>
+    </w:p>
+    <w:p>
+      <w:pPr>
+        <w:pStyle w:val="berschrift2"/>
         <w:rPr>
           <w:rFonts w:ascii="Arial" w:hAnsi="Arial" w:cs="Arial"/>
           <w:sz w:val="22"/>
@@ -1319,1227 +3793,1039 @@
       </w:pPr>
       <w:r>
         <w:rPr>
-          <w:rFonts w:ascii="Arial" w:hAnsi="Arial" w:cs="Arial"/>
+          <w:rStyle w:val="Fett"/>
+          <w:rFonts w:ascii="Segoe UI Emoji" w:hAnsi="Segoe UI Emoji" w:cs="Segoe UI Emoji"/>
+          <w:b/>
+          <w:bCs/>
           <w:sz w:val="22"/>
           <w:szCs w:val="22"/>
         </w:rPr>
-        <w:t xml:space="preserve">Beide gleichzeitig → </w:t>
+        <w:t>🔹</w:t>
       </w:r>
       <w:r>
         <w:rPr>
           <w:rStyle w:val="Fett"/>
           <w:rFonts w:ascii="Arial" w:hAnsi="Arial" w:cs="Arial"/>
-          <w:b w:val="0"/>
+          <w:b/>
+          <w:bCs/>
           <w:sz w:val="22"/>
           <w:szCs w:val="22"/>
         </w:rPr>
-        <w:t>Fehlerzustand</w:t>
-      </w:r>
-    </w:p>
-    <w:p>
-      <w:pPr>
-        <w:pStyle w:val="berschrift2"/>
-        <w:rPr>
-          <w:rFonts w:ascii="Arial" w:eastAsiaTheme="minorHAnsi" w:hAnsi="Arial" w:cs="Arial"/>
-          <w:b w:val="0"/>
-          <w:bCs w:val="0"/>
+        <w:t xml:space="preserve"> Was du im Vortrag sagen kannst</w:t>
+      </w:r>
+    </w:p>
+    <w:p>
+      <w:pPr>
+        <w:pStyle w:val="StandardWeb"/>
+        <w:rPr>
+          <w:rFonts w:ascii="Arial" w:hAnsi="Arial" w:cs="Arial"/>
           <w:sz w:val="22"/>
           <w:szCs w:val="22"/>
-          <w:lang w:eastAsia="en-US"/>
-        </w:rPr>
-      </w:pPr>
-    </w:p>
-    <w:p>
-      <w:pPr>
-        <w:pStyle w:val="berschrift2"/>
+        </w:rPr>
+      </w:pPr>
+      <w:r>
         <w:rPr>
           <w:rFonts w:ascii="Arial" w:hAnsi="Arial" w:cs="Arial"/>
           <w:sz w:val="22"/>
           <w:szCs w:val="22"/>
         </w:rPr>
-      </w:pPr>
-      <w:r>
-        <w:rPr>
-          <w:rFonts w:ascii="Arial" w:hAnsi="Arial" w:cs="Arial"/>
+        <w:t>„Ein gutes Alltagsbeispiel ist eine Mikrowelle: Wenn ich sie starte, läuft sie weiter, ohne dass ich den Knopf gedrückt halten muss. Sie merkt sich also ihren Zustand. Genau das macht ein Flipflop – es speichert ein Signal.“</w:t>
+      </w:r>
+    </w:p>
+    <w:p>
+      <w:pPr>
+        <w:pStyle w:val="berschrift1"/>
+        <w:rPr>
+          <w:rStyle w:val="Fett"/>
+          <w:rFonts w:ascii="Arial" w:hAnsi="Arial" w:cs="Arial"/>
+          <w:bCs w:val="0"/>
+          <w:color w:val="auto"/>
           <w:sz w:val="22"/>
           <w:szCs w:val="22"/>
         </w:rPr>
-        <w:t>Theoretische Erklärung der Schaltung</w:t>
-      </w:r>
-    </w:p>
-    <w:p>
-      <w:pPr>
-        <w:pStyle w:val="StandardWeb"/>
-        <w:rPr>
-          <w:rFonts w:ascii="Arial" w:hAnsi="Arial" w:cs="Arial"/>
+      </w:pPr>
+      <w:r>
+        <w:rPr>
+          <w:rStyle w:val="Fett"/>
+          <w:rFonts w:ascii="Arial" w:hAnsi="Arial" w:cs="Arial"/>
+          <w:bCs w:val="0"/>
+          <w:color w:val="auto"/>
           <w:sz w:val="22"/>
           <w:szCs w:val="22"/>
         </w:rPr>
-      </w:pPr>
-      <w:r>
-        <w:rPr>
-          <w:rFonts w:ascii="Arial" w:hAnsi="Arial" w:cs="Arial"/>
+        <w:t>2. Beispiel: Taschenlampe mit „Ein-Knopf“ → T-Flipflop</w:t>
+      </w:r>
+    </w:p>
+    <w:tbl>
+      <w:tblPr>
+        <w:tblW w:w="0" w:type="auto"/>
+        <w:tblCellSpacing w:w="15" w:type="dxa"/>
+        <w:tblBorders>
+          <w:top w:val="single" w:sz="4" w:space="0" w:color="auto"/>
+          <w:left w:val="single" w:sz="4" w:space="0" w:color="auto"/>
+          <w:bottom w:val="single" w:sz="4" w:space="0" w:color="auto"/>
+          <w:right w:val="single" w:sz="4" w:space="0" w:color="auto"/>
+          <w:insideH w:val="single" w:sz="4" w:space="0" w:color="auto"/>
+          <w:insideV w:val="single" w:sz="4" w:space="0" w:color="auto"/>
+        </w:tblBorders>
+        <w:tblCellMar>
+          <w:top w:w="15" w:type="dxa"/>
+          <w:left w:w="15" w:type="dxa"/>
+          <w:bottom w:w="15" w:type="dxa"/>
+          <w:right w:w="15" w:type="dxa"/>
+        </w:tblCellMar>
+        <w:tblLook w:val="04A0" w:firstRow="1" w:lastRow="0" w:firstColumn="1" w:lastColumn="0" w:noHBand="0" w:noVBand="1"/>
+      </w:tblPr>
+      <w:tblGrid>
+        <w:gridCol w:w="1142"/>
+        <w:gridCol w:w="1740"/>
+        <w:gridCol w:w="2628"/>
+      </w:tblGrid>
+      <w:tr>
+        <w:trPr>
+          <w:tblHeader/>
+          <w:tblCellSpacing w:w="15" w:type="dxa"/>
+        </w:trPr>
+        <w:tc>
+          <w:tcPr>
+            <w:tcW w:w="0" w:type="auto"/>
+            <w:vAlign w:val="center"/>
+            <w:hideMark/>
+          </w:tcPr>
+          <w:p>
+            <w:pPr>
+              <w:spacing w:after="0" w:line="240" w:lineRule="auto"/>
+              <w:jc w:val="center"/>
+              <w:rPr>
+                <w:rFonts w:ascii="Times New Roman" w:eastAsia="Times New Roman" w:hAnsi="Times New Roman" w:cs="Times New Roman"/>
+                <w:b/>
+                <w:bCs/>
+                <w:sz w:val="24"/>
+                <w:szCs w:val="24"/>
+                <w:lang w:eastAsia="de-DE"/>
+              </w:rPr>
+            </w:pPr>
+            <w:r>
+              <w:rPr>
+                <w:rFonts w:ascii="Times New Roman" w:eastAsia="Times New Roman" w:hAnsi="Times New Roman" w:cs="Times New Roman"/>
+                <w:b/>
+                <w:bCs/>
+                <w:sz w:val="24"/>
+                <w:szCs w:val="24"/>
+                <w:lang w:eastAsia="de-DE"/>
+              </w:rPr>
+              <w:t>T (Taster)</w:t>
+            </w:r>
+          </w:p>
+        </w:tc>
+        <w:tc>
+          <w:tcPr>
+            <w:tcW w:w="0" w:type="auto"/>
+            <w:vAlign w:val="center"/>
+            <w:hideMark/>
+          </w:tcPr>
+          <w:p>
+            <w:pPr>
+              <w:spacing w:after="0" w:line="240" w:lineRule="auto"/>
+              <w:jc w:val="center"/>
+              <w:rPr>
+                <w:rFonts w:ascii="Times New Roman" w:eastAsia="Times New Roman" w:hAnsi="Times New Roman" w:cs="Times New Roman"/>
+                <w:b/>
+                <w:bCs/>
+                <w:sz w:val="24"/>
+                <w:szCs w:val="24"/>
+                <w:lang w:eastAsia="de-DE"/>
+              </w:rPr>
+            </w:pPr>
+            <w:r>
+              <w:rPr>
+                <w:rFonts w:ascii="Times New Roman" w:eastAsia="Times New Roman" w:hAnsi="Times New Roman" w:cs="Times New Roman"/>
+                <w:b/>
+                <w:bCs/>
+                <w:sz w:val="24"/>
+                <w:szCs w:val="24"/>
+                <w:lang w:eastAsia="de-DE"/>
+              </w:rPr>
+              <w:t>Q (Zustand)</w:t>
+            </w:r>
+          </w:p>
+        </w:tc>
+        <w:tc>
+          <w:tcPr>
+            <w:tcW w:w="0" w:type="auto"/>
+            <w:vAlign w:val="center"/>
+            <w:hideMark/>
+          </w:tcPr>
+          <w:p>
+            <w:pPr>
+              <w:spacing w:after="0" w:line="240" w:lineRule="auto"/>
+              <w:jc w:val="center"/>
+              <w:rPr>
+                <w:rFonts w:ascii="Times New Roman" w:eastAsia="Times New Roman" w:hAnsi="Times New Roman" w:cs="Times New Roman"/>
+                <w:b/>
+                <w:bCs/>
+                <w:sz w:val="24"/>
+                <w:szCs w:val="24"/>
+                <w:lang w:eastAsia="de-DE"/>
+              </w:rPr>
+            </w:pPr>
+            <w:r>
+              <w:rPr>
+                <w:rFonts w:ascii="Times New Roman" w:eastAsia="Times New Roman" w:hAnsi="Times New Roman" w:cs="Times New Roman"/>
+                <w:b/>
+                <w:bCs/>
+                <w:sz w:val="24"/>
+                <w:szCs w:val="24"/>
+                <w:lang w:eastAsia="de-DE"/>
+              </w:rPr>
+              <w:t>Bedeutung</w:t>
+            </w:r>
+          </w:p>
+        </w:tc>
+      </w:tr>
+      <w:tr>
+        <w:trPr>
+          <w:tblCellSpacing w:w="15" w:type="dxa"/>
+        </w:trPr>
+        <w:tc>
+          <w:tcPr>
+            <w:tcW w:w="0" w:type="auto"/>
+            <w:vAlign w:val="center"/>
+            <w:hideMark/>
+          </w:tcPr>
+          <w:p>
+            <w:pPr>
+              <w:spacing w:after="0" w:line="240" w:lineRule="auto"/>
+              <w:rPr>
+                <w:rFonts w:ascii="Times New Roman" w:eastAsia="Times New Roman" w:hAnsi="Times New Roman" w:cs="Times New Roman"/>
+                <w:sz w:val="24"/>
+                <w:szCs w:val="24"/>
+                <w:lang w:eastAsia="de-DE"/>
+              </w:rPr>
+            </w:pPr>
+            <w:r>
+              <w:rPr>
+                <w:rFonts w:ascii="Times New Roman" w:eastAsia="Times New Roman" w:hAnsi="Times New Roman" w:cs="Times New Roman"/>
+                <w:sz w:val="24"/>
+                <w:szCs w:val="24"/>
+                <w:lang w:eastAsia="de-DE"/>
+              </w:rPr>
+              <w:t>0</w:t>
+            </w:r>
+          </w:p>
+        </w:tc>
+        <w:tc>
+          <w:tcPr>
+            <w:tcW w:w="0" w:type="auto"/>
+            <w:vAlign w:val="center"/>
+            <w:hideMark/>
+          </w:tcPr>
+          <w:p>
+            <w:pPr>
+              <w:spacing w:after="0" w:line="240" w:lineRule="auto"/>
+              <w:rPr>
+                <w:rFonts w:ascii="Times New Roman" w:eastAsia="Times New Roman" w:hAnsi="Times New Roman" w:cs="Times New Roman"/>
+                <w:sz w:val="24"/>
+                <w:szCs w:val="24"/>
+                <w:lang w:eastAsia="de-DE"/>
+              </w:rPr>
+            </w:pPr>
+            <w:r>
+              <w:rPr>
+                <w:rFonts w:ascii="Times New Roman" w:eastAsia="Times New Roman" w:hAnsi="Times New Roman" w:cs="Times New Roman"/>
+                <w:sz w:val="24"/>
+                <w:szCs w:val="24"/>
+                <w:lang w:eastAsia="de-DE"/>
+              </w:rPr>
+              <w:t>bleibt gleich</w:t>
+            </w:r>
+          </w:p>
+        </w:tc>
+        <w:tc>
+          <w:tcPr>
+            <w:tcW w:w="0" w:type="auto"/>
+            <w:vAlign w:val="center"/>
+            <w:hideMark/>
+          </w:tcPr>
+          <w:p>
+            <w:pPr>
+              <w:spacing w:after="0" w:line="240" w:lineRule="auto"/>
+              <w:rPr>
+                <w:rFonts w:ascii="Times New Roman" w:eastAsia="Times New Roman" w:hAnsi="Times New Roman" w:cs="Times New Roman"/>
+                <w:sz w:val="24"/>
+                <w:szCs w:val="24"/>
+                <w:lang w:eastAsia="de-DE"/>
+              </w:rPr>
+            </w:pPr>
+            <w:r>
+              <w:rPr>
+                <w:rFonts w:ascii="Times New Roman" w:eastAsia="Times New Roman" w:hAnsi="Times New Roman" w:cs="Times New Roman"/>
+                <w:sz w:val="24"/>
+                <w:szCs w:val="24"/>
+                <w:lang w:eastAsia="de-DE"/>
+              </w:rPr>
+              <w:t>Zustand bleibt gespeichert</w:t>
+            </w:r>
+          </w:p>
+        </w:tc>
+      </w:tr>
+      <w:tr>
+        <w:trPr>
+          <w:tblCellSpacing w:w="15" w:type="dxa"/>
+        </w:trPr>
+        <w:tc>
+          <w:tcPr>
+            <w:tcW w:w="0" w:type="auto"/>
+            <w:vAlign w:val="center"/>
+            <w:hideMark/>
+          </w:tcPr>
+          <w:p>
+            <w:pPr>
+              <w:spacing w:after="0" w:line="240" w:lineRule="auto"/>
+              <w:rPr>
+                <w:rFonts w:ascii="Times New Roman" w:eastAsia="Times New Roman" w:hAnsi="Times New Roman" w:cs="Times New Roman"/>
+                <w:sz w:val="24"/>
+                <w:szCs w:val="24"/>
+                <w:lang w:eastAsia="de-DE"/>
+              </w:rPr>
+            </w:pPr>
+            <w:r>
+              <w:rPr>
+                <w:rFonts w:ascii="Times New Roman" w:eastAsia="Times New Roman" w:hAnsi="Times New Roman" w:cs="Times New Roman"/>
+                <w:sz w:val="24"/>
+                <w:szCs w:val="24"/>
+                <w:lang w:eastAsia="de-DE"/>
+              </w:rPr>
+              <w:t>1</w:t>
+            </w:r>
+          </w:p>
+        </w:tc>
+        <w:tc>
+          <w:tcPr>
+            <w:tcW w:w="0" w:type="auto"/>
+            <w:vAlign w:val="center"/>
+            <w:hideMark/>
+          </w:tcPr>
+          <w:p>
+            <w:pPr>
+              <w:spacing w:after="0" w:line="240" w:lineRule="auto"/>
+              <w:rPr>
+                <w:rFonts w:ascii="Times New Roman" w:eastAsia="Times New Roman" w:hAnsi="Times New Roman" w:cs="Times New Roman"/>
+                <w:sz w:val="24"/>
+                <w:szCs w:val="24"/>
+                <w:lang w:eastAsia="de-DE"/>
+              </w:rPr>
+            </w:pPr>
+            <w:r>
+              <w:rPr>
+                <w:rFonts w:ascii="Times New Roman" w:eastAsia="Times New Roman" w:hAnsi="Times New Roman" w:cs="Times New Roman"/>
+                <w:sz w:val="24"/>
+                <w:szCs w:val="24"/>
+                <w:lang w:eastAsia="de-DE"/>
+              </w:rPr>
+              <w:t>wechselt (</w:t>
+            </w:r>
+            <w:proofErr w:type="spellStart"/>
+            <w:r>
+              <w:rPr>
+                <w:rFonts w:ascii="Times New Roman" w:eastAsia="Times New Roman" w:hAnsi="Times New Roman" w:cs="Times New Roman"/>
+                <w:sz w:val="24"/>
+                <w:szCs w:val="24"/>
+                <w:lang w:eastAsia="de-DE"/>
+              </w:rPr>
+              <w:t>toggle</w:t>
+            </w:r>
+            <w:proofErr w:type="spellEnd"/>
+            <w:r>
+              <w:rPr>
+                <w:rFonts w:ascii="Times New Roman" w:eastAsia="Times New Roman" w:hAnsi="Times New Roman" w:cs="Times New Roman"/>
+                <w:sz w:val="24"/>
+                <w:szCs w:val="24"/>
+                <w:lang w:eastAsia="de-DE"/>
+              </w:rPr>
+              <w:t>)</w:t>
+            </w:r>
+          </w:p>
+        </w:tc>
+        <w:tc>
+          <w:tcPr>
+            <w:tcW w:w="0" w:type="auto"/>
+            <w:vAlign w:val="center"/>
+            <w:hideMark/>
+          </w:tcPr>
+          <w:p>
+            <w:pPr>
+              <w:spacing w:after="0" w:line="240" w:lineRule="auto"/>
+              <w:rPr>
+                <w:rFonts w:ascii="Times New Roman" w:eastAsia="Times New Roman" w:hAnsi="Times New Roman" w:cs="Times New Roman"/>
+                <w:sz w:val="24"/>
+                <w:szCs w:val="24"/>
+                <w:lang w:eastAsia="de-DE"/>
+              </w:rPr>
+            </w:pPr>
+            <w:r>
+              <w:rPr>
+                <w:rFonts w:ascii="Times New Roman" w:eastAsia="Times New Roman" w:hAnsi="Times New Roman" w:cs="Times New Roman"/>
+                <w:sz w:val="24"/>
+                <w:szCs w:val="24"/>
+                <w:lang w:eastAsia="de-DE"/>
+              </w:rPr>
+              <w:t>an → aus oder aus → an</w:t>
+            </w:r>
+          </w:p>
+        </w:tc>
+      </w:tr>
+    </w:tbl>
+    <w:p/>
+    <w:p>
+      <w:pPr>
+        <w:rPr>
+          <w:rFonts w:ascii="Arial" w:hAnsi="Arial" w:cs="Arial"/>
+        </w:rPr>
+      </w:pPr>
+      <w:r>
+        <w:rPr>
+          <w:rFonts w:ascii="Arial" w:hAnsi="Arial" w:cs="Arial"/>
+        </w:rPr>
+        <w:t>Erweiterte Darstellung (Zustandswechsel)</w:t>
+      </w:r>
+    </w:p>
+    <w:tbl>
+      <w:tblPr>
+        <w:tblW w:w="0" w:type="auto"/>
+        <w:tblCellSpacing w:w="15" w:type="dxa"/>
+        <w:tblBorders>
+          <w:top w:val="single" w:sz="4" w:space="0" w:color="auto"/>
+          <w:left w:val="single" w:sz="4" w:space="0" w:color="auto"/>
+          <w:bottom w:val="single" w:sz="4" w:space="0" w:color="auto"/>
+          <w:right w:val="single" w:sz="4" w:space="0" w:color="auto"/>
+          <w:insideH w:val="single" w:sz="4" w:space="0" w:color="auto"/>
+          <w:insideV w:val="single" w:sz="4" w:space="0" w:color="auto"/>
+        </w:tblBorders>
+        <w:tblCellMar>
+          <w:top w:w="15" w:type="dxa"/>
+          <w:left w:w="15" w:type="dxa"/>
+          <w:bottom w:w="15" w:type="dxa"/>
+          <w:right w:w="15" w:type="dxa"/>
+        </w:tblCellMar>
+        <w:tblLook w:val="04A0" w:firstRow="1" w:lastRow="0" w:firstColumn="1" w:lastColumn="0" w:noHBand="0" w:noVBand="1"/>
+      </w:tblPr>
+      <w:tblGrid>
+        <w:gridCol w:w="2229"/>
+        <w:gridCol w:w="617"/>
+        <w:gridCol w:w="632"/>
+      </w:tblGrid>
+      <w:tr>
+        <w:trPr>
+          <w:tblHeader/>
+          <w:tblCellSpacing w:w="15" w:type="dxa"/>
+        </w:trPr>
+        <w:tc>
+          <w:tcPr>
+            <w:tcW w:w="0" w:type="auto"/>
+            <w:vAlign w:val="center"/>
+            <w:hideMark/>
+          </w:tcPr>
+          <w:p>
+            <w:pPr>
+              <w:spacing w:after="0" w:line="240" w:lineRule="auto"/>
+              <w:jc w:val="center"/>
+              <w:rPr>
+                <w:rFonts w:ascii="Times New Roman" w:eastAsia="Times New Roman" w:hAnsi="Times New Roman" w:cs="Times New Roman"/>
+                <w:b/>
+                <w:bCs/>
+                <w:sz w:val="24"/>
+                <w:szCs w:val="24"/>
+                <w:lang w:eastAsia="de-DE"/>
+              </w:rPr>
+            </w:pPr>
+            <w:r>
+              <w:rPr>
+                <w:rFonts w:ascii="Times New Roman" w:eastAsia="Times New Roman" w:hAnsi="Times New Roman" w:cs="Times New Roman"/>
+                <w:b/>
+                <w:bCs/>
+                <w:sz w:val="24"/>
+                <w:szCs w:val="24"/>
+                <w:lang w:eastAsia="de-DE"/>
+              </w:rPr>
+              <w:t>Aktueller Zustand Q</w:t>
+            </w:r>
+          </w:p>
+        </w:tc>
+        <w:tc>
+          <w:tcPr>
+            <w:tcW w:w="0" w:type="auto"/>
+            <w:vAlign w:val="center"/>
+            <w:hideMark/>
+          </w:tcPr>
+          <w:p>
+            <w:pPr>
+              <w:spacing w:after="0" w:line="240" w:lineRule="auto"/>
+              <w:jc w:val="center"/>
+              <w:rPr>
+                <w:rFonts w:ascii="Times New Roman" w:eastAsia="Times New Roman" w:hAnsi="Times New Roman" w:cs="Times New Roman"/>
+                <w:b/>
+                <w:bCs/>
+                <w:sz w:val="24"/>
+                <w:szCs w:val="24"/>
+                <w:lang w:eastAsia="de-DE"/>
+              </w:rPr>
+            </w:pPr>
+            <w:r>
+              <w:rPr>
+                <w:rFonts w:ascii="Times New Roman" w:eastAsia="Times New Roman" w:hAnsi="Times New Roman" w:cs="Times New Roman"/>
+                <w:b/>
+                <w:bCs/>
+                <w:sz w:val="24"/>
+                <w:szCs w:val="24"/>
+                <w:lang w:eastAsia="de-DE"/>
+              </w:rPr>
+              <w:t>T = 0</w:t>
+            </w:r>
+          </w:p>
+        </w:tc>
+        <w:tc>
+          <w:tcPr>
+            <w:tcW w:w="0" w:type="auto"/>
+            <w:vAlign w:val="center"/>
+            <w:hideMark/>
+          </w:tcPr>
+          <w:p>
+            <w:pPr>
+              <w:spacing w:after="0" w:line="240" w:lineRule="auto"/>
+              <w:jc w:val="center"/>
+              <w:rPr>
+                <w:rFonts w:ascii="Times New Roman" w:eastAsia="Times New Roman" w:hAnsi="Times New Roman" w:cs="Times New Roman"/>
+                <w:b/>
+                <w:bCs/>
+                <w:sz w:val="24"/>
+                <w:szCs w:val="24"/>
+                <w:lang w:eastAsia="de-DE"/>
+              </w:rPr>
+            </w:pPr>
+            <w:r>
+              <w:rPr>
+                <w:rFonts w:ascii="Times New Roman" w:eastAsia="Times New Roman" w:hAnsi="Times New Roman" w:cs="Times New Roman"/>
+                <w:b/>
+                <w:bCs/>
+                <w:sz w:val="24"/>
+                <w:szCs w:val="24"/>
+                <w:lang w:eastAsia="de-DE"/>
+              </w:rPr>
+              <w:t>T = 1</w:t>
+            </w:r>
+          </w:p>
+        </w:tc>
+      </w:tr>
+      <w:tr>
+        <w:trPr>
+          <w:tblCellSpacing w:w="15" w:type="dxa"/>
+        </w:trPr>
+        <w:tc>
+          <w:tcPr>
+            <w:tcW w:w="0" w:type="auto"/>
+            <w:vAlign w:val="center"/>
+            <w:hideMark/>
+          </w:tcPr>
+          <w:p>
+            <w:pPr>
+              <w:spacing w:after="0" w:line="240" w:lineRule="auto"/>
+              <w:rPr>
+                <w:rFonts w:ascii="Times New Roman" w:eastAsia="Times New Roman" w:hAnsi="Times New Roman" w:cs="Times New Roman"/>
+                <w:sz w:val="24"/>
+                <w:szCs w:val="24"/>
+                <w:lang w:eastAsia="de-DE"/>
+              </w:rPr>
+            </w:pPr>
+            <w:r>
+              <w:rPr>
+                <w:rFonts w:ascii="Times New Roman" w:eastAsia="Times New Roman" w:hAnsi="Times New Roman" w:cs="Times New Roman"/>
+                <w:sz w:val="24"/>
+                <w:szCs w:val="24"/>
+                <w:lang w:eastAsia="de-DE"/>
+              </w:rPr>
+              <w:t>0</w:t>
+            </w:r>
+          </w:p>
+        </w:tc>
+        <w:tc>
+          <w:tcPr>
+            <w:tcW w:w="0" w:type="auto"/>
+            <w:vAlign w:val="center"/>
+            <w:hideMark/>
+          </w:tcPr>
+          <w:p>
+            <w:pPr>
+              <w:spacing w:after="0" w:line="240" w:lineRule="auto"/>
+              <w:rPr>
+                <w:rFonts w:ascii="Times New Roman" w:eastAsia="Times New Roman" w:hAnsi="Times New Roman" w:cs="Times New Roman"/>
+                <w:sz w:val="24"/>
+                <w:szCs w:val="24"/>
+                <w:lang w:eastAsia="de-DE"/>
+              </w:rPr>
+            </w:pPr>
+            <w:r>
+              <w:rPr>
+                <w:rFonts w:ascii="Times New Roman" w:eastAsia="Times New Roman" w:hAnsi="Times New Roman" w:cs="Times New Roman"/>
+                <w:sz w:val="24"/>
+                <w:szCs w:val="24"/>
+                <w:lang w:eastAsia="de-DE"/>
+              </w:rPr>
+              <w:t>0</w:t>
+            </w:r>
+          </w:p>
+        </w:tc>
+        <w:tc>
+          <w:tcPr>
+            <w:tcW w:w="0" w:type="auto"/>
+            <w:vAlign w:val="center"/>
+            <w:hideMark/>
+          </w:tcPr>
+          <w:p>
+            <w:pPr>
+              <w:spacing w:after="0" w:line="240" w:lineRule="auto"/>
+              <w:rPr>
+                <w:rFonts w:ascii="Times New Roman" w:eastAsia="Times New Roman" w:hAnsi="Times New Roman" w:cs="Times New Roman"/>
+                <w:sz w:val="24"/>
+                <w:szCs w:val="24"/>
+                <w:lang w:eastAsia="de-DE"/>
+              </w:rPr>
+            </w:pPr>
+            <w:r>
+              <w:rPr>
+                <w:rFonts w:ascii="Times New Roman" w:eastAsia="Times New Roman" w:hAnsi="Times New Roman" w:cs="Times New Roman"/>
+                <w:sz w:val="24"/>
+                <w:szCs w:val="24"/>
+                <w:lang w:eastAsia="de-DE"/>
+              </w:rPr>
+              <w:t>1</w:t>
+            </w:r>
+          </w:p>
+        </w:tc>
+      </w:tr>
+      <w:tr>
+        <w:trPr>
+          <w:tblCellSpacing w:w="15" w:type="dxa"/>
+        </w:trPr>
+        <w:tc>
+          <w:tcPr>
+            <w:tcW w:w="0" w:type="auto"/>
+            <w:vAlign w:val="center"/>
+            <w:hideMark/>
+          </w:tcPr>
+          <w:p>
+            <w:pPr>
+              <w:spacing w:after="0" w:line="240" w:lineRule="auto"/>
+              <w:rPr>
+                <w:rFonts w:ascii="Times New Roman" w:eastAsia="Times New Roman" w:hAnsi="Times New Roman" w:cs="Times New Roman"/>
+                <w:sz w:val="24"/>
+                <w:szCs w:val="24"/>
+                <w:lang w:eastAsia="de-DE"/>
+              </w:rPr>
+            </w:pPr>
+            <w:r>
+              <w:rPr>
+                <w:rFonts w:ascii="Times New Roman" w:eastAsia="Times New Roman" w:hAnsi="Times New Roman" w:cs="Times New Roman"/>
+                <w:sz w:val="24"/>
+                <w:szCs w:val="24"/>
+                <w:lang w:eastAsia="de-DE"/>
+              </w:rPr>
+              <w:t>1</w:t>
+            </w:r>
+          </w:p>
+        </w:tc>
+        <w:tc>
+          <w:tcPr>
+            <w:tcW w:w="0" w:type="auto"/>
+            <w:vAlign w:val="center"/>
+            <w:hideMark/>
+          </w:tcPr>
+          <w:p>
+            <w:pPr>
+              <w:spacing w:after="0" w:line="240" w:lineRule="auto"/>
+              <w:rPr>
+                <w:rFonts w:ascii="Times New Roman" w:eastAsia="Times New Roman" w:hAnsi="Times New Roman" w:cs="Times New Roman"/>
+                <w:sz w:val="24"/>
+                <w:szCs w:val="24"/>
+                <w:lang w:eastAsia="de-DE"/>
+              </w:rPr>
+            </w:pPr>
+            <w:r>
+              <w:rPr>
+                <w:rFonts w:ascii="Times New Roman" w:eastAsia="Times New Roman" w:hAnsi="Times New Roman" w:cs="Times New Roman"/>
+                <w:sz w:val="24"/>
+                <w:szCs w:val="24"/>
+                <w:lang w:eastAsia="de-DE"/>
+              </w:rPr>
+              <w:t>1</w:t>
+            </w:r>
+          </w:p>
+        </w:tc>
+        <w:tc>
+          <w:tcPr>
+            <w:tcW w:w="0" w:type="auto"/>
+            <w:vAlign w:val="center"/>
+            <w:hideMark/>
+          </w:tcPr>
+          <w:p>
+            <w:pPr>
+              <w:spacing w:after="0" w:line="240" w:lineRule="auto"/>
+              <w:rPr>
+                <w:rFonts w:ascii="Times New Roman" w:eastAsia="Times New Roman" w:hAnsi="Times New Roman" w:cs="Times New Roman"/>
+                <w:sz w:val="24"/>
+                <w:szCs w:val="24"/>
+                <w:lang w:eastAsia="de-DE"/>
+              </w:rPr>
+            </w:pPr>
+            <w:r>
+              <w:rPr>
+                <w:rFonts w:ascii="Times New Roman" w:eastAsia="Times New Roman" w:hAnsi="Times New Roman" w:cs="Times New Roman"/>
+                <w:sz w:val="24"/>
+                <w:szCs w:val="24"/>
+                <w:lang w:eastAsia="de-DE"/>
+              </w:rPr>
+              <w:t>0</w:t>
+            </w:r>
+          </w:p>
+        </w:tc>
+      </w:tr>
+    </w:tbl>
+    <w:p>
+      <w:pPr>
+        <w:pStyle w:val="berschrift3"/>
+        <w:rPr>
+          <w:rFonts w:ascii="Arial" w:hAnsi="Arial" w:cs="Arial"/>
+          <w:color w:val="auto"/>
           <w:sz w:val="22"/>
           <w:szCs w:val="22"/>
         </w:rPr>
-        <w:t xml:space="preserve">Ein Flipflop ist ein sogenanntes </w:t>
-      </w:r>
-      <w:r>
-        <w:rPr>
-          <w:rStyle w:val="Fett"/>
-          <w:rFonts w:ascii="Arial" w:hAnsi="Arial" w:cs="Arial"/>
-          <w:b w:val="0"/>
+      </w:pPr>
+      <w:r>
+        <w:rPr>
+          <w:rFonts w:ascii="Arial" w:hAnsi="Arial" w:cs="Arial"/>
+          <w:color w:val="auto"/>
           <w:sz w:val="22"/>
           <w:szCs w:val="22"/>
         </w:rPr>
-        <w:t>bistabiles System</w:t>
-      </w:r>
-      <w:r>
+        <w:lastRenderedPageBreak/>
+        <w:t>Kurz erklärt:</w:t>
+      </w:r>
+    </w:p>
+    <w:p>
+      <w:pPr>
+        <w:numPr>
+          <w:ilvl w:val="0"/>
+          <w:numId w:val="43"/>
+        </w:numPr>
+        <w:spacing w:before="100" w:beforeAutospacing="1" w:after="100" w:afterAutospacing="1" w:line="240" w:lineRule="auto"/>
+        <w:rPr>
+          <w:rFonts w:ascii="Arial" w:hAnsi="Arial" w:cs="Arial"/>
+        </w:rPr>
+      </w:pPr>
+      <w:r>
+        <w:rPr>
+          <w:rFonts w:ascii="Arial" w:hAnsi="Arial" w:cs="Arial"/>
+        </w:rPr>
+        <w:t xml:space="preserve">T = 0 → nichts passiert </w:t>
+      </w:r>
+    </w:p>
+    <w:p>
+      <w:pPr>
+        <w:numPr>
+          <w:ilvl w:val="0"/>
+          <w:numId w:val="43"/>
+        </w:numPr>
+        <w:spacing w:before="100" w:beforeAutospacing="1" w:after="100" w:afterAutospacing="1" w:line="240" w:lineRule="auto"/>
+        <w:rPr>
+          <w:rFonts w:ascii="Arial" w:hAnsi="Arial" w:cs="Arial"/>
+        </w:rPr>
+      </w:pPr>
+      <w:r>
+        <w:rPr>
+          <w:rFonts w:ascii="Arial" w:hAnsi="Arial" w:cs="Arial"/>
+        </w:rPr>
+        <w:t xml:space="preserve">T = 1 → Zustand wird umgeschaltet </w:t>
+      </w:r>
+    </w:p>
+    <w:p>
+      <w:pPr>
+        <w:numPr>
+          <w:ilvl w:val="0"/>
+          <w:numId w:val="43"/>
+        </w:numPr>
+        <w:spacing w:before="100" w:beforeAutospacing="1" w:after="100" w:afterAutospacing="1" w:line="240" w:lineRule="auto"/>
+        <w:rPr>
+          <w:rFonts w:ascii="Arial" w:hAnsi="Arial" w:cs="Arial"/>
+        </w:rPr>
+      </w:pPr>
+      <w:r>
+        <w:rPr>
+          <w:rFonts w:ascii="Arial" w:hAnsi="Arial" w:cs="Arial"/>
+        </w:rPr>
+        <w:t>Perfekt für „Ein-Knopf“-Systeme</w:t>
+      </w:r>
+    </w:p>
+    <w:p>
+      <w:pPr>
+        <w:pStyle w:val="berschrift2"/>
         <w:rPr>
           <w:rFonts w:ascii="Arial" w:hAnsi="Arial" w:cs="Arial"/>
           <w:sz w:val="22"/>
           <w:szCs w:val="22"/>
         </w:rPr>
-        <w:t>:</w:t>
-      </w:r>
-      <w:r>
-        <w:rPr>
-          <w:rFonts w:ascii="Arial" w:hAnsi="Arial" w:cs="Arial"/>
+      </w:pPr>
+      <w:r>
+        <w:rPr>
+          <w:rStyle w:val="Fett"/>
+          <w:rFonts w:ascii="Arial" w:hAnsi="Arial" w:cs="Arial"/>
+          <w:b/>
+          <w:bCs/>
           <w:sz w:val="22"/>
           <w:szCs w:val="22"/>
         </w:rPr>
-        <w:br/>
-        <w:t xml:space="preserve">Es hat genau </w:t>
+        <w:t>Alltagssituation</w:t>
+      </w:r>
+    </w:p>
+    <w:p>
+      <w:pPr>
+        <w:numPr>
+          <w:ilvl w:val="0"/>
+          <w:numId w:val="38"/>
+        </w:numPr>
+        <w:spacing w:before="100" w:beforeAutospacing="1" w:after="100" w:afterAutospacing="1" w:line="240" w:lineRule="auto"/>
+        <w:rPr>
+          <w:rFonts w:ascii="Arial" w:hAnsi="Arial" w:cs="Arial"/>
+        </w:rPr>
+      </w:pPr>
+      <w:r>
+        <w:rPr>
+          <w:rFonts w:ascii="Arial" w:hAnsi="Arial" w:cs="Arial"/>
+        </w:rPr>
+        <w:t xml:space="preserve">Du hast nur </w:t>
       </w:r>
       <w:r>
         <w:rPr>
           <w:rStyle w:val="Fett"/>
           <w:rFonts w:ascii="Arial" w:hAnsi="Arial" w:cs="Arial"/>
-          <w:b w:val="0"/>
+        </w:rPr>
+        <w:t>einen Knopf</w:t>
+      </w:r>
+      <w:r>
+        <w:rPr>
+          <w:rFonts w:ascii="Arial" w:hAnsi="Arial" w:cs="Arial"/>
+        </w:rPr>
+        <w:t xml:space="preserve"> </w:t>
+      </w:r>
+    </w:p>
+    <w:p>
+      <w:pPr>
+        <w:numPr>
+          <w:ilvl w:val="0"/>
+          <w:numId w:val="38"/>
+        </w:numPr>
+        <w:spacing w:before="100" w:beforeAutospacing="1" w:after="100" w:afterAutospacing="1" w:line="240" w:lineRule="auto"/>
+        <w:rPr>
+          <w:rFonts w:ascii="Arial" w:hAnsi="Arial" w:cs="Arial"/>
+        </w:rPr>
+      </w:pPr>
+      <w:r>
+        <w:rPr>
+          <w:rFonts w:ascii="Arial" w:hAnsi="Arial" w:cs="Arial"/>
+        </w:rPr>
+        <w:t xml:space="preserve">Drücken: </w:t>
+      </w:r>
+    </w:p>
+    <w:p>
+      <w:pPr>
+        <w:numPr>
+          <w:ilvl w:val="2"/>
+          <w:numId w:val="38"/>
+        </w:numPr>
+        <w:spacing w:before="100" w:beforeAutospacing="1" w:after="100" w:afterAutospacing="1" w:line="240" w:lineRule="auto"/>
+        <w:rPr>
+          <w:rFonts w:ascii="Arial" w:hAnsi="Arial" w:cs="Arial"/>
+        </w:rPr>
+      </w:pPr>
+      <w:r>
+        <w:rPr>
+          <w:rFonts w:ascii="Arial" w:hAnsi="Arial" w:cs="Arial"/>
+        </w:rPr>
+        <w:t xml:space="preserve">Mal → Licht an </w:t>
+      </w:r>
+    </w:p>
+    <w:p>
+      <w:pPr>
+        <w:numPr>
+          <w:ilvl w:val="2"/>
+          <w:numId w:val="39"/>
+        </w:numPr>
+        <w:spacing w:before="100" w:beforeAutospacing="1" w:after="100" w:afterAutospacing="1" w:line="240" w:lineRule="auto"/>
+        <w:rPr>
+          <w:rFonts w:ascii="Arial" w:hAnsi="Arial" w:cs="Arial"/>
+        </w:rPr>
+      </w:pPr>
+      <w:r>
+        <w:rPr>
+          <w:rFonts w:ascii="Arial" w:hAnsi="Arial" w:cs="Arial"/>
+        </w:rPr>
+        <w:t xml:space="preserve">Mal → Licht aus </w:t>
+      </w:r>
+    </w:p>
+    <w:p>
+      <w:pPr>
+        <w:numPr>
+          <w:ilvl w:val="2"/>
+          <w:numId w:val="40"/>
+        </w:numPr>
+        <w:spacing w:before="100" w:beforeAutospacing="1" w:after="100" w:afterAutospacing="1" w:line="240" w:lineRule="auto"/>
+        <w:rPr>
+          <w:rFonts w:ascii="Arial" w:hAnsi="Arial" w:cs="Arial"/>
+        </w:rPr>
+      </w:pPr>
+      <w:r>
+        <w:rPr>
+          <w:rFonts w:ascii="Arial" w:hAnsi="Arial" w:cs="Arial"/>
+        </w:rPr>
+        <w:t xml:space="preserve">Mal → wieder an </w:t>
+      </w:r>
+    </w:p>
+    <w:p>
+      <w:pPr>
+        <w:pStyle w:val="StandardWeb"/>
+        <w:rPr>
+          <w:rFonts w:ascii="Arial" w:hAnsi="Arial" w:cs="Arial"/>
           <w:sz w:val="22"/>
           <w:szCs w:val="22"/>
         </w:rPr>
-        <w:t>zwei stabile Zustände</w:t>
-      </w:r>
-      <w:r>
-        <w:rPr>
-          <w:rFonts w:ascii="Arial" w:hAnsi="Arial" w:cs="Arial"/>
+      </w:pPr>
+      <w:r>
+        <w:rPr>
+          <w:rFonts w:ascii="Segoe UI Emoji" w:hAnsi="Segoe UI Emoji" w:cs="Segoe UI Emoji"/>
           <w:sz w:val="22"/>
           <w:szCs w:val="22"/>
         </w:rPr>
-        <w:t xml:space="preserve"> (0 und 1).</w:t>
-      </w:r>
-    </w:p>
-    <w:p>
-      <w:pPr>
-        <w:pStyle w:val="StandardWeb"/>
+        <w:t>👉</w:t>
+      </w:r>
+      <w:r>
         <w:rPr>
           <w:rFonts w:ascii="Arial" w:hAnsi="Arial" w:cs="Arial"/>
           <w:sz w:val="22"/>
           <w:szCs w:val="22"/>
         </w:rPr>
-      </w:pPr>
-      <w:r>
-        <w:rPr>
+        <w:t xml:space="preserve"> Also: </w:t>
+      </w:r>
+      <w:r>
+        <w:rPr>
+          <w:rStyle w:val="Fett"/>
           <w:rFonts w:ascii="Arial" w:hAnsi="Arial" w:cs="Arial"/>
           <w:sz w:val="22"/>
           <w:szCs w:val="22"/>
         </w:rPr>
-        <w:t>Durch die Rückkopplung bleibt der aktuelle Zustand erhalten, auch wenn kein neues Signal anliegt.</w:t>
-      </w:r>
-    </w:p>
-    <w:p>
-      <w:pPr>
-        <w:spacing w:before="100" w:beforeAutospacing="1" w:after="100" w:afterAutospacing="1" w:line="240" w:lineRule="auto"/>
-        <w:outlineLvl w:val="1"/>
-        <w:rPr>
-          <w:rFonts w:ascii="Arial" w:eastAsia="Times New Roman" w:hAnsi="Arial" w:cs="Arial"/>
+        <w:t>Zustand wechselt bei jedem Druck</w:t>
+      </w:r>
+    </w:p>
+    <w:p>
+      <w:pPr>
+        <w:pStyle w:val="berschrift2"/>
+        <w:rPr>
+          <w:rFonts w:ascii="Arial" w:hAnsi="Arial" w:cs="Arial"/>
+          <w:sz w:val="22"/>
+          <w:szCs w:val="22"/>
+        </w:rPr>
+      </w:pPr>
+      <w:r>
+        <w:rPr>
+          <w:rStyle w:val="Fett"/>
+          <w:rFonts w:ascii="Arial" w:hAnsi="Arial" w:cs="Arial"/>
           <w:b/>
           <w:bCs/>
-          <w:lang w:eastAsia="de-DE"/>
-        </w:rPr>
-      </w:pPr>
-      <w:r>
-        <w:rPr>
-          <w:rFonts w:ascii="Arial" w:eastAsia="Times New Roman" w:hAnsi="Arial" w:cs="Arial"/>
-          <w:b/>
-          <w:bCs/>
-          <w:lang w:eastAsia="de-DE"/>
-        </w:rPr>
-        <w:t>RS-Flipflop (</w:t>
-      </w:r>
-      <w:proofErr w:type="spellStart"/>
-      <w:r>
-        <w:rPr>
-          <w:rFonts w:ascii="Arial" w:eastAsia="Times New Roman" w:hAnsi="Arial" w:cs="Arial"/>
-          <w:b/>
-          <w:bCs/>
-          <w:lang w:eastAsia="de-DE"/>
-        </w:rPr>
-        <w:t>Reset</w:t>
-      </w:r>
-      <w:proofErr w:type="spellEnd"/>
-      <w:r>
-        <w:rPr>
-          <w:rFonts w:ascii="Arial" w:eastAsia="Times New Roman" w:hAnsi="Arial" w:cs="Arial"/>
-          <w:b/>
-          <w:bCs/>
-          <w:lang w:eastAsia="de-DE"/>
-        </w:rPr>
-        <w:t>-Set)</w:t>
-      </w:r>
-      <w:bookmarkStart w:id="0" w:name="_GoBack"/>
-      <w:bookmarkEnd w:id="0"/>
-    </w:p>
-    <w:p>
-      <w:pPr>
-        <w:spacing w:before="100" w:beforeAutospacing="1" w:after="100" w:afterAutospacing="1" w:line="240" w:lineRule="auto"/>
-        <w:rPr>
-          <w:rFonts w:ascii="Arial" w:eastAsia="Times New Roman" w:hAnsi="Arial" w:cs="Arial"/>
-          <w:lang w:eastAsia="de-DE"/>
-        </w:rPr>
-      </w:pPr>
-      <w:r>
-        <w:rPr>
-          <w:rFonts w:ascii="Arial" w:eastAsia="Times New Roman" w:hAnsi="Arial" w:cs="Arial"/>
-          <w:b/>
-          <w:bCs/>
-          <w:lang w:eastAsia="de-DE"/>
-        </w:rPr>
-        <w:t>Funktion:</w:t>
+          <w:sz w:val="22"/>
+          <w:szCs w:val="22"/>
+        </w:rPr>
+        <w:t>Bezug zum T-Flipflop</w:t>
       </w:r>
     </w:p>
     <w:p>
       <w:pPr>
         <w:numPr>
           <w:ilvl w:val="0"/>
-          <w:numId w:val="21"/>
+          <w:numId w:val="41"/>
         </w:numPr>
         <w:spacing w:before="100" w:beforeAutospacing="1" w:after="100" w:afterAutospacing="1" w:line="240" w:lineRule="auto"/>
         <w:rPr>
-          <w:rFonts w:ascii="Arial" w:eastAsia="Times New Roman" w:hAnsi="Arial" w:cs="Arial"/>
-          <w:lang w:eastAsia="de-DE"/>
-        </w:rPr>
-      </w:pPr>
-      <w:r>
-        <w:rPr>
-          <w:rFonts w:ascii="Arial" w:eastAsia="Times New Roman" w:hAnsi="Arial" w:cs="Arial"/>
-          <w:lang w:eastAsia="de-DE"/>
-        </w:rPr>
-        <w:t xml:space="preserve">Set (S) → setzt Q auf 1 </w:t>
+          <w:rFonts w:ascii="Arial" w:hAnsi="Arial" w:cs="Arial"/>
+        </w:rPr>
+      </w:pPr>
+      <w:r>
+        <w:rPr>
+          <w:rFonts w:ascii="Arial" w:hAnsi="Arial" w:cs="Arial"/>
+        </w:rPr>
+        <w:t xml:space="preserve">T = 1 → Zustand wird </w:t>
+      </w:r>
+      <w:r>
+        <w:rPr>
+          <w:rStyle w:val="Fett"/>
+          <w:rFonts w:ascii="Arial" w:hAnsi="Arial" w:cs="Arial"/>
+        </w:rPr>
+        <w:t>umgeschaltet (</w:t>
+      </w:r>
+      <w:proofErr w:type="spellStart"/>
+      <w:r>
+        <w:rPr>
+          <w:rStyle w:val="Fett"/>
+          <w:rFonts w:ascii="Arial" w:hAnsi="Arial" w:cs="Arial"/>
+        </w:rPr>
+        <w:t>Toggle</w:t>
+      </w:r>
+      <w:proofErr w:type="spellEnd"/>
+      <w:r>
+        <w:rPr>
+          <w:rStyle w:val="Fett"/>
+          <w:rFonts w:ascii="Arial" w:hAnsi="Arial" w:cs="Arial"/>
+        </w:rPr>
+        <w:t>)</w:t>
+      </w:r>
+      <w:r>
+        <w:rPr>
+          <w:rFonts w:ascii="Arial" w:hAnsi="Arial" w:cs="Arial"/>
+        </w:rPr>
+        <w:t xml:space="preserve"> </w:t>
       </w:r>
     </w:p>
     <w:p>
       <w:pPr>
         <w:numPr>
           <w:ilvl w:val="0"/>
-          <w:numId w:val="21"/>
+          <w:numId w:val="41"/>
         </w:numPr>
         <w:spacing w:before="100" w:beforeAutospacing="1" w:after="100" w:afterAutospacing="1" w:line="240" w:lineRule="auto"/>
         <w:rPr>
-          <w:rFonts w:ascii="Arial" w:eastAsia="Times New Roman" w:hAnsi="Arial" w:cs="Arial"/>
-          <w:lang w:eastAsia="de-DE"/>
-        </w:rPr>
-      </w:pPr>
-      <w:proofErr w:type="spellStart"/>
-      <w:r>
-        <w:rPr>
-          <w:rFonts w:ascii="Arial" w:eastAsia="Times New Roman" w:hAnsi="Arial" w:cs="Arial"/>
-          <w:lang w:eastAsia="de-DE"/>
-        </w:rPr>
-        <w:t>Reset</w:t>
-      </w:r>
-      <w:proofErr w:type="spellEnd"/>
-      <w:r>
-        <w:rPr>
-          <w:rFonts w:ascii="Arial" w:eastAsia="Times New Roman" w:hAnsi="Arial" w:cs="Arial"/>
-          <w:lang w:eastAsia="de-DE"/>
-        </w:rPr>
-        <w:t xml:space="preserve"> (R) → setzt Q auf 0 </w:t>
+          <w:rFonts w:ascii="Arial" w:hAnsi="Arial" w:cs="Arial"/>
+        </w:rPr>
+      </w:pPr>
+      <w:r>
+        <w:rPr>
+          <w:rFonts w:ascii="Arial" w:hAnsi="Arial" w:cs="Arial"/>
+        </w:rPr>
+        <w:t xml:space="preserve">Kein zweiter Knopf nötig </w:t>
       </w:r>
     </w:p>
     <w:p>
       <w:pPr>
         <w:numPr>
           <w:ilvl w:val="0"/>
-          <w:numId w:val="21"/>
+          <w:numId w:val="41"/>
         </w:numPr>
         <w:spacing w:before="100" w:beforeAutospacing="1" w:after="100" w:afterAutospacing="1" w:line="240" w:lineRule="auto"/>
         <w:rPr>
-          <w:rFonts w:ascii="Arial" w:eastAsia="Times New Roman" w:hAnsi="Arial" w:cs="Arial"/>
-          <w:lang w:eastAsia="de-DE"/>
-        </w:rPr>
-      </w:pPr>
-      <w:r>
-        <w:rPr>
-          <w:rFonts w:ascii="Arial" w:eastAsia="Times New Roman" w:hAnsi="Arial" w:cs="Arial"/>
-          <w:lang w:eastAsia="de-DE"/>
-        </w:rPr>
-        <w:t xml:space="preserve">Speichert einen Zustand </w:t>
-      </w:r>
-    </w:p>
-    <w:p>
-      <w:pPr>
-        <w:spacing w:before="100" w:beforeAutospacing="1" w:after="100" w:afterAutospacing="1" w:line="240" w:lineRule="auto"/>
-        <w:rPr>
-          <w:rFonts w:ascii="Arial" w:eastAsia="Times New Roman" w:hAnsi="Arial" w:cs="Arial"/>
-          <w:lang w:eastAsia="de-DE"/>
-        </w:rPr>
-      </w:pPr>
-      <w:r>
-        <w:rPr>
-          <w:rFonts w:ascii="Arial" w:eastAsia="Times New Roman" w:hAnsi="Arial" w:cs="Arial"/>
-          <w:b/>
-          <w:bCs/>
-          <w:lang w:eastAsia="de-DE"/>
-        </w:rPr>
-        <w:t>Besonderheit:</w:t>
-      </w:r>
-    </w:p>
-    <w:p>
-      <w:pPr>
-        <w:numPr>
-          <w:ilvl w:val="0"/>
-          <w:numId w:val="22"/>
-        </w:numPr>
-        <w:spacing w:before="100" w:beforeAutospacing="1" w:after="100" w:afterAutospacing="1" w:line="240" w:lineRule="auto"/>
-        <w:rPr>
-          <w:rFonts w:ascii="Arial" w:eastAsia="Times New Roman" w:hAnsi="Arial" w:cs="Arial"/>
-          <w:lang w:eastAsia="de-DE"/>
-        </w:rPr>
-      </w:pPr>
-      <w:r>
-        <w:rPr>
-          <w:rFonts w:ascii="Arial" w:eastAsia="Times New Roman" w:hAnsi="Arial" w:cs="Arial"/>
-          <w:lang w:eastAsia="de-DE"/>
-        </w:rPr>
-        <w:t xml:space="preserve">Zustand S = 1 und R = 1 → </w:t>
-      </w:r>
-      <w:r>
-        <w:rPr>
-          <w:rFonts w:ascii="Arial" w:eastAsia="Times New Roman" w:hAnsi="Arial" w:cs="Arial"/>
-          <w:b/>
-          <w:bCs/>
-          <w:lang w:eastAsia="de-DE"/>
-        </w:rPr>
-        <w:t>nicht erlaubt</w:t>
-      </w:r>
-      <w:r>
-        <w:rPr>
-          <w:rFonts w:ascii="Arial" w:eastAsia="Times New Roman" w:hAnsi="Arial" w:cs="Arial"/>
-          <w:lang w:eastAsia="de-DE"/>
-        </w:rPr>
-        <w:t xml:space="preserve"> </w:t>
-      </w:r>
-    </w:p>
-    <w:p>
-      <w:pPr>
-        <w:spacing w:before="100" w:beforeAutospacing="1" w:after="100" w:afterAutospacing="1" w:line="240" w:lineRule="auto"/>
-        <w:rPr>
-          <w:rFonts w:ascii="Arial" w:eastAsia="Times New Roman" w:hAnsi="Arial" w:cs="Arial"/>
-          <w:lang w:eastAsia="de-DE"/>
-        </w:rPr>
-      </w:pPr>
-      <w:r>
-        <w:rPr>
-          <w:rFonts w:ascii="Arial" w:eastAsia="Times New Roman" w:hAnsi="Arial" w:cs="Arial"/>
-          <w:b/>
-          <w:bCs/>
-          <w:lang w:eastAsia="de-DE"/>
-        </w:rPr>
-        <w:t>Verwendung:</w:t>
-      </w:r>
-    </w:p>
-    <w:p>
-      <w:pPr>
-        <w:numPr>
-          <w:ilvl w:val="0"/>
-          <w:numId w:val="23"/>
-        </w:numPr>
-        <w:spacing w:before="100" w:beforeAutospacing="1" w:after="100" w:afterAutospacing="1" w:line="240" w:lineRule="auto"/>
-        <w:rPr>
-          <w:rFonts w:ascii="Arial" w:eastAsia="Times New Roman" w:hAnsi="Arial" w:cs="Arial"/>
-          <w:lang w:eastAsia="de-DE"/>
-        </w:rPr>
-      </w:pPr>
-      <w:r>
-        <w:rPr>
-          <w:rFonts w:ascii="Arial" w:eastAsia="Times New Roman" w:hAnsi="Arial" w:cs="Arial"/>
-          <w:lang w:eastAsia="de-DE"/>
-        </w:rPr>
-        <w:t xml:space="preserve">Einfache Speicherfunktionen </w:t>
-      </w:r>
-    </w:p>
-    <w:p>
-      <w:pPr>
-        <w:numPr>
-          <w:ilvl w:val="0"/>
-          <w:numId w:val="23"/>
-        </w:numPr>
-        <w:spacing w:before="100" w:beforeAutospacing="1" w:after="100" w:afterAutospacing="1" w:line="240" w:lineRule="auto"/>
-        <w:rPr>
-          <w:rFonts w:ascii="Arial" w:eastAsia="Times New Roman" w:hAnsi="Arial" w:cs="Arial"/>
-          <w:lang w:eastAsia="de-DE"/>
-        </w:rPr>
-      </w:pPr>
-      <w:r>
-        <w:rPr>
-          <w:rFonts w:ascii="Arial" w:eastAsia="Times New Roman" w:hAnsi="Arial" w:cs="Arial"/>
-          <w:lang w:eastAsia="de-DE"/>
-        </w:rPr>
-        <w:t xml:space="preserve">Grundbaustein für andere Flipflops </w:t>
-      </w:r>
-    </w:p>
-    <w:p>
-      <w:pPr>
-        <w:spacing w:after="0" w:line="240" w:lineRule="auto"/>
-        <w:rPr>
-          <w:rFonts w:ascii="Arial" w:eastAsia="Times New Roman" w:hAnsi="Arial" w:cs="Arial"/>
-          <w:lang w:eastAsia="de-DE"/>
-        </w:rPr>
-      </w:pPr>
-      <w:r>
-        <w:rPr>
-          <w:rFonts w:ascii="Arial" w:eastAsia="Times New Roman" w:hAnsi="Arial" w:cs="Arial"/>
-          <w:lang w:eastAsia="de-DE"/>
-        </w:rPr>
-        <w:pict>
-          <v:rect id="_x0000_i1025" style="width:0;height:1.5pt" o:hralign="center" o:hrstd="t" o:hr="t" fillcolor="#a0a0a0" stroked="f"/>
-        </w:pict>
-      </w:r>
-    </w:p>
-    <w:p>
-      <w:pPr>
-        <w:spacing w:before="100" w:beforeAutospacing="1" w:after="100" w:afterAutospacing="1" w:line="240" w:lineRule="auto"/>
-        <w:outlineLvl w:val="1"/>
-        <w:rPr>
-          <w:rFonts w:ascii="Arial" w:eastAsia="Times New Roman" w:hAnsi="Arial" w:cs="Arial"/>
-          <w:b/>
-          <w:bCs/>
-          <w:lang w:eastAsia="de-DE"/>
-        </w:rPr>
-      </w:pPr>
-      <w:r>
-        <w:rPr>
-          <w:rFonts w:ascii="Segoe UI Emoji" w:eastAsia="Times New Roman" w:hAnsi="Segoe UI Emoji" w:cs="Segoe UI Emoji"/>
-          <w:b/>
-          <w:bCs/>
-          <w:lang w:eastAsia="de-DE"/>
-        </w:rPr>
-        <w:lastRenderedPageBreak/>
-        <w:t>🔹</w:t>
-      </w:r>
-      <w:r>
-        <w:rPr>
-          <w:rFonts w:ascii="Arial" w:eastAsia="Times New Roman" w:hAnsi="Arial" w:cs="Arial"/>
-          <w:b/>
-          <w:bCs/>
-          <w:lang w:eastAsia="de-DE"/>
-        </w:rPr>
-        <w:t xml:space="preserve"> D-Flipflop (Data-Flipflop)</w:t>
-      </w:r>
-    </w:p>
-    <w:p>
-      <w:pPr>
-        <w:spacing w:before="100" w:beforeAutospacing="1" w:after="100" w:afterAutospacing="1" w:line="240" w:lineRule="auto"/>
-        <w:rPr>
-          <w:rFonts w:ascii="Arial" w:eastAsia="Times New Roman" w:hAnsi="Arial" w:cs="Arial"/>
-          <w:lang w:eastAsia="de-DE"/>
-        </w:rPr>
-      </w:pPr>
-      <w:r>
-        <w:rPr>
-          <w:rFonts w:ascii="Arial" w:eastAsia="Times New Roman" w:hAnsi="Arial" w:cs="Arial"/>
-          <w:b/>
-          <w:bCs/>
-          <w:lang w:eastAsia="de-DE"/>
-        </w:rPr>
-        <w:t>Funktion:</w:t>
-      </w:r>
-    </w:p>
-    <w:p>
-      <w:pPr>
-        <w:numPr>
-          <w:ilvl w:val="0"/>
-          <w:numId w:val="24"/>
-        </w:numPr>
-        <w:spacing w:before="100" w:beforeAutospacing="1" w:after="100" w:afterAutospacing="1" w:line="240" w:lineRule="auto"/>
-        <w:rPr>
-          <w:rFonts w:ascii="Arial" w:eastAsia="Times New Roman" w:hAnsi="Arial" w:cs="Arial"/>
-          <w:lang w:eastAsia="de-DE"/>
-        </w:rPr>
-      </w:pPr>
-      <w:r>
-        <w:rPr>
-          <w:rFonts w:ascii="Arial" w:eastAsia="Times New Roman" w:hAnsi="Arial" w:cs="Arial"/>
-          <w:lang w:eastAsia="de-DE"/>
-        </w:rPr>
-        <w:t xml:space="preserve">Übernimmt den Wert von D (0 oder 1) bei einem Takt </w:t>
-      </w:r>
-    </w:p>
-    <w:p>
-      <w:pPr>
-        <w:numPr>
-          <w:ilvl w:val="0"/>
-          <w:numId w:val="24"/>
-        </w:numPr>
-        <w:spacing w:before="100" w:beforeAutospacing="1" w:after="100" w:afterAutospacing="1" w:line="240" w:lineRule="auto"/>
-        <w:rPr>
-          <w:rFonts w:ascii="Arial" w:eastAsia="Times New Roman" w:hAnsi="Arial" w:cs="Arial"/>
-          <w:lang w:eastAsia="de-DE"/>
-        </w:rPr>
-      </w:pPr>
-      <w:r>
-        <w:rPr>
-          <w:rFonts w:ascii="Arial" w:eastAsia="Times New Roman" w:hAnsi="Arial" w:cs="Arial"/>
-          <w:lang w:eastAsia="de-DE"/>
-        </w:rPr>
-        <w:t xml:space="preserve">Speichert diesen Wert </w:t>
-      </w:r>
-    </w:p>
-    <w:p>
-      <w:pPr>
-        <w:spacing w:before="100" w:beforeAutospacing="1" w:after="100" w:afterAutospacing="1" w:line="240" w:lineRule="auto"/>
-        <w:rPr>
-          <w:rFonts w:ascii="Arial" w:eastAsia="Times New Roman" w:hAnsi="Arial" w:cs="Arial"/>
-          <w:lang w:eastAsia="de-DE"/>
-        </w:rPr>
-      </w:pPr>
-      <w:r>
-        <w:rPr>
-          <w:rFonts w:ascii="Arial" w:eastAsia="Times New Roman" w:hAnsi="Arial" w:cs="Arial"/>
-          <w:b/>
-          <w:bCs/>
-          <w:lang w:eastAsia="de-DE"/>
-        </w:rPr>
-        <w:t>Besonderheit:</w:t>
-      </w:r>
-    </w:p>
-    <w:p>
-      <w:pPr>
-        <w:numPr>
-          <w:ilvl w:val="0"/>
-          <w:numId w:val="25"/>
-        </w:numPr>
-        <w:spacing w:before="100" w:beforeAutospacing="1" w:after="100" w:afterAutospacing="1" w:line="240" w:lineRule="auto"/>
-        <w:rPr>
-          <w:rFonts w:ascii="Arial" w:eastAsia="Times New Roman" w:hAnsi="Arial" w:cs="Arial"/>
-          <w:lang w:eastAsia="de-DE"/>
-        </w:rPr>
-      </w:pPr>
-      <w:r>
-        <w:rPr>
-          <w:rFonts w:ascii="Arial" w:eastAsia="Times New Roman" w:hAnsi="Arial" w:cs="Arial"/>
-          <w:lang w:eastAsia="de-DE"/>
-        </w:rPr>
-        <w:t xml:space="preserve">Kein verbotener Zustand </w:t>
-      </w:r>
-    </w:p>
-    <w:p>
-      <w:pPr>
-        <w:numPr>
-          <w:ilvl w:val="0"/>
-          <w:numId w:val="25"/>
-        </w:numPr>
-        <w:spacing w:before="100" w:beforeAutospacing="1" w:after="100" w:afterAutospacing="1" w:line="240" w:lineRule="auto"/>
-        <w:rPr>
-          <w:rFonts w:ascii="Arial" w:eastAsia="Times New Roman" w:hAnsi="Arial" w:cs="Arial"/>
-          <w:lang w:eastAsia="de-DE"/>
-        </w:rPr>
-      </w:pPr>
-      <w:r>
-        <w:rPr>
-          <w:rFonts w:ascii="Arial" w:eastAsia="Times New Roman" w:hAnsi="Arial" w:cs="Arial"/>
-          <w:lang w:eastAsia="de-DE"/>
-        </w:rPr>
-        <w:t xml:space="preserve">Sehr stabil und zuverlässig </w:t>
-      </w:r>
-    </w:p>
-    <w:p>
-      <w:pPr>
-        <w:spacing w:before="100" w:beforeAutospacing="1" w:after="100" w:afterAutospacing="1" w:line="240" w:lineRule="auto"/>
-        <w:rPr>
-          <w:rFonts w:ascii="Arial" w:eastAsia="Times New Roman" w:hAnsi="Arial" w:cs="Arial"/>
-          <w:lang w:eastAsia="de-DE"/>
-        </w:rPr>
-      </w:pPr>
-      <w:r>
-        <w:rPr>
-          <w:rFonts w:ascii="Arial" w:eastAsia="Times New Roman" w:hAnsi="Arial" w:cs="Arial"/>
-          <w:b/>
-          <w:bCs/>
-          <w:lang w:eastAsia="de-DE"/>
-        </w:rPr>
-        <w:t>Verwendung:</w:t>
-      </w:r>
-    </w:p>
-    <w:p>
-      <w:pPr>
-        <w:numPr>
-          <w:ilvl w:val="0"/>
-          <w:numId w:val="26"/>
-        </w:numPr>
-        <w:spacing w:before="100" w:beforeAutospacing="1" w:after="100" w:afterAutospacing="1" w:line="240" w:lineRule="auto"/>
-        <w:rPr>
-          <w:rFonts w:ascii="Arial" w:eastAsia="Times New Roman" w:hAnsi="Arial" w:cs="Arial"/>
-          <w:lang w:eastAsia="de-DE"/>
-        </w:rPr>
-      </w:pPr>
-      <w:r>
-        <w:rPr>
-          <w:rFonts w:ascii="Arial" w:eastAsia="Times New Roman" w:hAnsi="Arial" w:cs="Arial"/>
-          <w:lang w:eastAsia="de-DE"/>
-        </w:rPr>
-        <w:t xml:space="preserve">Register (Datenspeicher im Prozessor) </w:t>
-      </w:r>
-    </w:p>
-    <w:p>
-      <w:pPr>
-        <w:numPr>
-          <w:ilvl w:val="0"/>
-          <w:numId w:val="26"/>
-        </w:numPr>
-        <w:spacing w:before="100" w:beforeAutospacing="1" w:after="100" w:afterAutospacing="1" w:line="240" w:lineRule="auto"/>
-        <w:rPr>
-          <w:rFonts w:ascii="Arial" w:eastAsia="Times New Roman" w:hAnsi="Arial" w:cs="Arial"/>
-          <w:lang w:eastAsia="de-DE"/>
-        </w:rPr>
-      </w:pPr>
-      <w:r>
-        <w:rPr>
-          <w:rFonts w:ascii="Arial" w:eastAsia="Times New Roman" w:hAnsi="Arial" w:cs="Arial"/>
-          <w:lang w:eastAsia="de-DE"/>
-        </w:rPr>
-        <w:t xml:space="preserve">Synchronisierte Schaltungen </w:t>
-      </w:r>
-    </w:p>
-    <w:p>
-      <w:pPr>
-        <w:spacing w:after="0" w:line="240" w:lineRule="auto"/>
-        <w:rPr>
-          <w:rFonts w:ascii="Arial" w:eastAsia="Times New Roman" w:hAnsi="Arial" w:cs="Arial"/>
-          <w:lang w:eastAsia="de-DE"/>
-        </w:rPr>
-      </w:pPr>
-      <w:r>
-        <w:rPr>
-          <w:rFonts w:ascii="Arial" w:eastAsia="Times New Roman" w:hAnsi="Arial" w:cs="Arial"/>
-          <w:lang w:eastAsia="de-DE"/>
-        </w:rPr>
-        <w:pict>
-          <v:rect id="_x0000_i1026" style="width:0;height:1.5pt" o:hralign="center" o:hrstd="t" o:hr="t" fillcolor="#a0a0a0" stroked="f"/>
-        </w:pict>
-      </w:r>
-    </w:p>
-    <w:p>
-      <w:pPr>
-        <w:spacing w:before="100" w:beforeAutospacing="1" w:after="100" w:afterAutospacing="1" w:line="240" w:lineRule="auto"/>
-        <w:outlineLvl w:val="1"/>
-        <w:rPr>
-          <w:rFonts w:ascii="Arial" w:eastAsia="Times New Roman" w:hAnsi="Arial" w:cs="Arial"/>
-          <w:b/>
-          <w:bCs/>
-          <w:lang w:eastAsia="de-DE"/>
-        </w:rPr>
-      </w:pPr>
-      <w:r>
-        <w:rPr>
-          <w:rFonts w:ascii="Segoe UI Emoji" w:eastAsia="Times New Roman" w:hAnsi="Segoe UI Emoji" w:cs="Segoe UI Emoji"/>
-          <w:b/>
-          <w:bCs/>
-          <w:lang w:eastAsia="de-DE"/>
-        </w:rPr>
-        <w:t>🔹</w:t>
-      </w:r>
-      <w:r>
-        <w:rPr>
-          <w:rFonts w:ascii="Arial" w:eastAsia="Times New Roman" w:hAnsi="Arial" w:cs="Arial"/>
-          <w:b/>
-          <w:bCs/>
-          <w:lang w:eastAsia="de-DE"/>
-        </w:rPr>
-        <w:t xml:space="preserve"> T-Flipflop (</w:t>
-      </w:r>
-      <w:proofErr w:type="spellStart"/>
-      <w:r>
-        <w:rPr>
-          <w:rFonts w:ascii="Arial" w:eastAsia="Times New Roman" w:hAnsi="Arial" w:cs="Arial"/>
-          <w:b/>
-          <w:bCs/>
-          <w:lang w:eastAsia="de-DE"/>
-        </w:rPr>
-        <w:t>Toggle</w:t>
-      </w:r>
-      <w:proofErr w:type="spellEnd"/>
-      <w:r>
-        <w:rPr>
-          <w:rFonts w:ascii="Arial" w:eastAsia="Times New Roman" w:hAnsi="Arial" w:cs="Arial"/>
-          <w:b/>
-          <w:bCs/>
-          <w:lang w:eastAsia="de-DE"/>
-        </w:rPr>
-        <w:t>-Flipflop)</w:t>
-      </w:r>
-    </w:p>
-    <w:p>
-      <w:pPr>
-        <w:spacing w:before="100" w:beforeAutospacing="1" w:after="100" w:afterAutospacing="1" w:line="240" w:lineRule="auto"/>
-        <w:rPr>
-          <w:rFonts w:ascii="Arial" w:eastAsia="Times New Roman" w:hAnsi="Arial" w:cs="Arial"/>
-          <w:lang w:eastAsia="de-DE"/>
-        </w:rPr>
-      </w:pPr>
-      <w:r>
-        <w:rPr>
-          <w:rFonts w:ascii="Arial" w:eastAsia="Times New Roman" w:hAnsi="Arial" w:cs="Arial"/>
-          <w:b/>
-          <w:bCs/>
-          <w:lang w:eastAsia="de-DE"/>
-        </w:rPr>
-        <w:t>Funktion:</w:t>
-      </w:r>
-    </w:p>
-    <w:p>
-      <w:pPr>
-        <w:numPr>
-          <w:ilvl w:val="0"/>
-          <w:numId w:val="27"/>
-        </w:numPr>
-        <w:spacing w:before="100" w:beforeAutospacing="1" w:after="100" w:afterAutospacing="1" w:line="240" w:lineRule="auto"/>
-        <w:rPr>
-          <w:rFonts w:ascii="Arial" w:eastAsia="Times New Roman" w:hAnsi="Arial" w:cs="Arial"/>
-          <w:lang w:eastAsia="de-DE"/>
-        </w:rPr>
-      </w:pPr>
-      <w:r>
-        <w:rPr>
-          <w:rFonts w:ascii="Arial" w:eastAsia="Times New Roman" w:hAnsi="Arial" w:cs="Arial"/>
-          <w:lang w:eastAsia="de-DE"/>
-        </w:rPr>
-        <w:t xml:space="preserve">Wechselt Zustand bei jedem Signal: </w:t>
-      </w:r>
-    </w:p>
-    <w:p>
-      <w:pPr>
-        <w:numPr>
-          <w:ilvl w:val="1"/>
-          <w:numId w:val="27"/>
-        </w:numPr>
-        <w:spacing w:before="100" w:beforeAutospacing="1" w:after="100" w:afterAutospacing="1" w:line="240" w:lineRule="auto"/>
-        <w:rPr>
-          <w:rFonts w:ascii="Arial" w:eastAsia="Times New Roman" w:hAnsi="Arial" w:cs="Arial"/>
-          <w:lang w:eastAsia="de-DE"/>
-        </w:rPr>
-      </w:pPr>
-      <w:r>
-        <w:rPr>
-          <w:rFonts w:ascii="Arial" w:eastAsia="Times New Roman" w:hAnsi="Arial" w:cs="Arial"/>
-          <w:lang w:eastAsia="de-DE"/>
-        </w:rPr>
-        <w:t xml:space="preserve">0 → 1 </w:t>
-      </w:r>
-    </w:p>
-    <w:p>
-      <w:pPr>
-        <w:numPr>
-          <w:ilvl w:val="1"/>
-          <w:numId w:val="27"/>
-        </w:numPr>
-        <w:spacing w:before="100" w:beforeAutospacing="1" w:after="100" w:afterAutospacing="1" w:line="240" w:lineRule="auto"/>
-        <w:rPr>
-          <w:rFonts w:ascii="Arial" w:eastAsia="Times New Roman" w:hAnsi="Arial" w:cs="Arial"/>
-          <w:lang w:eastAsia="de-DE"/>
-        </w:rPr>
-      </w:pPr>
-      <w:r>
-        <w:rPr>
-          <w:rFonts w:ascii="Arial" w:eastAsia="Times New Roman" w:hAnsi="Arial" w:cs="Arial"/>
-          <w:lang w:eastAsia="de-DE"/>
-        </w:rPr>
-        <w:t xml:space="preserve">1 → 0 </w:t>
-      </w:r>
-    </w:p>
-    <w:p>
-      <w:pPr>
-        <w:spacing w:before="100" w:beforeAutospacing="1" w:after="100" w:afterAutospacing="1" w:line="240" w:lineRule="auto"/>
-        <w:rPr>
-          <w:rFonts w:ascii="Arial" w:eastAsia="Times New Roman" w:hAnsi="Arial" w:cs="Arial"/>
-          <w:lang w:eastAsia="de-DE"/>
-        </w:rPr>
-      </w:pPr>
-      <w:r>
-        <w:rPr>
-          <w:rFonts w:ascii="Arial" w:eastAsia="Times New Roman" w:hAnsi="Arial" w:cs="Arial"/>
-          <w:b/>
-          <w:bCs/>
-          <w:lang w:eastAsia="de-DE"/>
-        </w:rPr>
-        <w:t>Besonderheit:</w:t>
-      </w:r>
-    </w:p>
-    <w:p>
-      <w:pPr>
-        <w:numPr>
-          <w:ilvl w:val="0"/>
-          <w:numId w:val="28"/>
-        </w:numPr>
-        <w:spacing w:before="100" w:beforeAutospacing="1" w:after="100" w:afterAutospacing="1" w:line="240" w:lineRule="auto"/>
-        <w:rPr>
-          <w:rFonts w:ascii="Arial" w:eastAsia="Times New Roman" w:hAnsi="Arial" w:cs="Arial"/>
-          <w:lang w:eastAsia="de-DE"/>
-        </w:rPr>
-      </w:pPr>
-      <w:r>
-        <w:rPr>
-          <w:rFonts w:ascii="Arial" w:eastAsia="Times New Roman" w:hAnsi="Arial" w:cs="Arial"/>
-          <w:lang w:eastAsia="de-DE"/>
-        </w:rPr>
-        <w:t xml:space="preserve">„Umschalter“ </w:t>
-      </w:r>
-    </w:p>
-    <w:p>
-      <w:pPr>
-        <w:spacing w:before="100" w:beforeAutospacing="1" w:after="100" w:afterAutospacing="1" w:line="240" w:lineRule="auto"/>
-        <w:rPr>
-          <w:rFonts w:ascii="Arial" w:eastAsia="Times New Roman" w:hAnsi="Arial" w:cs="Arial"/>
-          <w:lang w:eastAsia="de-DE"/>
-        </w:rPr>
-      </w:pPr>
-      <w:r>
-        <w:rPr>
-          <w:rFonts w:ascii="Arial" w:eastAsia="Times New Roman" w:hAnsi="Arial" w:cs="Arial"/>
-          <w:b/>
-          <w:bCs/>
-          <w:lang w:eastAsia="de-DE"/>
-        </w:rPr>
-        <w:t>Verwendung:</w:t>
-      </w:r>
-    </w:p>
-    <w:p>
-      <w:pPr>
-        <w:numPr>
-          <w:ilvl w:val="0"/>
-          <w:numId w:val="29"/>
-        </w:numPr>
-        <w:spacing w:before="100" w:beforeAutospacing="1" w:after="100" w:afterAutospacing="1" w:line="240" w:lineRule="auto"/>
-        <w:rPr>
-          <w:rFonts w:ascii="Arial" w:eastAsia="Times New Roman" w:hAnsi="Arial" w:cs="Arial"/>
-          <w:lang w:eastAsia="de-DE"/>
-        </w:rPr>
-      </w:pPr>
-      <w:r>
-        <w:rPr>
-          <w:rFonts w:ascii="Arial" w:eastAsia="Times New Roman" w:hAnsi="Arial" w:cs="Arial"/>
-          <w:lang w:eastAsia="de-DE"/>
-        </w:rPr>
-        <w:t xml:space="preserve">Zähler (z. B. Binärzähler) </w:t>
-      </w:r>
-    </w:p>
-    <w:p>
-      <w:pPr>
-        <w:numPr>
-          <w:ilvl w:val="0"/>
-          <w:numId w:val="29"/>
-        </w:numPr>
-        <w:spacing w:before="100" w:beforeAutospacing="1" w:after="100" w:afterAutospacing="1" w:line="240" w:lineRule="auto"/>
-        <w:rPr>
-          <w:rFonts w:ascii="Arial" w:eastAsia="Times New Roman" w:hAnsi="Arial" w:cs="Arial"/>
-          <w:lang w:eastAsia="de-DE"/>
-        </w:rPr>
-      </w:pPr>
-      <w:r>
-        <w:rPr>
-          <w:rFonts w:ascii="Arial" w:eastAsia="Times New Roman" w:hAnsi="Arial" w:cs="Arial"/>
-          <w:lang w:eastAsia="de-DE"/>
-        </w:rPr>
-        <w:t xml:space="preserve">Frequenzteilung (Signal halbieren) </w:t>
-      </w:r>
-    </w:p>
-    <w:p>
-      <w:pPr>
-        <w:spacing w:after="0" w:line="240" w:lineRule="auto"/>
-        <w:rPr>
-          <w:rFonts w:ascii="Arial" w:eastAsia="Times New Roman" w:hAnsi="Arial" w:cs="Arial"/>
-          <w:lang w:eastAsia="de-DE"/>
-        </w:rPr>
-      </w:pPr>
-      <w:r>
-        <w:rPr>
-          <w:rFonts w:ascii="Arial" w:eastAsia="Times New Roman" w:hAnsi="Arial" w:cs="Arial"/>
-          <w:lang w:eastAsia="de-DE"/>
-        </w:rPr>
-        <w:pict>
-          <v:rect id="_x0000_i1027" style="width:0;height:1.5pt" o:hralign="center" o:hrstd="t" o:hr="t" fillcolor="#a0a0a0" stroked="f"/>
-        </w:pict>
-      </w:r>
-    </w:p>
-    <w:p>
-      <w:pPr>
-        <w:spacing w:before="100" w:beforeAutospacing="1" w:after="100" w:afterAutospacing="1" w:line="240" w:lineRule="auto"/>
-        <w:outlineLvl w:val="1"/>
-        <w:rPr>
-          <w:rFonts w:ascii="Arial" w:eastAsia="Times New Roman" w:hAnsi="Arial" w:cs="Arial"/>
-          <w:b/>
-          <w:bCs/>
-          <w:lang w:eastAsia="de-DE"/>
-        </w:rPr>
-      </w:pPr>
-      <w:r>
-        <w:rPr>
-          <w:rFonts w:ascii="Segoe UI Emoji" w:eastAsia="Times New Roman" w:hAnsi="Segoe UI Emoji" w:cs="Segoe UI Emoji"/>
-          <w:b/>
-          <w:bCs/>
-          <w:lang w:eastAsia="de-DE"/>
-        </w:rPr>
-        <w:t>🔹</w:t>
-      </w:r>
-      <w:r>
-        <w:rPr>
-          <w:rFonts w:ascii="Arial" w:eastAsia="Times New Roman" w:hAnsi="Arial" w:cs="Arial"/>
-          <w:b/>
-          <w:bCs/>
-          <w:lang w:eastAsia="de-DE"/>
-        </w:rPr>
-        <w:t xml:space="preserve"> JK-Flipflop</w:t>
-      </w:r>
-    </w:p>
-    <w:p>
-      <w:pPr>
-        <w:spacing w:before="100" w:beforeAutospacing="1" w:after="100" w:afterAutospacing="1" w:line="240" w:lineRule="auto"/>
-        <w:rPr>
-          <w:rFonts w:ascii="Arial" w:eastAsia="Times New Roman" w:hAnsi="Arial" w:cs="Arial"/>
-          <w:lang w:eastAsia="de-DE"/>
-        </w:rPr>
-      </w:pPr>
-      <w:r>
-        <w:rPr>
-          <w:rFonts w:ascii="Arial" w:eastAsia="Times New Roman" w:hAnsi="Arial" w:cs="Arial"/>
-          <w:b/>
-          <w:bCs/>
-          <w:lang w:eastAsia="de-DE"/>
-        </w:rPr>
-        <w:t>Funktion:</w:t>
-      </w:r>
-    </w:p>
-    <w:p>
-      <w:pPr>
-        <w:numPr>
-          <w:ilvl w:val="0"/>
-          <w:numId w:val="30"/>
-        </w:numPr>
-        <w:spacing w:before="100" w:beforeAutospacing="1" w:after="100" w:afterAutospacing="1" w:line="240" w:lineRule="auto"/>
-        <w:rPr>
-          <w:rFonts w:ascii="Arial" w:eastAsia="Times New Roman" w:hAnsi="Arial" w:cs="Arial"/>
-          <w:lang w:eastAsia="de-DE"/>
-        </w:rPr>
-      </w:pPr>
-      <w:r>
-        <w:rPr>
-          <w:rFonts w:ascii="Arial" w:eastAsia="Times New Roman" w:hAnsi="Arial" w:cs="Arial"/>
-          <w:lang w:eastAsia="de-DE"/>
-        </w:rPr>
-        <w:t xml:space="preserve">Kombination aus RS und T </w:t>
-      </w:r>
-    </w:p>
-    <w:p>
-      <w:pPr>
-        <w:numPr>
-          <w:ilvl w:val="0"/>
-          <w:numId w:val="30"/>
-        </w:numPr>
-        <w:spacing w:before="100" w:beforeAutospacing="1" w:after="100" w:afterAutospacing="1" w:line="240" w:lineRule="auto"/>
-        <w:rPr>
-          <w:rFonts w:ascii="Arial" w:eastAsia="Times New Roman" w:hAnsi="Arial" w:cs="Arial"/>
-          <w:lang w:eastAsia="de-DE"/>
-        </w:rPr>
-      </w:pPr>
-      <w:r>
-        <w:rPr>
-          <w:rFonts w:ascii="Arial" w:eastAsia="Times New Roman" w:hAnsi="Arial" w:cs="Arial"/>
-          <w:lang w:eastAsia="de-DE"/>
-        </w:rPr>
-        <w:t xml:space="preserve">Kein verbotener Zustand </w:t>
-      </w:r>
-    </w:p>
-    <w:p>
-      <w:pPr>
-        <w:spacing w:before="100" w:beforeAutospacing="1" w:after="100" w:afterAutospacing="1" w:line="240" w:lineRule="auto"/>
-        <w:rPr>
-          <w:rFonts w:ascii="Arial" w:eastAsia="Times New Roman" w:hAnsi="Arial" w:cs="Arial"/>
-          <w:lang w:eastAsia="de-DE"/>
-        </w:rPr>
-      </w:pPr>
-      <w:r>
-        <w:rPr>
-          <w:rFonts w:ascii="Arial" w:eastAsia="Times New Roman" w:hAnsi="Arial" w:cs="Arial"/>
-          <w:b/>
-          <w:bCs/>
-          <w:lang w:eastAsia="de-DE"/>
-        </w:rPr>
-        <w:t>Verhalten:</w:t>
-      </w:r>
-    </w:p>
-    <w:p>
-      <w:pPr>
-        <w:numPr>
-          <w:ilvl w:val="0"/>
-          <w:numId w:val="31"/>
-        </w:numPr>
-        <w:spacing w:before="100" w:beforeAutospacing="1" w:after="100" w:afterAutospacing="1" w:line="240" w:lineRule="auto"/>
-        <w:rPr>
-          <w:rFonts w:ascii="Arial" w:eastAsia="Times New Roman" w:hAnsi="Arial" w:cs="Arial"/>
-          <w:lang w:eastAsia="de-DE"/>
-        </w:rPr>
-      </w:pPr>
-      <w:r>
-        <w:rPr>
-          <w:rFonts w:ascii="Arial" w:eastAsia="Times New Roman" w:hAnsi="Arial" w:cs="Arial"/>
-          <w:lang w:eastAsia="de-DE"/>
-        </w:rPr>
-        <w:t xml:space="preserve">J = 1, K = 0 → Set (1) </w:t>
-      </w:r>
-    </w:p>
-    <w:p>
-      <w:pPr>
-        <w:numPr>
-          <w:ilvl w:val="0"/>
-          <w:numId w:val="31"/>
-        </w:numPr>
-        <w:spacing w:before="100" w:beforeAutospacing="1" w:after="100" w:afterAutospacing="1" w:line="240" w:lineRule="auto"/>
-        <w:rPr>
-          <w:rFonts w:ascii="Arial" w:eastAsia="Times New Roman" w:hAnsi="Arial" w:cs="Arial"/>
-          <w:lang w:eastAsia="de-DE"/>
-        </w:rPr>
-      </w:pPr>
-      <w:r>
-        <w:rPr>
-          <w:rFonts w:ascii="Arial" w:eastAsia="Times New Roman" w:hAnsi="Arial" w:cs="Arial"/>
-          <w:lang w:eastAsia="de-DE"/>
-        </w:rPr>
-        <w:t xml:space="preserve">J = 0, K = 1 → </w:t>
-      </w:r>
-      <w:proofErr w:type="spellStart"/>
-      <w:r>
-        <w:rPr>
-          <w:rFonts w:ascii="Arial" w:eastAsia="Times New Roman" w:hAnsi="Arial" w:cs="Arial"/>
-          <w:lang w:eastAsia="de-DE"/>
-        </w:rPr>
-        <w:t>Reset</w:t>
-      </w:r>
-      <w:proofErr w:type="spellEnd"/>
-      <w:r>
-        <w:rPr>
-          <w:rFonts w:ascii="Arial" w:eastAsia="Times New Roman" w:hAnsi="Arial" w:cs="Arial"/>
-          <w:lang w:eastAsia="de-DE"/>
-        </w:rPr>
-        <w:t xml:space="preserve"> (0) </w:t>
-      </w:r>
-    </w:p>
-    <w:p>
-      <w:pPr>
-        <w:numPr>
-          <w:ilvl w:val="0"/>
-          <w:numId w:val="31"/>
-        </w:numPr>
-        <w:spacing w:before="100" w:beforeAutospacing="1" w:after="100" w:afterAutospacing="1" w:line="240" w:lineRule="auto"/>
-        <w:rPr>
-          <w:rFonts w:ascii="Arial" w:eastAsia="Times New Roman" w:hAnsi="Arial" w:cs="Arial"/>
-          <w:lang w:eastAsia="de-DE"/>
-        </w:rPr>
-      </w:pPr>
-      <w:r>
-        <w:rPr>
-          <w:rFonts w:ascii="Arial" w:eastAsia="Times New Roman" w:hAnsi="Arial" w:cs="Arial"/>
-          <w:lang w:eastAsia="de-DE"/>
-        </w:rPr>
-        <w:t xml:space="preserve">J = 1, K = 1 → Zustand wird umgeschaltet </w:t>
-      </w:r>
-    </w:p>
-    <w:p>
-      <w:pPr>
-        <w:spacing w:before="100" w:beforeAutospacing="1" w:after="100" w:afterAutospacing="1" w:line="240" w:lineRule="auto"/>
-        <w:rPr>
-          <w:rFonts w:ascii="Arial" w:eastAsia="Times New Roman" w:hAnsi="Arial" w:cs="Arial"/>
-          <w:lang w:eastAsia="de-DE"/>
-        </w:rPr>
-      </w:pPr>
-      <w:r>
-        <w:rPr>
-          <w:rFonts w:ascii="Arial" w:eastAsia="Times New Roman" w:hAnsi="Arial" w:cs="Arial"/>
-          <w:b/>
-          <w:bCs/>
-          <w:lang w:eastAsia="de-DE"/>
-        </w:rPr>
-        <w:t>Verwendung:</w:t>
-      </w:r>
-    </w:p>
-    <w:p>
-      <w:pPr>
-        <w:numPr>
-          <w:ilvl w:val="0"/>
-          <w:numId w:val="32"/>
-        </w:numPr>
-        <w:spacing w:before="100" w:beforeAutospacing="1" w:after="100" w:afterAutospacing="1" w:line="240" w:lineRule="auto"/>
-        <w:rPr>
-          <w:rFonts w:ascii="Arial" w:eastAsia="Times New Roman" w:hAnsi="Arial" w:cs="Arial"/>
-          <w:lang w:eastAsia="de-DE"/>
-        </w:rPr>
-      </w:pPr>
-      <w:r>
-        <w:rPr>
-          <w:rFonts w:ascii="Arial" w:eastAsia="Times New Roman" w:hAnsi="Arial" w:cs="Arial"/>
-          <w:lang w:eastAsia="de-DE"/>
-        </w:rPr>
-        <w:lastRenderedPageBreak/>
-        <w:t xml:space="preserve">Universell einsetzbar </w:t>
-      </w:r>
-    </w:p>
-    <w:p>
-      <w:pPr>
-        <w:numPr>
-          <w:ilvl w:val="0"/>
-          <w:numId w:val="32"/>
-        </w:numPr>
-        <w:spacing w:before="100" w:beforeAutospacing="1" w:after="100" w:afterAutospacing="1" w:line="240" w:lineRule="auto"/>
-        <w:rPr>
-          <w:rFonts w:ascii="Arial" w:eastAsia="Times New Roman" w:hAnsi="Arial" w:cs="Arial"/>
-          <w:lang w:eastAsia="de-DE"/>
-        </w:rPr>
-      </w:pPr>
-      <w:r>
-        <w:rPr>
-          <w:rFonts w:ascii="Arial" w:eastAsia="Times New Roman" w:hAnsi="Arial" w:cs="Arial"/>
-          <w:lang w:eastAsia="de-DE"/>
-        </w:rPr>
-        <w:t xml:space="preserve">Komplexere Schaltungen und Zähler </w:t>
-      </w:r>
-    </w:p>
-    <w:p>
-      <w:pPr>
-        <w:spacing w:after="0" w:line="240" w:lineRule="auto"/>
-        <w:rPr>
-          <w:rFonts w:ascii="Arial" w:eastAsia="Times New Roman" w:hAnsi="Arial" w:cs="Arial"/>
-          <w:lang w:eastAsia="de-DE"/>
-        </w:rPr>
-      </w:pPr>
-      <w:r>
-        <w:rPr>
-          <w:rFonts w:ascii="Arial" w:eastAsia="Times New Roman" w:hAnsi="Arial" w:cs="Arial"/>
-          <w:lang w:eastAsia="de-DE"/>
-        </w:rPr>
-        <w:pict>
-          <v:rect id="_x0000_i1028" style="width:0;height:1.5pt" o:hralign="center" o:hrstd="t" o:hr="t" fillcolor="#a0a0a0" stroked="f"/>
-        </w:pict>
-      </w:r>
-    </w:p>
-    <w:p>
-      <w:pPr>
-        <w:spacing w:before="100" w:beforeAutospacing="1" w:after="100" w:afterAutospacing="1" w:line="240" w:lineRule="auto"/>
-        <w:outlineLvl w:val="1"/>
-        <w:rPr>
-          <w:rFonts w:ascii="Arial" w:eastAsia="Times New Roman" w:hAnsi="Arial" w:cs="Arial"/>
-          <w:b/>
-          <w:bCs/>
-          <w:lang w:eastAsia="de-DE"/>
-        </w:rPr>
-      </w:pPr>
-      <w:r>
-        <w:rPr>
-          <w:rFonts w:ascii="Segoe UI Emoji" w:eastAsia="Times New Roman" w:hAnsi="Segoe UI Emoji" w:cs="Segoe UI Emoji"/>
-          <w:b/>
-          <w:bCs/>
-          <w:lang w:eastAsia="de-DE"/>
-        </w:rPr>
-        <w:t>🔹</w:t>
-      </w:r>
-      <w:r>
-        <w:rPr>
-          <w:rFonts w:ascii="Arial" w:eastAsia="Times New Roman" w:hAnsi="Arial" w:cs="Arial"/>
-          <w:b/>
-          <w:bCs/>
-          <w:lang w:eastAsia="de-DE"/>
-        </w:rPr>
-        <w:t xml:space="preserve"> Kurz-Zusammenfassung (Merksatz)</w:t>
-      </w:r>
-    </w:p>
-    <w:p>
-      <w:pPr>
-        <w:numPr>
-          <w:ilvl w:val="0"/>
-          <w:numId w:val="33"/>
-        </w:numPr>
-        <w:spacing w:before="100" w:beforeAutospacing="1" w:after="100" w:afterAutospacing="1" w:line="240" w:lineRule="auto"/>
-        <w:rPr>
-          <w:rFonts w:ascii="Arial" w:eastAsia="Times New Roman" w:hAnsi="Arial" w:cs="Arial"/>
-          <w:lang w:eastAsia="de-DE"/>
-        </w:rPr>
-      </w:pPr>
-      <w:r>
-        <w:rPr>
-          <w:rFonts w:ascii="Arial" w:eastAsia="Times New Roman" w:hAnsi="Arial" w:cs="Arial"/>
-          <w:lang w:eastAsia="de-DE"/>
-        </w:rPr>
-        <w:t xml:space="preserve">RS → einfaches Speichern </w:t>
-      </w:r>
-    </w:p>
-    <w:p>
-      <w:pPr>
-        <w:numPr>
-          <w:ilvl w:val="0"/>
-          <w:numId w:val="33"/>
-        </w:numPr>
-        <w:spacing w:before="100" w:beforeAutospacing="1" w:after="100" w:afterAutospacing="1" w:line="240" w:lineRule="auto"/>
-        <w:rPr>
-          <w:rFonts w:ascii="Arial" w:eastAsia="Times New Roman" w:hAnsi="Arial" w:cs="Arial"/>
-          <w:lang w:eastAsia="de-DE"/>
-        </w:rPr>
-      </w:pPr>
-      <w:r>
-        <w:rPr>
-          <w:rFonts w:ascii="Arial" w:eastAsia="Times New Roman" w:hAnsi="Arial" w:cs="Arial"/>
-          <w:lang w:eastAsia="de-DE"/>
-        </w:rPr>
-        <w:t xml:space="preserve">D → sicheres Speichern mit Takt </w:t>
-      </w:r>
-    </w:p>
-    <w:p>
-      <w:pPr>
-        <w:numPr>
-          <w:ilvl w:val="0"/>
-          <w:numId w:val="33"/>
-        </w:numPr>
-        <w:spacing w:before="100" w:beforeAutospacing="1" w:after="100" w:afterAutospacing="1" w:line="240" w:lineRule="auto"/>
-        <w:rPr>
-          <w:rFonts w:ascii="Arial" w:eastAsia="Times New Roman" w:hAnsi="Arial" w:cs="Arial"/>
-          <w:lang w:eastAsia="de-DE"/>
-        </w:rPr>
-      </w:pPr>
-      <w:r>
-        <w:rPr>
-          <w:rFonts w:ascii="Arial" w:eastAsia="Times New Roman" w:hAnsi="Arial" w:cs="Arial"/>
-          <w:lang w:eastAsia="de-DE"/>
-        </w:rPr>
-        <w:t xml:space="preserve">T → Umschalten </w:t>
-      </w:r>
-    </w:p>
-    <w:p>
-      <w:pPr>
-        <w:numPr>
-          <w:ilvl w:val="0"/>
-          <w:numId w:val="33"/>
-        </w:numPr>
-        <w:spacing w:before="100" w:beforeAutospacing="1" w:after="100" w:afterAutospacing="1" w:line="240" w:lineRule="auto"/>
-        <w:rPr>
-          <w:rFonts w:ascii="Arial" w:eastAsia="Times New Roman" w:hAnsi="Arial" w:cs="Arial"/>
-          <w:lang w:eastAsia="de-DE"/>
-        </w:rPr>
-      </w:pPr>
-      <w:r>
-        <w:rPr>
-          <w:rFonts w:ascii="Arial" w:eastAsia="Times New Roman" w:hAnsi="Arial" w:cs="Arial"/>
-          <w:lang w:eastAsia="de-DE"/>
-        </w:rPr>
-        <w:t>JK → vielseitige Kombination</w:t>
+          <w:rFonts w:ascii="Arial" w:hAnsi="Arial" w:cs="Arial"/>
+        </w:rPr>
+      </w:pPr>
+      <w:r>
+        <w:rPr>
+          <w:rFonts w:ascii="Arial" w:hAnsi="Arial" w:cs="Arial"/>
+        </w:rPr>
+        <w:t>Jeder Impuls verändert den Zustand</w:t>
       </w:r>
     </w:p>
     <w:p>
@@ -2554,583 +4840,13 @@
     </w:p>
     <w:p>
       <w:pPr>
-        <w:pStyle w:val="berschrift2"/>
+        <w:pStyle w:val="StandardWeb"/>
         <w:rPr>
           <w:rFonts w:ascii="Arial" w:hAnsi="Arial" w:cs="Arial"/>
           <w:sz w:val="22"/>
           <w:szCs w:val="22"/>
         </w:rPr>
       </w:pPr>
-      <w:r>
-        <w:rPr>
-          <w:rFonts w:ascii="Arial" w:hAnsi="Arial" w:cs="Arial"/>
-          <w:sz w:val="22"/>
-          <w:szCs w:val="22"/>
-        </w:rPr>
-        <w:t>Logisch-rechnerische Erklärung</w:t>
-      </w:r>
-    </w:p>
-    <w:p>
-      <w:pPr>
-        <w:pStyle w:val="StandardWeb"/>
-        <w:rPr>
-          <w:rFonts w:ascii="Arial" w:hAnsi="Arial" w:cs="Arial"/>
-          <w:sz w:val="22"/>
-          <w:szCs w:val="22"/>
-        </w:rPr>
-      </w:pPr>
-      <w:r>
-        <w:rPr>
-          <w:rFonts w:ascii="Arial" w:hAnsi="Arial" w:cs="Arial"/>
-          <w:sz w:val="22"/>
-          <w:szCs w:val="22"/>
-        </w:rPr>
-        <w:t xml:space="preserve">Hier erklärst du, </w:t>
-      </w:r>
-      <w:r>
-        <w:rPr>
-          <w:rStyle w:val="Fett"/>
-          <w:rFonts w:ascii="Arial" w:hAnsi="Arial" w:cs="Arial"/>
-          <w:b w:val="0"/>
-          <w:sz w:val="22"/>
-          <w:szCs w:val="22"/>
-        </w:rPr>
-        <w:t>wie die Gatter mathematisch arbeiten</w:t>
-      </w:r>
-      <w:r>
-        <w:rPr>
-          <w:rFonts w:ascii="Arial" w:hAnsi="Arial" w:cs="Arial"/>
-          <w:b/>
-          <w:sz w:val="22"/>
-          <w:szCs w:val="22"/>
-        </w:rPr>
-        <w:t>:</w:t>
-      </w:r>
-    </w:p>
-    <w:p>
-      <w:pPr>
-        <w:pStyle w:val="StandardWeb"/>
-        <w:rPr>
-          <w:rFonts w:ascii="Arial" w:hAnsi="Arial" w:cs="Arial"/>
-          <w:sz w:val="22"/>
-          <w:szCs w:val="22"/>
-        </w:rPr>
-      </w:pPr>
-      <w:r>
-        <w:rPr>
-          <w:rFonts w:ascii="Arial" w:hAnsi="Arial" w:cs="Arial"/>
-          <w:sz w:val="22"/>
-          <w:szCs w:val="22"/>
-        </w:rPr>
-        <w:t>Beim RS-Flipflop mit NOR-Gattern gilt z. B.:</w:t>
-      </w:r>
-    </w:p>
-    <w:p>
-      <w:pPr>
-        <w:pStyle w:val="StandardWeb"/>
-        <w:numPr>
-          <w:ilvl w:val="0"/>
-          <w:numId w:val="5"/>
-        </w:numPr>
-        <w:rPr>
-          <w:rFonts w:ascii="Arial" w:hAnsi="Arial" w:cs="Arial"/>
-          <w:sz w:val="22"/>
-          <w:szCs w:val="22"/>
-        </w:rPr>
-      </w:pPr>
-      <w:r>
-        <w:rPr>
-          <w:rFonts w:ascii="Arial" w:hAnsi="Arial" w:cs="Arial"/>
-          <w:sz w:val="22"/>
-          <w:szCs w:val="22"/>
-        </w:rPr>
-        <w:t>Q = NICHT (R ODER Q̅)</w:t>
-      </w:r>
-    </w:p>
-    <w:p>
-      <w:pPr>
-        <w:pStyle w:val="StandardWeb"/>
-        <w:numPr>
-          <w:ilvl w:val="0"/>
-          <w:numId w:val="5"/>
-        </w:numPr>
-        <w:rPr>
-          <w:rFonts w:ascii="Arial" w:hAnsi="Arial" w:cs="Arial"/>
-          <w:sz w:val="22"/>
-          <w:szCs w:val="22"/>
-        </w:rPr>
-      </w:pPr>
-      <w:r>
-        <w:rPr>
-          <w:rFonts w:ascii="Arial" w:hAnsi="Arial" w:cs="Arial"/>
-          <w:sz w:val="22"/>
-          <w:szCs w:val="22"/>
-        </w:rPr>
-        <w:t>Q̅ = NICHT (S ODER Q)</w:t>
-      </w:r>
-    </w:p>
-    <w:p>
-      <w:pPr>
-        <w:pStyle w:val="StandardWeb"/>
-        <w:rPr>
-          <w:rFonts w:ascii="Arial" w:hAnsi="Arial" w:cs="Arial"/>
-          <w:sz w:val="22"/>
-          <w:szCs w:val="22"/>
-        </w:rPr>
-      </w:pPr>
-      <w:r>
-        <w:rPr>
-          <w:rFonts w:ascii="Arial" w:hAnsi="Arial" w:cs="Arial"/>
-          <w:sz w:val="22"/>
-          <w:szCs w:val="22"/>
-        </w:rPr>
-        <w:t>Das bedeutet:</w:t>
-      </w:r>
-    </w:p>
-    <w:p>
-      <w:pPr>
-        <w:pStyle w:val="StandardWeb"/>
-        <w:numPr>
-          <w:ilvl w:val="0"/>
-          <w:numId w:val="6"/>
-        </w:numPr>
-        <w:rPr>
-          <w:rFonts w:ascii="Arial" w:hAnsi="Arial" w:cs="Arial"/>
-          <w:sz w:val="22"/>
-          <w:szCs w:val="22"/>
-        </w:rPr>
-      </w:pPr>
-      <w:r>
-        <w:rPr>
-          <w:rFonts w:ascii="Arial" w:hAnsi="Arial" w:cs="Arial"/>
-          <w:sz w:val="22"/>
-          <w:szCs w:val="22"/>
-        </w:rPr>
-        <w:t>Die Ausgänge hängen</w:t>
-      </w:r>
-      <w:r>
-        <w:rPr>
-          <w:rFonts w:ascii="Arial" w:hAnsi="Arial" w:cs="Arial"/>
-          <w:b/>
-          <w:sz w:val="22"/>
-          <w:szCs w:val="22"/>
-        </w:rPr>
-        <w:t xml:space="preserve"> </w:t>
-      </w:r>
-      <w:r>
-        <w:rPr>
-          <w:rStyle w:val="Fett"/>
-          <w:rFonts w:ascii="Arial" w:hAnsi="Arial" w:cs="Arial"/>
-          <w:b w:val="0"/>
-          <w:sz w:val="22"/>
-          <w:szCs w:val="22"/>
-        </w:rPr>
-        <w:t>immer voneinander ab</w:t>
-      </w:r>
-    </w:p>
-    <w:p>
-      <w:pPr>
-        <w:pStyle w:val="StandardWeb"/>
-        <w:numPr>
-          <w:ilvl w:val="0"/>
-          <w:numId w:val="6"/>
-        </w:numPr>
-        <w:rPr>
-          <w:rFonts w:ascii="Arial" w:hAnsi="Arial" w:cs="Arial"/>
-          <w:sz w:val="22"/>
-          <w:szCs w:val="22"/>
-        </w:rPr>
-      </w:pPr>
-      <w:r>
-        <w:rPr>
-          <w:rFonts w:ascii="Arial" w:hAnsi="Arial" w:cs="Arial"/>
-          <w:sz w:val="22"/>
-          <w:szCs w:val="22"/>
-        </w:rPr>
-        <w:t>Dadurch stabilisiert sich das System in einem Zustand</w:t>
-      </w:r>
-    </w:p>
-    <w:p>
-      <w:pPr>
-        <w:pStyle w:val="berschrift2"/>
-        <w:rPr>
-          <w:rFonts w:ascii="Arial" w:hAnsi="Arial" w:cs="Arial"/>
-          <w:sz w:val="22"/>
-          <w:szCs w:val="22"/>
-        </w:rPr>
-      </w:pPr>
-      <w:r>
-        <w:rPr>
-          <w:rFonts w:ascii="Arial" w:hAnsi="Arial" w:cs="Arial"/>
-          <w:sz w:val="22"/>
-          <w:szCs w:val="22"/>
-        </w:rPr>
-        <w:t>Beispiel: Lichtschalter mit Speicherfunktion</w:t>
-      </w:r>
-    </w:p>
-    <w:p>
-      <w:pPr>
-        <w:pStyle w:val="StandardWeb"/>
-        <w:rPr>
-          <w:rFonts w:ascii="Arial" w:hAnsi="Arial" w:cs="Arial"/>
-          <w:sz w:val="22"/>
-          <w:szCs w:val="22"/>
-        </w:rPr>
-      </w:pPr>
-      <w:r>
-        <w:rPr>
-          <w:rFonts w:ascii="Arial" w:hAnsi="Arial" w:cs="Arial"/>
-          <w:sz w:val="22"/>
-          <w:szCs w:val="22"/>
-        </w:rPr>
-        <w:t>Stell dir eine Lampe vor, die über zwei Taster gesteuert wird:</w:t>
-      </w:r>
-    </w:p>
-    <w:p>
-      <w:pPr>
-        <w:pStyle w:val="StandardWeb"/>
-        <w:numPr>
-          <w:ilvl w:val="0"/>
-          <w:numId w:val="7"/>
-        </w:numPr>
-        <w:rPr>
-          <w:rFonts w:ascii="Arial" w:hAnsi="Arial" w:cs="Arial"/>
-          <w:b/>
-          <w:sz w:val="22"/>
-          <w:szCs w:val="22"/>
-        </w:rPr>
-      </w:pPr>
-      <w:r>
-        <w:rPr>
-          <w:rFonts w:ascii="Arial" w:hAnsi="Arial" w:cs="Arial"/>
-          <w:sz w:val="22"/>
-          <w:szCs w:val="22"/>
-        </w:rPr>
-        <w:t xml:space="preserve">Ein Taster ist </w:t>
-      </w:r>
-      <w:r>
-        <w:rPr>
-          <w:rStyle w:val="Fett"/>
-          <w:rFonts w:ascii="Arial" w:hAnsi="Arial" w:cs="Arial"/>
-          <w:b w:val="0"/>
-          <w:sz w:val="22"/>
-          <w:szCs w:val="22"/>
-        </w:rPr>
-        <w:t>„Einschalten“ (Set)</w:t>
-      </w:r>
-    </w:p>
-    <w:p>
-      <w:pPr>
-        <w:pStyle w:val="StandardWeb"/>
-        <w:numPr>
-          <w:ilvl w:val="0"/>
-          <w:numId w:val="7"/>
-        </w:numPr>
-        <w:rPr>
-          <w:rFonts w:ascii="Arial" w:hAnsi="Arial" w:cs="Arial"/>
-          <w:sz w:val="22"/>
-          <w:szCs w:val="22"/>
-        </w:rPr>
-      </w:pPr>
-      <w:r>
-        <w:rPr>
-          <w:rFonts w:ascii="Arial" w:hAnsi="Arial" w:cs="Arial"/>
-          <w:sz w:val="22"/>
-          <w:szCs w:val="22"/>
-        </w:rPr>
-        <w:t xml:space="preserve">Der andere ist </w:t>
-      </w:r>
-      <w:r>
-        <w:rPr>
-          <w:rStyle w:val="Fett"/>
-          <w:rFonts w:ascii="Arial" w:hAnsi="Arial" w:cs="Arial"/>
-          <w:b w:val="0"/>
-          <w:sz w:val="22"/>
-          <w:szCs w:val="22"/>
-        </w:rPr>
-        <w:t>„Ausschalten“ (</w:t>
-      </w:r>
-      <w:proofErr w:type="spellStart"/>
-      <w:r>
-        <w:rPr>
-          <w:rStyle w:val="Fett"/>
-          <w:rFonts w:ascii="Arial" w:hAnsi="Arial" w:cs="Arial"/>
-          <w:b w:val="0"/>
-          <w:sz w:val="22"/>
-          <w:szCs w:val="22"/>
-        </w:rPr>
-        <w:t>Reset</w:t>
-      </w:r>
-      <w:proofErr w:type="spellEnd"/>
-      <w:r>
-        <w:rPr>
-          <w:rStyle w:val="Fett"/>
-          <w:rFonts w:ascii="Arial" w:hAnsi="Arial" w:cs="Arial"/>
-          <w:b w:val="0"/>
-          <w:sz w:val="22"/>
-          <w:szCs w:val="22"/>
-        </w:rPr>
-        <w:t>)</w:t>
-      </w:r>
-    </w:p>
-    <w:p>
-      <w:pPr>
-        <w:pStyle w:val="berschrift3"/>
-        <w:rPr>
-          <w:rFonts w:ascii="Arial" w:hAnsi="Arial" w:cs="Arial"/>
-          <w:sz w:val="22"/>
-          <w:szCs w:val="22"/>
-        </w:rPr>
-      </w:pPr>
-      <w:r>
-        <w:rPr>
-          <w:rFonts w:ascii="Arial" w:hAnsi="Arial" w:cs="Arial"/>
-          <w:sz w:val="22"/>
-          <w:szCs w:val="22"/>
-        </w:rPr>
-        <w:t>Funktionsweise:</w:t>
-      </w:r>
-    </w:p>
-    <w:p>
-      <w:pPr>
-        <w:pStyle w:val="StandardWeb"/>
-        <w:numPr>
-          <w:ilvl w:val="0"/>
-          <w:numId w:val="8"/>
-        </w:numPr>
-        <w:rPr>
-          <w:rFonts w:ascii="Arial" w:hAnsi="Arial" w:cs="Arial"/>
-          <w:sz w:val="22"/>
-          <w:szCs w:val="22"/>
-        </w:rPr>
-      </w:pPr>
-      <w:r>
-        <w:rPr>
-          <w:rFonts w:ascii="Arial" w:hAnsi="Arial" w:cs="Arial"/>
-          <w:sz w:val="22"/>
-          <w:szCs w:val="22"/>
-        </w:rPr>
-        <w:t xml:space="preserve">Wenn du den </w:t>
-      </w:r>
-      <w:r>
-        <w:rPr>
-          <w:rStyle w:val="Fett"/>
-          <w:rFonts w:ascii="Arial" w:hAnsi="Arial" w:cs="Arial"/>
-          <w:b w:val="0"/>
-          <w:sz w:val="22"/>
-          <w:szCs w:val="22"/>
-        </w:rPr>
-        <w:t>Einschaltknopf drückst</w:t>
-      </w:r>
-      <w:r>
-        <w:rPr>
-          <w:rFonts w:ascii="Arial" w:hAnsi="Arial" w:cs="Arial"/>
-          <w:sz w:val="22"/>
-          <w:szCs w:val="22"/>
-        </w:rPr>
-        <w:t xml:space="preserve">, geht das Licht an → Zustand = </w:t>
-      </w:r>
-      <w:r>
-        <w:rPr>
-          <w:rStyle w:val="Fett"/>
-          <w:rFonts w:ascii="Arial" w:hAnsi="Arial" w:cs="Arial"/>
-          <w:sz w:val="22"/>
-          <w:szCs w:val="22"/>
-        </w:rPr>
-        <w:t>1</w:t>
-      </w:r>
-    </w:p>
-    <w:p>
-      <w:pPr>
-        <w:pStyle w:val="StandardWeb"/>
-        <w:numPr>
-          <w:ilvl w:val="0"/>
-          <w:numId w:val="8"/>
-        </w:numPr>
-        <w:rPr>
-          <w:rFonts w:ascii="Arial" w:hAnsi="Arial" w:cs="Arial"/>
-          <w:sz w:val="22"/>
-          <w:szCs w:val="22"/>
-        </w:rPr>
-      </w:pPr>
-      <w:r>
-        <w:rPr>
-          <w:rFonts w:ascii="Arial" w:hAnsi="Arial" w:cs="Arial"/>
-          <w:sz w:val="22"/>
-          <w:szCs w:val="22"/>
-        </w:rPr>
-        <w:t>Das Licht bleibt an, auch wenn du den Knopf loslässt</w:t>
-      </w:r>
-    </w:p>
-    <w:p>
-      <w:pPr>
-        <w:pStyle w:val="StandardWeb"/>
-        <w:numPr>
-          <w:ilvl w:val="0"/>
-          <w:numId w:val="8"/>
-        </w:numPr>
-        <w:rPr>
-          <w:rFonts w:ascii="Arial" w:hAnsi="Arial" w:cs="Arial"/>
-          <w:sz w:val="22"/>
-          <w:szCs w:val="22"/>
-        </w:rPr>
-      </w:pPr>
-      <w:r>
-        <w:rPr>
-          <w:rFonts w:ascii="Arial" w:hAnsi="Arial" w:cs="Arial"/>
-          <w:sz w:val="22"/>
-          <w:szCs w:val="22"/>
-        </w:rPr>
-        <w:t xml:space="preserve">Erst wenn du den </w:t>
-      </w:r>
-      <w:r>
-        <w:rPr>
-          <w:rStyle w:val="Fett"/>
-          <w:rFonts w:ascii="Arial" w:hAnsi="Arial" w:cs="Arial"/>
-          <w:b w:val="0"/>
-          <w:sz w:val="22"/>
-          <w:szCs w:val="22"/>
-        </w:rPr>
-        <w:t>Ausschaltknopf drückst</w:t>
-      </w:r>
-      <w:r>
-        <w:rPr>
-          <w:rFonts w:ascii="Arial" w:hAnsi="Arial" w:cs="Arial"/>
-          <w:sz w:val="22"/>
-          <w:szCs w:val="22"/>
-        </w:rPr>
-        <w:t xml:space="preserve">, geht das Licht aus → Zustand = </w:t>
-      </w:r>
-      <w:r>
-        <w:rPr>
-          <w:rStyle w:val="Fett"/>
-          <w:rFonts w:ascii="Arial" w:hAnsi="Arial" w:cs="Arial"/>
-          <w:sz w:val="22"/>
-          <w:szCs w:val="22"/>
-        </w:rPr>
-        <w:t>0</w:t>
-      </w:r>
-    </w:p>
-    <w:p>
-      <w:pPr>
-        <w:rPr>
-          <w:rFonts w:ascii="Arial" w:hAnsi="Arial" w:cs="Arial"/>
-        </w:rPr>
-      </w:pPr>
-      <w:r>
-        <w:rPr>
-          <w:rFonts w:ascii="Arial" w:hAnsi="Arial" w:cs="Arial"/>
-        </w:rPr>
-        <w:t>Verbindung zum Flipflop:</w:t>
-      </w:r>
-    </w:p>
-    <w:p>
-      <w:pPr>
-        <w:pStyle w:val="StandardWeb"/>
-        <w:numPr>
-          <w:ilvl w:val="0"/>
-          <w:numId w:val="9"/>
-        </w:numPr>
-        <w:rPr>
-          <w:rFonts w:ascii="Arial" w:hAnsi="Arial" w:cs="Arial"/>
-          <w:sz w:val="22"/>
-          <w:szCs w:val="22"/>
-        </w:rPr>
-      </w:pPr>
-      <w:r>
-        <w:rPr>
-          <w:rStyle w:val="Fett"/>
-          <w:rFonts w:ascii="Arial" w:hAnsi="Arial" w:cs="Arial"/>
-          <w:b w:val="0"/>
-          <w:sz w:val="22"/>
-          <w:szCs w:val="22"/>
-        </w:rPr>
-        <w:t>Set (S)</w:t>
-      </w:r>
-      <w:r>
-        <w:rPr>
-          <w:rFonts w:ascii="Arial" w:hAnsi="Arial" w:cs="Arial"/>
-          <w:sz w:val="22"/>
-          <w:szCs w:val="22"/>
-        </w:rPr>
-        <w:t xml:space="preserve"> → Licht wird eingeschaltet</w:t>
-      </w:r>
-    </w:p>
-    <w:p>
-      <w:pPr>
-        <w:pStyle w:val="StandardWeb"/>
-        <w:numPr>
-          <w:ilvl w:val="0"/>
-          <w:numId w:val="9"/>
-        </w:numPr>
-        <w:rPr>
-          <w:rFonts w:ascii="Arial" w:hAnsi="Arial" w:cs="Arial"/>
-          <w:sz w:val="22"/>
-          <w:szCs w:val="22"/>
-        </w:rPr>
-      </w:pPr>
-      <w:proofErr w:type="spellStart"/>
-      <w:r>
-        <w:rPr>
-          <w:rStyle w:val="Fett"/>
-          <w:rFonts w:ascii="Arial" w:hAnsi="Arial" w:cs="Arial"/>
-          <w:b w:val="0"/>
-          <w:sz w:val="22"/>
-          <w:szCs w:val="22"/>
-        </w:rPr>
-        <w:t>Reset</w:t>
-      </w:r>
-      <w:proofErr w:type="spellEnd"/>
-      <w:r>
-        <w:rPr>
-          <w:rStyle w:val="Fett"/>
-          <w:rFonts w:ascii="Arial" w:hAnsi="Arial" w:cs="Arial"/>
-          <w:b w:val="0"/>
-          <w:sz w:val="22"/>
-          <w:szCs w:val="22"/>
-        </w:rPr>
-        <w:t xml:space="preserve"> (R)</w:t>
-      </w:r>
-      <w:r>
-        <w:rPr>
-          <w:rFonts w:ascii="Arial" w:hAnsi="Arial" w:cs="Arial"/>
-          <w:sz w:val="22"/>
-          <w:szCs w:val="22"/>
-        </w:rPr>
-        <w:t xml:space="preserve"> → Licht wird ausgeschaltet</w:t>
-      </w:r>
-    </w:p>
-    <w:p>
-      <w:pPr>
-        <w:pStyle w:val="StandardWeb"/>
-        <w:numPr>
-          <w:ilvl w:val="0"/>
-          <w:numId w:val="9"/>
-        </w:numPr>
-        <w:rPr>
-          <w:rFonts w:ascii="Arial" w:hAnsi="Arial" w:cs="Arial"/>
-          <w:sz w:val="22"/>
-          <w:szCs w:val="22"/>
-        </w:rPr>
-      </w:pPr>
-      <w:r>
-        <w:rPr>
-          <w:rStyle w:val="Fett"/>
-          <w:rFonts w:ascii="Arial" w:hAnsi="Arial" w:cs="Arial"/>
-          <w:b w:val="0"/>
-          <w:sz w:val="22"/>
-          <w:szCs w:val="22"/>
-        </w:rPr>
-        <w:t>Speicherfunktion</w:t>
-      </w:r>
-      <w:r>
-        <w:rPr>
-          <w:rFonts w:ascii="Arial" w:hAnsi="Arial" w:cs="Arial"/>
-          <w:sz w:val="22"/>
-          <w:szCs w:val="22"/>
-        </w:rPr>
-        <w:t xml:space="preserve"> → Licht bleibt im aktuellen Zustand</w:t>
-      </w:r>
     </w:p>
     <w:p>
       <w:pPr>
@@ -3194,7 +4910,6 @@
         <w:rPr>
           <w:rFonts w:ascii="Arial" w:hAnsi="Arial" w:cs="Arial"/>
         </w:rPr>
-        <w:lastRenderedPageBreak/>
         <w:t>https://fmh-studios.de/theorie/digitaltechnik/rs-flipflop/</w:t>
       </w:r>
     </w:p>
@@ -3204,6 +4919,12 @@
           <w:rFonts w:ascii="Arial" w:hAnsi="Arial" w:cs="Arial"/>
         </w:rPr>
       </w:pPr>
+      <w:r>
+        <w:rPr>
+          <w:rFonts w:ascii="Arial" w:hAnsi="Arial" w:cs="Arial"/>
+        </w:rPr>
+        <w:t>https://www.elektronik-kompendium.de/sites/dig/0210033.htm</w:t>
+      </w:r>
     </w:p>
     <w:p>
       <w:pPr>
@@ -3458,6 +5179,7 @@
         <w:rPr>
           <w:rFonts w:ascii="Arial" w:hAnsi="Arial" w:cs="Arial"/>
         </w:rPr>
+        <w:lastRenderedPageBreak/>
         <w:t xml:space="preserve">Speichert genau </w:t>
       </w:r>
       <w:r>
@@ -3943,7 +5665,6 @@
           <w:sz w:val="22"/>
           <w:szCs w:val="22"/>
         </w:rPr>
-        <w:lastRenderedPageBreak/>
         <w:t>Logisch-rechnerische Erklärung</w:t>
       </w:r>
     </w:p>
@@ -4175,6 +5896,7 @@
         <w:rPr>
           <w:rFonts w:ascii="Arial" w:hAnsi="Arial" w:cs="Arial"/>
         </w:rPr>
+        <w:lastRenderedPageBreak/>
         <w:t xml:space="preserve">Einschalten → Licht = an (1) </w:t>
       </w:r>
     </w:p>
@@ -4911,6 +6633,151 @@
     </w:lvl>
   </w:abstractNum>
   <w:abstractNum w:abstractNumId="4" w15:restartNumberingAfterBreak="0">
+    <w:nsid w:val="07B30C13"/>
+    <w:multiLevelType w:val="multilevel"/>
+    <w:tmpl w:val="E4DE9F02"/>
+    <w:lvl w:ilvl="0">
+      <w:start w:val="1"/>
+      <w:numFmt w:val="bullet"/>
+      <w:lvlText w:val=""/>
+      <w:lvlJc w:val="left"/>
+      <w:pPr>
+        <w:tabs>
+          <w:tab w:val="num" w:pos="720"/>
+        </w:tabs>
+        <w:ind w:left="720" w:hanging="360"/>
+      </w:pPr>
+      <w:rPr>
+        <w:rFonts w:ascii="Symbol" w:hAnsi="Symbol" w:hint="default"/>
+        <w:sz w:val="20"/>
+      </w:rPr>
+    </w:lvl>
+    <w:lvl w:ilvl="1">
+      <w:start w:val="1"/>
+      <w:numFmt w:val="bullet"/>
+      <w:lvlText w:val="o"/>
+      <w:lvlJc w:val="left"/>
+      <w:pPr>
+        <w:tabs>
+          <w:tab w:val="num" w:pos="1440"/>
+        </w:tabs>
+        <w:ind w:left="1440" w:hanging="360"/>
+      </w:pPr>
+      <w:rPr>
+        <w:rFonts w:ascii="Courier New" w:hAnsi="Courier New" w:hint="default"/>
+        <w:sz w:val="20"/>
+      </w:rPr>
+    </w:lvl>
+    <w:lvl w:ilvl="2">
+      <w:start w:val="1"/>
+      <w:numFmt w:val="decimal"/>
+      <w:lvlText w:val="%3."/>
+      <w:lvlJc w:val="left"/>
+      <w:pPr>
+        <w:tabs>
+          <w:tab w:val="num" w:pos="2160"/>
+        </w:tabs>
+        <w:ind w:left="2160" w:hanging="360"/>
+      </w:pPr>
+    </w:lvl>
+    <w:lvl w:ilvl="3" w:tentative="1">
+      <w:start w:val="1"/>
+      <w:numFmt w:val="bullet"/>
+      <w:lvlText w:val=""/>
+      <w:lvlJc w:val="left"/>
+      <w:pPr>
+        <w:tabs>
+          <w:tab w:val="num" w:pos="2880"/>
+        </w:tabs>
+        <w:ind w:left="2880" w:hanging="360"/>
+      </w:pPr>
+      <w:rPr>
+        <w:rFonts w:ascii="Wingdings" w:hAnsi="Wingdings" w:hint="default"/>
+        <w:sz w:val="20"/>
+      </w:rPr>
+    </w:lvl>
+    <w:lvl w:ilvl="4" w:tentative="1">
+      <w:start w:val="1"/>
+      <w:numFmt w:val="bullet"/>
+      <w:lvlText w:val=""/>
+      <w:lvlJc w:val="left"/>
+      <w:pPr>
+        <w:tabs>
+          <w:tab w:val="num" w:pos="3600"/>
+        </w:tabs>
+        <w:ind w:left="3600" w:hanging="360"/>
+      </w:pPr>
+      <w:rPr>
+        <w:rFonts w:ascii="Wingdings" w:hAnsi="Wingdings" w:hint="default"/>
+        <w:sz w:val="20"/>
+      </w:rPr>
+    </w:lvl>
+    <w:lvl w:ilvl="5" w:tentative="1">
+      <w:start w:val="1"/>
+      <w:numFmt w:val="bullet"/>
+      <w:lvlText w:val=""/>
+      <w:lvlJc w:val="left"/>
+      <w:pPr>
+        <w:tabs>
+          <w:tab w:val="num" w:pos="4320"/>
+        </w:tabs>
+        <w:ind w:left="4320" w:hanging="360"/>
+      </w:pPr>
+      <w:rPr>
+        <w:rFonts w:ascii="Wingdings" w:hAnsi="Wingdings" w:hint="default"/>
+        <w:sz w:val="20"/>
+      </w:rPr>
+    </w:lvl>
+    <w:lvl w:ilvl="6" w:tentative="1">
+      <w:start w:val="1"/>
+      <w:numFmt w:val="bullet"/>
+      <w:lvlText w:val=""/>
+      <w:lvlJc w:val="left"/>
+      <w:pPr>
+        <w:tabs>
+          <w:tab w:val="num" w:pos="5040"/>
+        </w:tabs>
+        <w:ind w:left="5040" w:hanging="360"/>
+      </w:pPr>
+      <w:rPr>
+        <w:rFonts w:ascii="Wingdings" w:hAnsi="Wingdings" w:hint="default"/>
+        <w:sz w:val="20"/>
+      </w:rPr>
+    </w:lvl>
+    <w:lvl w:ilvl="7" w:tentative="1">
+      <w:start w:val="1"/>
+      <w:numFmt w:val="bullet"/>
+      <w:lvlText w:val=""/>
+      <w:lvlJc w:val="left"/>
+      <w:pPr>
+        <w:tabs>
+          <w:tab w:val="num" w:pos="5760"/>
+        </w:tabs>
+        <w:ind w:left="5760" w:hanging="360"/>
+      </w:pPr>
+      <w:rPr>
+        <w:rFonts w:ascii="Wingdings" w:hAnsi="Wingdings" w:hint="default"/>
+        <w:sz w:val="20"/>
+      </w:rPr>
+    </w:lvl>
+    <w:lvl w:ilvl="8" w:tentative="1">
+      <w:start w:val="1"/>
+      <w:numFmt w:val="bullet"/>
+      <w:lvlText w:val=""/>
+      <w:lvlJc w:val="left"/>
+      <w:pPr>
+        <w:tabs>
+          <w:tab w:val="num" w:pos="6480"/>
+        </w:tabs>
+        <w:ind w:left="6480" w:hanging="360"/>
+      </w:pPr>
+      <w:rPr>
+        <w:rFonts w:ascii="Wingdings" w:hAnsi="Wingdings" w:hint="default"/>
+        <w:sz w:val="20"/>
+      </w:rPr>
+    </w:lvl>
+  </w:abstractNum>
+  <w:abstractNum w:abstractNumId="5" w15:restartNumberingAfterBreak="0">
     <w:nsid w:val="131A6F85"/>
     <w:multiLevelType w:val="multilevel"/>
     <w:tmpl w:val="25987F2A"/>
@@ -5059,7 +6926,7 @@
       </w:rPr>
     </w:lvl>
   </w:abstractNum>
-  <w:abstractNum w:abstractNumId="5" w15:restartNumberingAfterBreak="0">
+  <w:abstractNum w:abstractNumId="6" w15:restartNumberingAfterBreak="0">
     <w:nsid w:val="14D84D5C"/>
     <w:multiLevelType w:val="multilevel"/>
     <w:tmpl w:val="11F2CCF6"/>
@@ -5208,7 +7075,7 @@
       </w:rPr>
     </w:lvl>
   </w:abstractNum>
-  <w:abstractNum w:abstractNumId="6" w15:restartNumberingAfterBreak="0">
+  <w:abstractNum w:abstractNumId="7" w15:restartNumberingAfterBreak="0">
     <w:nsid w:val="160D28B3"/>
     <w:multiLevelType w:val="multilevel"/>
     <w:tmpl w:val="152827BC"/>
@@ -5357,7 +7224,7 @@
       </w:rPr>
     </w:lvl>
   </w:abstractNum>
-  <w:abstractNum w:abstractNumId="7" w15:restartNumberingAfterBreak="0">
+  <w:abstractNum w:abstractNumId="8" w15:restartNumberingAfterBreak="0">
     <w:nsid w:val="1765410B"/>
     <w:multiLevelType w:val="hybridMultilevel"/>
     <w:tmpl w:val="18C481D0"/>
@@ -5470,7 +7337,7 @@
       </w:rPr>
     </w:lvl>
   </w:abstractNum>
-  <w:abstractNum w:abstractNumId="8" w15:restartNumberingAfterBreak="0">
+  <w:abstractNum w:abstractNumId="9" w15:restartNumberingAfterBreak="0">
     <w:nsid w:val="21740BD8"/>
     <w:multiLevelType w:val="multilevel"/>
     <w:tmpl w:val="FED0F6B0"/>
@@ -5619,7 +7486,7 @@
       </w:rPr>
     </w:lvl>
   </w:abstractNum>
-  <w:abstractNum w:abstractNumId="9" w15:restartNumberingAfterBreak="0">
+  <w:abstractNum w:abstractNumId="10" w15:restartNumberingAfterBreak="0">
     <w:nsid w:val="218B052F"/>
     <w:multiLevelType w:val="multilevel"/>
     <w:tmpl w:val="1EE48D36"/>
@@ -5768,7 +7635,7 @@
       </w:rPr>
     </w:lvl>
   </w:abstractNum>
-  <w:abstractNum w:abstractNumId="10" w15:restartNumberingAfterBreak="0">
+  <w:abstractNum w:abstractNumId="11" w15:restartNumberingAfterBreak="0">
     <w:nsid w:val="238A2E29"/>
     <w:multiLevelType w:val="multilevel"/>
     <w:tmpl w:val="49E2B88A"/>
@@ -5917,7 +7784,7 @@
       </w:rPr>
     </w:lvl>
   </w:abstractNum>
-  <w:abstractNum w:abstractNumId="11" w15:restartNumberingAfterBreak="0">
+  <w:abstractNum w:abstractNumId="12" w15:restartNumberingAfterBreak="0">
     <w:nsid w:val="2EEA1116"/>
     <w:multiLevelType w:val="multilevel"/>
     <w:tmpl w:val="782470E2"/>
@@ -6066,7 +7933,305 @@
       </w:rPr>
     </w:lvl>
   </w:abstractNum>
-  <w:abstractNum w:abstractNumId="12" w15:restartNumberingAfterBreak="0">
+  <w:abstractNum w:abstractNumId="13" w15:restartNumberingAfterBreak="0">
+    <w:nsid w:val="348E7C17"/>
+    <w:multiLevelType w:val="multilevel"/>
+    <w:tmpl w:val="911C862A"/>
+    <w:lvl w:ilvl="0">
+      <w:start w:val="1"/>
+      <w:numFmt w:val="bullet"/>
+      <w:lvlText w:val=""/>
+      <w:lvlJc w:val="left"/>
+      <w:pPr>
+        <w:tabs>
+          <w:tab w:val="num" w:pos="720"/>
+        </w:tabs>
+        <w:ind w:left="720" w:hanging="360"/>
+      </w:pPr>
+      <w:rPr>
+        <w:rFonts w:ascii="Symbol" w:hAnsi="Symbol" w:hint="default"/>
+        <w:sz w:val="20"/>
+      </w:rPr>
+    </w:lvl>
+    <w:lvl w:ilvl="1" w:tentative="1">
+      <w:start w:val="1"/>
+      <w:numFmt w:val="bullet"/>
+      <w:lvlText w:val="o"/>
+      <w:lvlJc w:val="left"/>
+      <w:pPr>
+        <w:tabs>
+          <w:tab w:val="num" w:pos="1440"/>
+        </w:tabs>
+        <w:ind w:left="1440" w:hanging="360"/>
+      </w:pPr>
+      <w:rPr>
+        <w:rFonts w:ascii="Courier New" w:hAnsi="Courier New" w:hint="default"/>
+        <w:sz w:val="20"/>
+      </w:rPr>
+    </w:lvl>
+    <w:lvl w:ilvl="2" w:tentative="1">
+      <w:start w:val="1"/>
+      <w:numFmt w:val="bullet"/>
+      <w:lvlText w:val=""/>
+      <w:lvlJc w:val="left"/>
+      <w:pPr>
+        <w:tabs>
+          <w:tab w:val="num" w:pos="2160"/>
+        </w:tabs>
+        <w:ind w:left="2160" w:hanging="360"/>
+      </w:pPr>
+      <w:rPr>
+        <w:rFonts w:ascii="Wingdings" w:hAnsi="Wingdings" w:hint="default"/>
+        <w:sz w:val="20"/>
+      </w:rPr>
+    </w:lvl>
+    <w:lvl w:ilvl="3" w:tentative="1">
+      <w:start w:val="1"/>
+      <w:numFmt w:val="bullet"/>
+      <w:lvlText w:val=""/>
+      <w:lvlJc w:val="left"/>
+      <w:pPr>
+        <w:tabs>
+          <w:tab w:val="num" w:pos="2880"/>
+        </w:tabs>
+        <w:ind w:left="2880" w:hanging="360"/>
+      </w:pPr>
+      <w:rPr>
+        <w:rFonts w:ascii="Wingdings" w:hAnsi="Wingdings" w:hint="default"/>
+        <w:sz w:val="20"/>
+      </w:rPr>
+    </w:lvl>
+    <w:lvl w:ilvl="4" w:tentative="1">
+      <w:start w:val="1"/>
+      <w:numFmt w:val="bullet"/>
+      <w:lvlText w:val=""/>
+      <w:lvlJc w:val="left"/>
+      <w:pPr>
+        <w:tabs>
+          <w:tab w:val="num" w:pos="3600"/>
+        </w:tabs>
+        <w:ind w:left="3600" w:hanging="360"/>
+      </w:pPr>
+      <w:rPr>
+        <w:rFonts w:ascii="Wingdings" w:hAnsi="Wingdings" w:hint="default"/>
+        <w:sz w:val="20"/>
+      </w:rPr>
+    </w:lvl>
+    <w:lvl w:ilvl="5" w:tentative="1">
+      <w:start w:val="1"/>
+      <w:numFmt w:val="bullet"/>
+      <w:lvlText w:val=""/>
+      <w:lvlJc w:val="left"/>
+      <w:pPr>
+        <w:tabs>
+          <w:tab w:val="num" w:pos="4320"/>
+        </w:tabs>
+        <w:ind w:left="4320" w:hanging="360"/>
+      </w:pPr>
+      <w:rPr>
+        <w:rFonts w:ascii="Wingdings" w:hAnsi="Wingdings" w:hint="default"/>
+        <w:sz w:val="20"/>
+      </w:rPr>
+    </w:lvl>
+    <w:lvl w:ilvl="6" w:tentative="1">
+      <w:start w:val="1"/>
+      <w:numFmt w:val="bullet"/>
+      <w:lvlText w:val=""/>
+      <w:lvlJc w:val="left"/>
+      <w:pPr>
+        <w:tabs>
+          <w:tab w:val="num" w:pos="5040"/>
+        </w:tabs>
+        <w:ind w:left="5040" w:hanging="360"/>
+      </w:pPr>
+      <w:rPr>
+        <w:rFonts w:ascii="Wingdings" w:hAnsi="Wingdings" w:hint="default"/>
+        <w:sz w:val="20"/>
+      </w:rPr>
+    </w:lvl>
+    <w:lvl w:ilvl="7" w:tentative="1">
+      <w:start w:val="1"/>
+      <w:numFmt w:val="bullet"/>
+      <w:lvlText w:val=""/>
+      <w:lvlJc w:val="left"/>
+      <w:pPr>
+        <w:tabs>
+          <w:tab w:val="num" w:pos="5760"/>
+        </w:tabs>
+        <w:ind w:left="5760" w:hanging="360"/>
+      </w:pPr>
+      <w:rPr>
+        <w:rFonts w:ascii="Wingdings" w:hAnsi="Wingdings" w:hint="default"/>
+        <w:sz w:val="20"/>
+      </w:rPr>
+    </w:lvl>
+    <w:lvl w:ilvl="8" w:tentative="1">
+      <w:start w:val="1"/>
+      <w:numFmt w:val="bullet"/>
+      <w:lvlText w:val=""/>
+      <w:lvlJc w:val="left"/>
+      <w:pPr>
+        <w:tabs>
+          <w:tab w:val="num" w:pos="6480"/>
+        </w:tabs>
+        <w:ind w:left="6480" w:hanging="360"/>
+      </w:pPr>
+      <w:rPr>
+        <w:rFonts w:ascii="Wingdings" w:hAnsi="Wingdings" w:hint="default"/>
+        <w:sz w:val="20"/>
+      </w:rPr>
+    </w:lvl>
+  </w:abstractNum>
+  <w:abstractNum w:abstractNumId="14" w15:restartNumberingAfterBreak="0">
+    <w:nsid w:val="3A8B1A8B"/>
+    <w:multiLevelType w:val="multilevel"/>
+    <w:tmpl w:val="E94820C0"/>
+    <w:lvl w:ilvl="0">
+      <w:start w:val="1"/>
+      <w:numFmt w:val="bullet"/>
+      <w:lvlText w:val=""/>
+      <w:lvlJc w:val="left"/>
+      <w:pPr>
+        <w:tabs>
+          <w:tab w:val="num" w:pos="720"/>
+        </w:tabs>
+        <w:ind w:left="720" w:hanging="360"/>
+      </w:pPr>
+      <w:rPr>
+        <w:rFonts w:ascii="Symbol" w:hAnsi="Symbol" w:hint="default"/>
+        <w:sz w:val="20"/>
+      </w:rPr>
+    </w:lvl>
+    <w:lvl w:ilvl="1" w:tentative="1">
+      <w:start w:val="1"/>
+      <w:numFmt w:val="bullet"/>
+      <w:lvlText w:val="o"/>
+      <w:lvlJc w:val="left"/>
+      <w:pPr>
+        <w:tabs>
+          <w:tab w:val="num" w:pos="1440"/>
+        </w:tabs>
+        <w:ind w:left="1440" w:hanging="360"/>
+      </w:pPr>
+      <w:rPr>
+        <w:rFonts w:ascii="Courier New" w:hAnsi="Courier New" w:hint="default"/>
+        <w:sz w:val="20"/>
+      </w:rPr>
+    </w:lvl>
+    <w:lvl w:ilvl="2" w:tentative="1">
+      <w:start w:val="1"/>
+      <w:numFmt w:val="bullet"/>
+      <w:lvlText w:val=""/>
+      <w:lvlJc w:val="left"/>
+      <w:pPr>
+        <w:tabs>
+          <w:tab w:val="num" w:pos="2160"/>
+        </w:tabs>
+        <w:ind w:left="2160" w:hanging="360"/>
+      </w:pPr>
+      <w:rPr>
+        <w:rFonts w:ascii="Wingdings" w:hAnsi="Wingdings" w:hint="default"/>
+        <w:sz w:val="20"/>
+      </w:rPr>
+    </w:lvl>
+    <w:lvl w:ilvl="3" w:tentative="1">
+      <w:start w:val="1"/>
+      <w:numFmt w:val="bullet"/>
+      <w:lvlText w:val=""/>
+      <w:lvlJc w:val="left"/>
+      <w:pPr>
+        <w:tabs>
+          <w:tab w:val="num" w:pos="2880"/>
+        </w:tabs>
+        <w:ind w:left="2880" w:hanging="360"/>
+      </w:pPr>
+      <w:rPr>
+        <w:rFonts w:ascii="Wingdings" w:hAnsi="Wingdings" w:hint="default"/>
+        <w:sz w:val="20"/>
+      </w:rPr>
+    </w:lvl>
+    <w:lvl w:ilvl="4" w:tentative="1">
+      <w:start w:val="1"/>
+      <w:numFmt w:val="bullet"/>
+      <w:lvlText w:val=""/>
+      <w:lvlJc w:val="left"/>
+      <w:pPr>
+        <w:tabs>
+          <w:tab w:val="num" w:pos="3600"/>
+        </w:tabs>
+        <w:ind w:left="3600" w:hanging="360"/>
+      </w:pPr>
+      <w:rPr>
+        <w:rFonts w:ascii="Wingdings" w:hAnsi="Wingdings" w:hint="default"/>
+        <w:sz w:val="20"/>
+      </w:rPr>
+    </w:lvl>
+    <w:lvl w:ilvl="5" w:tentative="1">
+      <w:start w:val="1"/>
+      <w:numFmt w:val="bullet"/>
+      <w:lvlText w:val=""/>
+      <w:lvlJc w:val="left"/>
+      <w:pPr>
+        <w:tabs>
+          <w:tab w:val="num" w:pos="4320"/>
+        </w:tabs>
+        <w:ind w:left="4320" w:hanging="360"/>
+      </w:pPr>
+      <w:rPr>
+        <w:rFonts w:ascii="Wingdings" w:hAnsi="Wingdings" w:hint="default"/>
+        <w:sz w:val="20"/>
+      </w:rPr>
+    </w:lvl>
+    <w:lvl w:ilvl="6" w:tentative="1">
+      <w:start w:val="1"/>
+      <w:numFmt w:val="bullet"/>
+      <w:lvlText w:val=""/>
+      <w:lvlJc w:val="left"/>
+      <w:pPr>
+        <w:tabs>
+          <w:tab w:val="num" w:pos="5040"/>
+        </w:tabs>
+        <w:ind w:left="5040" w:hanging="360"/>
+      </w:pPr>
+      <w:rPr>
+        <w:rFonts w:ascii="Wingdings" w:hAnsi="Wingdings" w:hint="default"/>
+        <w:sz w:val="20"/>
+      </w:rPr>
+    </w:lvl>
+    <w:lvl w:ilvl="7" w:tentative="1">
+      <w:start w:val="1"/>
+      <w:numFmt w:val="bullet"/>
+      <w:lvlText w:val=""/>
+      <w:lvlJc w:val="left"/>
+      <w:pPr>
+        <w:tabs>
+          <w:tab w:val="num" w:pos="5760"/>
+        </w:tabs>
+        <w:ind w:left="5760" w:hanging="360"/>
+      </w:pPr>
+      <w:rPr>
+        <w:rFonts w:ascii="Wingdings" w:hAnsi="Wingdings" w:hint="default"/>
+        <w:sz w:val="20"/>
+      </w:rPr>
+    </w:lvl>
+    <w:lvl w:ilvl="8" w:tentative="1">
+      <w:start w:val="1"/>
+      <w:numFmt w:val="bullet"/>
+      <w:lvlText w:val=""/>
+      <w:lvlJc w:val="left"/>
+      <w:pPr>
+        <w:tabs>
+          <w:tab w:val="num" w:pos="6480"/>
+        </w:tabs>
+        <w:ind w:left="6480" w:hanging="360"/>
+      </w:pPr>
+      <w:rPr>
+        <w:rFonts w:ascii="Wingdings" w:hAnsi="Wingdings" w:hint="default"/>
+        <w:sz w:val="20"/>
+      </w:rPr>
+    </w:lvl>
+  </w:abstractNum>
+  <w:abstractNum w:abstractNumId="15" w15:restartNumberingAfterBreak="0">
     <w:nsid w:val="3E660591"/>
     <w:multiLevelType w:val="multilevel"/>
     <w:tmpl w:val="76308E5E"/>
@@ -6215,7 +8380,7 @@
       </w:rPr>
     </w:lvl>
   </w:abstractNum>
-  <w:abstractNum w:abstractNumId="13" w15:restartNumberingAfterBreak="0">
+  <w:abstractNum w:abstractNumId="16" w15:restartNumberingAfterBreak="0">
     <w:nsid w:val="3F6A14FC"/>
     <w:multiLevelType w:val="multilevel"/>
     <w:tmpl w:val="8DB01D96"/>
@@ -6364,7 +8529,7 @@
       </w:rPr>
     </w:lvl>
   </w:abstractNum>
-  <w:abstractNum w:abstractNumId="14" w15:restartNumberingAfterBreak="0">
+  <w:abstractNum w:abstractNumId="17" w15:restartNumberingAfterBreak="0">
     <w:nsid w:val="412F78FA"/>
     <w:multiLevelType w:val="multilevel"/>
     <w:tmpl w:val="A2528BA8"/>
@@ -6513,7 +8678,7 @@
       </w:rPr>
     </w:lvl>
   </w:abstractNum>
-  <w:abstractNum w:abstractNumId="15" w15:restartNumberingAfterBreak="0">
+  <w:abstractNum w:abstractNumId="18" w15:restartNumberingAfterBreak="0">
     <w:nsid w:val="466D0365"/>
     <w:multiLevelType w:val="multilevel"/>
     <w:tmpl w:val="D1F2D19E"/>
@@ -6662,7 +8827,7 @@
       </w:rPr>
     </w:lvl>
   </w:abstractNum>
-  <w:abstractNum w:abstractNumId="16" w15:restartNumberingAfterBreak="0">
+  <w:abstractNum w:abstractNumId="19" w15:restartNumberingAfterBreak="0">
     <w:nsid w:val="46D76FFE"/>
     <w:multiLevelType w:val="multilevel"/>
     <w:tmpl w:val="85F46B60"/>
@@ -6811,7 +8976,7 @@
       </w:rPr>
     </w:lvl>
   </w:abstractNum>
-  <w:abstractNum w:abstractNumId="17" w15:restartNumberingAfterBreak="0">
+  <w:abstractNum w:abstractNumId="20" w15:restartNumberingAfterBreak="0">
     <w:nsid w:val="4BA52B2F"/>
     <w:multiLevelType w:val="multilevel"/>
     <w:tmpl w:val="A9605860"/>
@@ -6960,7 +9125,305 @@
       </w:rPr>
     </w:lvl>
   </w:abstractNum>
-  <w:abstractNum w:abstractNumId="18" w15:restartNumberingAfterBreak="0">
+  <w:abstractNum w:abstractNumId="21" w15:restartNumberingAfterBreak="0">
+    <w:nsid w:val="4BF83175"/>
+    <w:multiLevelType w:val="multilevel"/>
+    <w:tmpl w:val="05FE4FF2"/>
+    <w:lvl w:ilvl="0">
+      <w:start w:val="1"/>
+      <w:numFmt w:val="bullet"/>
+      <w:lvlText w:val=""/>
+      <w:lvlJc w:val="left"/>
+      <w:pPr>
+        <w:tabs>
+          <w:tab w:val="num" w:pos="720"/>
+        </w:tabs>
+        <w:ind w:left="720" w:hanging="360"/>
+      </w:pPr>
+      <w:rPr>
+        <w:rFonts w:ascii="Symbol" w:hAnsi="Symbol" w:hint="default"/>
+        <w:sz w:val="20"/>
+      </w:rPr>
+    </w:lvl>
+    <w:lvl w:ilvl="1" w:tentative="1">
+      <w:start w:val="1"/>
+      <w:numFmt w:val="bullet"/>
+      <w:lvlText w:val="o"/>
+      <w:lvlJc w:val="left"/>
+      <w:pPr>
+        <w:tabs>
+          <w:tab w:val="num" w:pos="1440"/>
+        </w:tabs>
+        <w:ind w:left="1440" w:hanging="360"/>
+      </w:pPr>
+      <w:rPr>
+        <w:rFonts w:ascii="Courier New" w:hAnsi="Courier New" w:hint="default"/>
+        <w:sz w:val="20"/>
+      </w:rPr>
+    </w:lvl>
+    <w:lvl w:ilvl="2" w:tentative="1">
+      <w:start w:val="1"/>
+      <w:numFmt w:val="bullet"/>
+      <w:lvlText w:val=""/>
+      <w:lvlJc w:val="left"/>
+      <w:pPr>
+        <w:tabs>
+          <w:tab w:val="num" w:pos="2160"/>
+        </w:tabs>
+        <w:ind w:left="2160" w:hanging="360"/>
+      </w:pPr>
+      <w:rPr>
+        <w:rFonts w:ascii="Wingdings" w:hAnsi="Wingdings" w:hint="default"/>
+        <w:sz w:val="20"/>
+      </w:rPr>
+    </w:lvl>
+    <w:lvl w:ilvl="3" w:tentative="1">
+      <w:start w:val="1"/>
+      <w:numFmt w:val="bullet"/>
+      <w:lvlText w:val=""/>
+      <w:lvlJc w:val="left"/>
+      <w:pPr>
+        <w:tabs>
+          <w:tab w:val="num" w:pos="2880"/>
+        </w:tabs>
+        <w:ind w:left="2880" w:hanging="360"/>
+      </w:pPr>
+      <w:rPr>
+        <w:rFonts w:ascii="Wingdings" w:hAnsi="Wingdings" w:hint="default"/>
+        <w:sz w:val="20"/>
+      </w:rPr>
+    </w:lvl>
+    <w:lvl w:ilvl="4" w:tentative="1">
+      <w:start w:val="1"/>
+      <w:numFmt w:val="bullet"/>
+      <w:lvlText w:val=""/>
+      <w:lvlJc w:val="left"/>
+      <w:pPr>
+        <w:tabs>
+          <w:tab w:val="num" w:pos="3600"/>
+        </w:tabs>
+        <w:ind w:left="3600" w:hanging="360"/>
+      </w:pPr>
+      <w:rPr>
+        <w:rFonts w:ascii="Wingdings" w:hAnsi="Wingdings" w:hint="default"/>
+        <w:sz w:val="20"/>
+      </w:rPr>
+    </w:lvl>
+    <w:lvl w:ilvl="5" w:tentative="1">
+      <w:start w:val="1"/>
+      <w:numFmt w:val="bullet"/>
+      <w:lvlText w:val=""/>
+      <w:lvlJc w:val="left"/>
+      <w:pPr>
+        <w:tabs>
+          <w:tab w:val="num" w:pos="4320"/>
+        </w:tabs>
+        <w:ind w:left="4320" w:hanging="360"/>
+      </w:pPr>
+      <w:rPr>
+        <w:rFonts w:ascii="Wingdings" w:hAnsi="Wingdings" w:hint="default"/>
+        <w:sz w:val="20"/>
+      </w:rPr>
+    </w:lvl>
+    <w:lvl w:ilvl="6" w:tentative="1">
+      <w:start w:val="1"/>
+      <w:numFmt w:val="bullet"/>
+      <w:lvlText w:val=""/>
+      <w:lvlJc w:val="left"/>
+      <w:pPr>
+        <w:tabs>
+          <w:tab w:val="num" w:pos="5040"/>
+        </w:tabs>
+        <w:ind w:left="5040" w:hanging="360"/>
+      </w:pPr>
+      <w:rPr>
+        <w:rFonts w:ascii="Wingdings" w:hAnsi="Wingdings" w:hint="default"/>
+        <w:sz w:val="20"/>
+      </w:rPr>
+    </w:lvl>
+    <w:lvl w:ilvl="7" w:tentative="1">
+      <w:start w:val="1"/>
+      <w:numFmt w:val="bullet"/>
+      <w:lvlText w:val=""/>
+      <w:lvlJc w:val="left"/>
+      <w:pPr>
+        <w:tabs>
+          <w:tab w:val="num" w:pos="5760"/>
+        </w:tabs>
+        <w:ind w:left="5760" w:hanging="360"/>
+      </w:pPr>
+      <w:rPr>
+        <w:rFonts w:ascii="Wingdings" w:hAnsi="Wingdings" w:hint="default"/>
+        <w:sz w:val="20"/>
+      </w:rPr>
+    </w:lvl>
+    <w:lvl w:ilvl="8" w:tentative="1">
+      <w:start w:val="1"/>
+      <w:numFmt w:val="bullet"/>
+      <w:lvlText w:val=""/>
+      <w:lvlJc w:val="left"/>
+      <w:pPr>
+        <w:tabs>
+          <w:tab w:val="num" w:pos="6480"/>
+        </w:tabs>
+        <w:ind w:left="6480" w:hanging="360"/>
+      </w:pPr>
+      <w:rPr>
+        <w:rFonts w:ascii="Wingdings" w:hAnsi="Wingdings" w:hint="default"/>
+        <w:sz w:val="20"/>
+      </w:rPr>
+    </w:lvl>
+  </w:abstractNum>
+  <w:abstractNum w:abstractNumId="22" w15:restartNumberingAfterBreak="0">
+    <w:nsid w:val="4EBC5704"/>
+    <w:multiLevelType w:val="multilevel"/>
+    <w:tmpl w:val="0F6AD5A8"/>
+    <w:lvl w:ilvl="0">
+      <w:start w:val="1"/>
+      <w:numFmt w:val="bullet"/>
+      <w:lvlText w:val=""/>
+      <w:lvlJc w:val="left"/>
+      <w:pPr>
+        <w:tabs>
+          <w:tab w:val="num" w:pos="720"/>
+        </w:tabs>
+        <w:ind w:left="720" w:hanging="360"/>
+      </w:pPr>
+      <w:rPr>
+        <w:rFonts w:ascii="Symbol" w:hAnsi="Symbol" w:hint="default"/>
+        <w:sz w:val="20"/>
+      </w:rPr>
+    </w:lvl>
+    <w:lvl w:ilvl="1">
+      <w:start w:val="1"/>
+      <w:numFmt w:val="bullet"/>
+      <w:lvlText w:val="o"/>
+      <w:lvlJc w:val="left"/>
+      <w:pPr>
+        <w:tabs>
+          <w:tab w:val="num" w:pos="1440"/>
+        </w:tabs>
+        <w:ind w:left="1440" w:hanging="360"/>
+      </w:pPr>
+      <w:rPr>
+        <w:rFonts w:ascii="Courier New" w:hAnsi="Courier New" w:hint="default"/>
+        <w:sz w:val="20"/>
+      </w:rPr>
+    </w:lvl>
+    <w:lvl w:ilvl="2" w:tentative="1">
+      <w:start w:val="1"/>
+      <w:numFmt w:val="bullet"/>
+      <w:lvlText w:val=""/>
+      <w:lvlJc w:val="left"/>
+      <w:pPr>
+        <w:tabs>
+          <w:tab w:val="num" w:pos="2160"/>
+        </w:tabs>
+        <w:ind w:left="2160" w:hanging="360"/>
+      </w:pPr>
+      <w:rPr>
+        <w:rFonts w:ascii="Wingdings" w:hAnsi="Wingdings" w:hint="default"/>
+        <w:sz w:val="20"/>
+      </w:rPr>
+    </w:lvl>
+    <w:lvl w:ilvl="3" w:tentative="1">
+      <w:start w:val="1"/>
+      <w:numFmt w:val="bullet"/>
+      <w:lvlText w:val=""/>
+      <w:lvlJc w:val="left"/>
+      <w:pPr>
+        <w:tabs>
+          <w:tab w:val="num" w:pos="2880"/>
+        </w:tabs>
+        <w:ind w:left="2880" w:hanging="360"/>
+      </w:pPr>
+      <w:rPr>
+        <w:rFonts w:ascii="Wingdings" w:hAnsi="Wingdings" w:hint="default"/>
+        <w:sz w:val="20"/>
+      </w:rPr>
+    </w:lvl>
+    <w:lvl w:ilvl="4" w:tentative="1">
+      <w:start w:val="1"/>
+      <w:numFmt w:val="bullet"/>
+      <w:lvlText w:val=""/>
+      <w:lvlJc w:val="left"/>
+      <w:pPr>
+        <w:tabs>
+          <w:tab w:val="num" w:pos="3600"/>
+        </w:tabs>
+        <w:ind w:left="3600" w:hanging="360"/>
+      </w:pPr>
+      <w:rPr>
+        <w:rFonts w:ascii="Wingdings" w:hAnsi="Wingdings" w:hint="default"/>
+        <w:sz w:val="20"/>
+      </w:rPr>
+    </w:lvl>
+    <w:lvl w:ilvl="5" w:tentative="1">
+      <w:start w:val="1"/>
+      <w:numFmt w:val="bullet"/>
+      <w:lvlText w:val=""/>
+      <w:lvlJc w:val="left"/>
+      <w:pPr>
+        <w:tabs>
+          <w:tab w:val="num" w:pos="4320"/>
+        </w:tabs>
+        <w:ind w:left="4320" w:hanging="360"/>
+      </w:pPr>
+      <w:rPr>
+        <w:rFonts w:ascii="Wingdings" w:hAnsi="Wingdings" w:hint="default"/>
+        <w:sz w:val="20"/>
+      </w:rPr>
+    </w:lvl>
+    <w:lvl w:ilvl="6" w:tentative="1">
+      <w:start w:val="1"/>
+      <w:numFmt w:val="bullet"/>
+      <w:lvlText w:val=""/>
+      <w:lvlJc w:val="left"/>
+      <w:pPr>
+        <w:tabs>
+          <w:tab w:val="num" w:pos="5040"/>
+        </w:tabs>
+        <w:ind w:left="5040" w:hanging="360"/>
+      </w:pPr>
+      <w:rPr>
+        <w:rFonts w:ascii="Wingdings" w:hAnsi="Wingdings" w:hint="default"/>
+        <w:sz w:val="20"/>
+      </w:rPr>
+    </w:lvl>
+    <w:lvl w:ilvl="7" w:tentative="1">
+      <w:start w:val="1"/>
+      <w:numFmt w:val="bullet"/>
+      <w:lvlText w:val=""/>
+      <w:lvlJc w:val="left"/>
+      <w:pPr>
+        <w:tabs>
+          <w:tab w:val="num" w:pos="5760"/>
+        </w:tabs>
+        <w:ind w:left="5760" w:hanging="360"/>
+      </w:pPr>
+      <w:rPr>
+        <w:rFonts w:ascii="Wingdings" w:hAnsi="Wingdings" w:hint="default"/>
+        <w:sz w:val="20"/>
+      </w:rPr>
+    </w:lvl>
+    <w:lvl w:ilvl="8" w:tentative="1">
+      <w:start w:val="1"/>
+      <w:numFmt w:val="bullet"/>
+      <w:lvlText w:val=""/>
+      <w:lvlJc w:val="left"/>
+      <w:pPr>
+        <w:tabs>
+          <w:tab w:val="num" w:pos="6480"/>
+        </w:tabs>
+        <w:ind w:left="6480" w:hanging="360"/>
+      </w:pPr>
+      <w:rPr>
+        <w:rFonts w:ascii="Wingdings" w:hAnsi="Wingdings" w:hint="default"/>
+        <w:sz w:val="20"/>
+      </w:rPr>
+    </w:lvl>
+  </w:abstractNum>
+  <w:abstractNum w:abstractNumId="23" w15:restartNumberingAfterBreak="0">
     <w:nsid w:val="4F5D757B"/>
     <w:multiLevelType w:val="multilevel"/>
     <w:tmpl w:val="7BE2FD2C"/>
@@ -7109,7 +9572,7 @@
       </w:rPr>
     </w:lvl>
   </w:abstractNum>
-  <w:abstractNum w:abstractNumId="19" w15:restartNumberingAfterBreak="0">
+  <w:abstractNum w:abstractNumId="24" w15:restartNumberingAfterBreak="0">
     <w:nsid w:val="50004B10"/>
     <w:multiLevelType w:val="multilevel"/>
     <w:tmpl w:val="BF3872A8"/>
@@ -7258,7 +9721,7 @@
       </w:rPr>
     </w:lvl>
   </w:abstractNum>
-  <w:abstractNum w:abstractNumId="20" w15:restartNumberingAfterBreak="0">
+  <w:abstractNum w:abstractNumId="25" w15:restartNumberingAfterBreak="0">
     <w:nsid w:val="50FC0976"/>
     <w:multiLevelType w:val="multilevel"/>
     <w:tmpl w:val="2B5A82D0"/>
@@ -7407,7 +9870,7 @@
       </w:rPr>
     </w:lvl>
   </w:abstractNum>
-  <w:abstractNum w:abstractNumId="21" w15:restartNumberingAfterBreak="0">
+  <w:abstractNum w:abstractNumId="26" w15:restartNumberingAfterBreak="0">
     <w:nsid w:val="583C2F84"/>
     <w:multiLevelType w:val="multilevel"/>
     <w:tmpl w:val="0E14761C"/>
@@ -7556,7 +10019,7 @@
       </w:rPr>
     </w:lvl>
   </w:abstractNum>
-  <w:abstractNum w:abstractNumId="22" w15:restartNumberingAfterBreak="0">
+  <w:abstractNum w:abstractNumId="27" w15:restartNumberingAfterBreak="0">
     <w:nsid w:val="5B481F99"/>
     <w:multiLevelType w:val="multilevel"/>
     <w:tmpl w:val="DA0A6E58"/>
@@ -7705,7 +10168,7 @@
       </w:rPr>
     </w:lvl>
   </w:abstractNum>
-  <w:abstractNum w:abstractNumId="23" w15:restartNumberingAfterBreak="0">
+  <w:abstractNum w:abstractNumId="28" w15:restartNumberingAfterBreak="0">
     <w:nsid w:val="5E00661A"/>
     <w:multiLevelType w:val="multilevel"/>
     <w:tmpl w:val="5BA093DA"/>
@@ -7854,7 +10317,305 @@
       </w:rPr>
     </w:lvl>
   </w:abstractNum>
-  <w:abstractNum w:abstractNumId="24" w15:restartNumberingAfterBreak="0">
+  <w:abstractNum w:abstractNumId="29" w15:restartNumberingAfterBreak="0">
+    <w:nsid w:val="5F3368F8"/>
+    <w:multiLevelType w:val="multilevel"/>
+    <w:tmpl w:val="81D89DC8"/>
+    <w:lvl w:ilvl="0">
+      <w:start w:val="1"/>
+      <w:numFmt w:val="bullet"/>
+      <w:lvlText w:val=""/>
+      <w:lvlJc w:val="left"/>
+      <w:pPr>
+        <w:tabs>
+          <w:tab w:val="num" w:pos="720"/>
+        </w:tabs>
+        <w:ind w:left="720" w:hanging="360"/>
+      </w:pPr>
+      <w:rPr>
+        <w:rFonts w:ascii="Symbol" w:hAnsi="Symbol" w:hint="default"/>
+        <w:sz w:val="20"/>
+      </w:rPr>
+    </w:lvl>
+    <w:lvl w:ilvl="1" w:tentative="1">
+      <w:start w:val="1"/>
+      <w:numFmt w:val="bullet"/>
+      <w:lvlText w:val="o"/>
+      <w:lvlJc w:val="left"/>
+      <w:pPr>
+        <w:tabs>
+          <w:tab w:val="num" w:pos="1440"/>
+        </w:tabs>
+        <w:ind w:left="1440" w:hanging="360"/>
+      </w:pPr>
+      <w:rPr>
+        <w:rFonts w:ascii="Courier New" w:hAnsi="Courier New" w:hint="default"/>
+        <w:sz w:val="20"/>
+      </w:rPr>
+    </w:lvl>
+    <w:lvl w:ilvl="2" w:tentative="1">
+      <w:start w:val="1"/>
+      <w:numFmt w:val="bullet"/>
+      <w:lvlText w:val=""/>
+      <w:lvlJc w:val="left"/>
+      <w:pPr>
+        <w:tabs>
+          <w:tab w:val="num" w:pos="2160"/>
+        </w:tabs>
+        <w:ind w:left="2160" w:hanging="360"/>
+      </w:pPr>
+      <w:rPr>
+        <w:rFonts w:ascii="Wingdings" w:hAnsi="Wingdings" w:hint="default"/>
+        <w:sz w:val="20"/>
+      </w:rPr>
+    </w:lvl>
+    <w:lvl w:ilvl="3" w:tentative="1">
+      <w:start w:val="1"/>
+      <w:numFmt w:val="bullet"/>
+      <w:lvlText w:val=""/>
+      <w:lvlJc w:val="left"/>
+      <w:pPr>
+        <w:tabs>
+          <w:tab w:val="num" w:pos="2880"/>
+        </w:tabs>
+        <w:ind w:left="2880" w:hanging="360"/>
+      </w:pPr>
+      <w:rPr>
+        <w:rFonts w:ascii="Wingdings" w:hAnsi="Wingdings" w:hint="default"/>
+        <w:sz w:val="20"/>
+      </w:rPr>
+    </w:lvl>
+    <w:lvl w:ilvl="4" w:tentative="1">
+      <w:start w:val="1"/>
+      <w:numFmt w:val="bullet"/>
+      <w:lvlText w:val=""/>
+      <w:lvlJc w:val="left"/>
+      <w:pPr>
+        <w:tabs>
+          <w:tab w:val="num" w:pos="3600"/>
+        </w:tabs>
+        <w:ind w:left="3600" w:hanging="360"/>
+      </w:pPr>
+      <w:rPr>
+        <w:rFonts w:ascii="Wingdings" w:hAnsi="Wingdings" w:hint="default"/>
+        <w:sz w:val="20"/>
+      </w:rPr>
+    </w:lvl>
+    <w:lvl w:ilvl="5" w:tentative="1">
+      <w:start w:val="1"/>
+      <w:numFmt w:val="bullet"/>
+      <w:lvlText w:val=""/>
+      <w:lvlJc w:val="left"/>
+      <w:pPr>
+        <w:tabs>
+          <w:tab w:val="num" w:pos="4320"/>
+        </w:tabs>
+        <w:ind w:left="4320" w:hanging="360"/>
+      </w:pPr>
+      <w:rPr>
+        <w:rFonts w:ascii="Wingdings" w:hAnsi="Wingdings" w:hint="default"/>
+        <w:sz w:val="20"/>
+      </w:rPr>
+    </w:lvl>
+    <w:lvl w:ilvl="6" w:tentative="1">
+      <w:start w:val="1"/>
+      <w:numFmt w:val="bullet"/>
+      <w:lvlText w:val=""/>
+      <w:lvlJc w:val="left"/>
+      <w:pPr>
+        <w:tabs>
+          <w:tab w:val="num" w:pos="5040"/>
+        </w:tabs>
+        <w:ind w:left="5040" w:hanging="360"/>
+      </w:pPr>
+      <w:rPr>
+        <w:rFonts w:ascii="Wingdings" w:hAnsi="Wingdings" w:hint="default"/>
+        <w:sz w:val="20"/>
+      </w:rPr>
+    </w:lvl>
+    <w:lvl w:ilvl="7" w:tentative="1">
+      <w:start w:val="1"/>
+      <w:numFmt w:val="bullet"/>
+      <w:lvlText w:val=""/>
+      <w:lvlJc w:val="left"/>
+      <w:pPr>
+        <w:tabs>
+          <w:tab w:val="num" w:pos="5760"/>
+        </w:tabs>
+        <w:ind w:left="5760" w:hanging="360"/>
+      </w:pPr>
+      <w:rPr>
+        <w:rFonts w:ascii="Wingdings" w:hAnsi="Wingdings" w:hint="default"/>
+        <w:sz w:val="20"/>
+      </w:rPr>
+    </w:lvl>
+    <w:lvl w:ilvl="8" w:tentative="1">
+      <w:start w:val="1"/>
+      <w:numFmt w:val="bullet"/>
+      <w:lvlText w:val=""/>
+      <w:lvlJc w:val="left"/>
+      <w:pPr>
+        <w:tabs>
+          <w:tab w:val="num" w:pos="6480"/>
+        </w:tabs>
+        <w:ind w:left="6480" w:hanging="360"/>
+      </w:pPr>
+      <w:rPr>
+        <w:rFonts w:ascii="Wingdings" w:hAnsi="Wingdings" w:hint="default"/>
+        <w:sz w:val="20"/>
+      </w:rPr>
+    </w:lvl>
+  </w:abstractNum>
+  <w:abstractNum w:abstractNumId="30" w15:restartNumberingAfterBreak="0">
+    <w:nsid w:val="63CF36EA"/>
+    <w:multiLevelType w:val="multilevel"/>
+    <w:tmpl w:val="D3889FCC"/>
+    <w:lvl w:ilvl="0">
+      <w:start w:val="1"/>
+      <w:numFmt w:val="bullet"/>
+      <w:lvlText w:val=""/>
+      <w:lvlJc w:val="left"/>
+      <w:pPr>
+        <w:tabs>
+          <w:tab w:val="num" w:pos="720"/>
+        </w:tabs>
+        <w:ind w:left="720" w:hanging="360"/>
+      </w:pPr>
+      <w:rPr>
+        <w:rFonts w:ascii="Symbol" w:hAnsi="Symbol" w:hint="default"/>
+        <w:sz w:val="20"/>
+      </w:rPr>
+    </w:lvl>
+    <w:lvl w:ilvl="1" w:tentative="1">
+      <w:start w:val="1"/>
+      <w:numFmt w:val="bullet"/>
+      <w:lvlText w:val="o"/>
+      <w:lvlJc w:val="left"/>
+      <w:pPr>
+        <w:tabs>
+          <w:tab w:val="num" w:pos="1440"/>
+        </w:tabs>
+        <w:ind w:left="1440" w:hanging="360"/>
+      </w:pPr>
+      <w:rPr>
+        <w:rFonts w:ascii="Courier New" w:hAnsi="Courier New" w:hint="default"/>
+        <w:sz w:val="20"/>
+      </w:rPr>
+    </w:lvl>
+    <w:lvl w:ilvl="2" w:tentative="1">
+      <w:start w:val="1"/>
+      <w:numFmt w:val="bullet"/>
+      <w:lvlText w:val=""/>
+      <w:lvlJc w:val="left"/>
+      <w:pPr>
+        <w:tabs>
+          <w:tab w:val="num" w:pos="2160"/>
+        </w:tabs>
+        <w:ind w:left="2160" w:hanging="360"/>
+      </w:pPr>
+      <w:rPr>
+        <w:rFonts w:ascii="Wingdings" w:hAnsi="Wingdings" w:hint="default"/>
+        <w:sz w:val="20"/>
+      </w:rPr>
+    </w:lvl>
+    <w:lvl w:ilvl="3" w:tentative="1">
+      <w:start w:val="1"/>
+      <w:numFmt w:val="bullet"/>
+      <w:lvlText w:val=""/>
+      <w:lvlJc w:val="left"/>
+      <w:pPr>
+        <w:tabs>
+          <w:tab w:val="num" w:pos="2880"/>
+        </w:tabs>
+        <w:ind w:left="2880" w:hanging="360"/>
+      </w:pPr>
+      <w:rPr>
+        <w:rFonts w:ascii="Wingdings" w:hAnsi="Wingdings" w:hint="default"/>
+        <w:sz w:val="20"/>
+      </w:rPr>
+    </w:lvl>
+    <w:lvl w:ilvl="4" w:tentative="1">
+      <w:start w:val="1"/>
+      <w:numFmt w:val="bullet"/>
+      <w:lvlText w:val=""/>
+      <w:lvlJc w:val="left"/>
+      <w:pPr>
+        <w:tabs>
+          <w:tab w:val="num" w:pos="3600"/>
+        </w:tabs>
+        <w:ind w:left="3600" w:hanging="360"/>
+      </w:pPr>
+      <w:rPr>
+        <w:rFonts w:ascii="Wingdings" w:hAnsi="Wingdings" w:hint="default"/>
+        <w:sz w:val="20"/>
+      </w:rPr>
+    </w:lvl>
+    <w:lvl w:ilvl="5" w:tentative="1">
+      <w:start w:val="1"/>
+      <w:numFmt w:val="bullet"/>
+      <w:lvlText w:val=""/>
+      <w:lvlJc w:val="left"/>
+      <w:pPr>
+        <w:tabs>
+          <w:tab w:val="num" w:pos="4320"/>
+        </w:tabs>
+        <w:ind w:left="4320" w:hanging="360"/>
+      </w:pPr>
+      <w:rPr>
+        <w:rFonts w:ascii="Wingdings" w:hAnsi="Wingdings" w:hint="default"/>
+        <w:sz w:val="20"/>
+      </w:rPr>
+    </w:lvl>
+    <w:lvl w:ilvl="6" w:tentative="1">
+      <w:start w:val="1"/>
+      <w:numFmt w:val="bullet"/>
+      <w:lvlText w:val=""/>
+      <w:lvlJc w:val="left"/>
+      <w:pPr>
+        <w:tabs>
+          <w:tab w:val="num" w:pos="5040"/>
+        </w:tabs>
+        <w:ind w:left="5040" w:hanging="360"/>
+      </w:pPr>
+      <w:rPr>
+        <w:rFonts w:ascii="Wingdings" w:hAnsi="Wingdings" w:hint="default"/>
+        <w:sz w:val="20"/>
+      </w:rPr>
+    </w:lvl>
+    <w:lvl w:ilvl="7" w:tentative="1">
+      <w:start w:val="1"/>
+      <w:numFmt w:val="bullet"/>
+      <w:lvlText w:val=""/>
+      <w:lvlJc w:val="left"/>
+      <w:pPr>
+        <w:tabs>
+          <w:tab w:val="num" w:pos="5760"/>
+        </w:tabs>
+        <w:ind w:left="5760" w:hanging="360"/>
+      </w:pPr>
+      <w:rPr>
+        <w:rFonts w:ascii="Wingdings" w:hAnsi="Wingdings" w:hint="default"/>
+        <w:sz w:val="20"/>
+      </w:rPr>
+    </w:lvl>
+    <w:lvl w:ilvl="8" w:tentative="1">
+      <w:start w:val="1"/>
+      <w:numFmt w:val="bullet"/>
+      <w:lvlText w:val=""/>
+      <w:lvlJc w:val="left"/>
+      <w:pPr>
+        <w:tabs>
+          <w:tab w:val="num" w:pos="6480"/>
+        </w:tabs>
+        <w:ind w:left="6480" w:hanging="360"/>
+      </w:pPr>
+      <w:rPr>
+        <w:rFonts w:ascii="Wingdings" w:hAnsi="Wingdings" w:hint="default"/>
+        <w:sz w:val="20"/>
+      </w:rPr>
+    </w:lvl>
+  </w:abstractNum>
+  <w:abstractNum w:abstractNumId="31" w15:restartNumberingAfterBreak="0">
     <w:nsid w:val="64584840"/>
     <w:multiLevelType w:val="multilevel"/>
     <w:tmpl w:val="07548746"/>
@@ -8003,7 +10764,7 @@
       </w:rPr>
     </w:lvl>
   </w:abstractNum>
-  <w:abstractNum w:abstractNumId="25" w15:restartNumberingAfterBreak="0">
+  <w:abstractNum w:abstractNumId="32" w15:restartNumberingAfterBreak="0">
     <w:nsid w:val="65163DF3"/>
     <w:multiLevelType w:val="multilevel"/>
     <w:tmpl w:val="A77E2C08"/>
@@ -8152,7 +10913,156 @@
       </w:rPr>
     </w:lvl>
   </w:abstractNum>
-  <w:abstractNum w:abstractNumId="26" w15:restartNumberingAfterBreak="0">
+  <w:abstractNum w:abstractNumId="33" w15:restartNumberingAfterBreak="0">
+    <w:nsid w:val="696A4A10"/>
+    <w:multiLevelType w:val="multilevel"/>
+    <w:tmpl w:val="0BA4DFA6"/>
+    <w:lvl w:ilvl="0">
+      <w:start w:val="1"/>
+      <w:numFmt w:val="bullet"/>
+      <w:lvlText w:val=""/>
+      <w:lvlJc w:val="left"/>
+      <w:pPr>
+        <w:tabs>
+          <w:tab w:val="num" w:pos="720"/>
+        </w:tabs>
+        <w:ind w:left="720" w:hanging="360"/>
+      </w:pPr>
+      <w:rPr>
+        <w:rFonts w:ascii="Symbol" w:hAnsi="Symbol" w:hint="default"/>
+        <w:sz w:val="20"/>
+      </w:rPr>
+    </w:lvl>
+    <w:lvl w:ilvl="1" w:tentative="1">
+      <w:start w:val="1"/>
+      <w:numFmt w:val="bullet"/>
+      <w:lvlText w:val="o"/>
+      <w:lvlJc w:val="left"/>
+      <w:pPr>
+        <w:tabs>
+          <w:tab w:val="num" w:pos="1440"/>
+        </w:tabs>
+        <w:ind w:left="1440" w:hanging="360"/>
+      </w:pPr>
+      <w:rPr>
+        <w:rFonts w:ascii="Courier New" w:hAnsi="Courier New" w:hint="default"/>
+        <w:sz w:val="20"/>
+      </w:rPr>
+    </w:lvl>
+    <w:lvl w:ilvl="2" w:tentative="1">
+      <w:start w:val="1"/>
+      <w:numFmt w:val="bullet"/>
+      <w:lvlText w:val=""/>
+      <w:lvlJc w:val="left"/>
+      <w:pPr>
+        <w:tabs>
+          <w:tab w:val="num" w:pos="2160"/>
+        </w:tabs>
+        <w:ind w:left="2160" w:hanging="360"/>
+      </w:pPr>
+      <w:rPr>
+        <w:rFonts w:ascii="Wingdings" w:hAnsi="Wingdings" w:hint="default"/>
+        <w:sz w:val="20"/>
+      </w:rPr>
+    </w:lvl>
+    <w:lvl w:ilvl="3" w:tentative="1">
+      <w:start w:val="1"/>
+      <w:numFmt w:val="bullet"/>
+      <w:lvlText w:val=""/>
+      <w:lvlJc w:val="left"/>
+      <w:pPr>
+        <w:tabs>
+          <w:tab w:val="num" w:pos="2880"/>
+        </w:tabs>
+        <w:ind w:left="2880" w:hanging="360"/>
+      </w:pPr>
+      <w:rPr>
+        <w:rFonts w:ascii="Wingdings" w:hAnsi="Wingdings" w:hint="default"/>
+        <w:sz w:val="20"/>
+      </w:rPr>
+    </w:lvl>
+    <w:lvl w:ilvl="4" w:tentative="1">
+      <w:start w:val="1"/>
+      <w:numFmt w:val="bullet"/>
+      <w:lvlText w:val=""/>
+      <w:lvlJc w:val="left"/>
+      <w:pPr>
+        <w:tabs>
+          <w:tab w:val="num" w:pos="3600"/>
+        </w:tabs>
+        <w:ind w:left="3600" w:hanging="360"/>
+      </w:pPr>
+      <w:rPr>
+        <w:rFonts w:ascii="Wingdings" w:hAnsi="Wingdings" w:hint="default"/>
+        <w:sz w:val="20"/>
+      </w:rPr>
+    </w:lvl>
+    <w:lvl w:ilvl="5" w:tentative="1">
+      <w:start w:val="1"/>
+      <w:numFmt w:val="bullet"/>
+      <w:lvlText w:val=""/>
+      <w:lvlJc w:val="left"/>
+      <w:pPr>
+        <w:tabs>
+          <w:tab w:val="num" w:pos="4320"/>
+        </w:tabs>
+        <w:ind w:left="4320" w:hanging="360"/>
+      </w:pPr>
+      <w:rPr>
+        <w:rFonts w:ascii="Wingdings" w:hAnsi="Wingdings" w:hint="default"/>
+        <w:sz w:val="20"/>
+      </w:rPr>
+    </w:lvl>
+    <w:lvl w:ilvl="6" w:tentative="1">
+      <w:start w:val="1"/>
+      <w:numFmt w:val="bullet"/>
+      <w:lvlText w:val=""/>
+      <w:lvlJc w:val="left"/>
+      <w:pPr>
+        <w:tabs>
+          <w:tab w:val="num" w:pos="5040"/>
+        </w:tabs>
+        <w:ind w:left="5040" w:hanging="360"/>
+      </w:pPr>
+      <w:rPr>
+        <w:rFonts w:ascii="Wingdings" w:hAnsi="Wingdings" w:hint="default"/>
+        <w:sz w:val="20"/>
+      </w:rPr>
+    </w:lvl>
+    <w:lvl w:ilvl="7" w:tentative="1">
+      <w:start w:val="1"/>
+      <w:numFmt w:val="bullet"/>
+      <w:lvlText w:val=""/>
+      <w:lvlJc w:val="left"/>
+      <w:pPr>
+        <w:tabs>
+          <w:tab w:val="num" w:pos="5760"/>
+        </w:tabs>
+        <w:ind w:left="5760" w:hanging="360"/>
+      </w:pPr>
+      <w:rPr>
+        <w:rFonts w:ascii="Wingdings" w:hAnsi="Wingdings" w:hint="default"/>
+        <w:sz w:val="20"/>
+      </w:rPr>
+    </w:lvl>
+    <w:lvl w:ilvl="8" w:tentative="1">
+      <w:start w:val="1"/>
+      <w:numFmt w:val="bullet"/>
+      <w:lvlText w:val=""/>
+      <w:lvlJc w:val="left"/>
+      <w:pPr>
+        <w:tabs>
+          <w:tab w:val="num" w:pos="6480"/>
+        </w:tabs>
+        <w:ind w:left="6480" w:hanging="360"/>
+      </w:pPr>
+      <w:rPr>
+        <w:rFonts w:ascii="Wingdings" w:hAnsi="Wingdings" w:hint="default"/>
+        <w:sz w:val="20"/>
+      </w:rPr>
+    </w:lvl>
+  </w:abstractNum>
+  <w:abstractNum w:abstractNumId="34" w15:restartNumberingAfterBreak="0">
     <w:nsid w:val="6B806994"/>
     <w:multiLevelType w:val="multilevel"/>
     <w:tmpl w:val="2ABCEC7A"/>
@@ -8301,7 +11211,7 @@
       </w:rPr>
     </w:lvl>
   </w:abstractNum>
-  <w:abstractNum w:abstractNumId="27" w15:restartNumberingAfterBreak="0">
+  <w:abstractNum w:abstractNumId="35" w15:restartNumberingAfterBreak="0">
     <w:nsid w:val="6E405310"/>
     <w:multiLevelType w:val="multilevel"/>
     <w:tmpl w:val="9144470E"/>
@@ -8450,7 +11360,7 @@
       </w:rPr>
     </w:lvl>
   </w:abstractNum>
-  <w:abstractNum w:abstractNumId="28" w15:restartNumberingAfterBreak="0">
+  <w:abstractNum w:abstractNumId="36" w15:restartNumberingAfterBreak="0">
     <w:nsid w:val="70EE1C00"/>
     <w:multiLevelType w:val="multilevel"/>
     <w:tmpl w:val="DE8A0C6C"/>
@@ -8599,7 +11509,7 @@
       </w:rPr>
     </w:lvl>
   </w:abstractNum>
-  <w:abstractNum w:abstractNumId="29" w15:restartNumberingAfterBreak="0">
+  <w:abstractNum w:abstractNumId="37" w15:restartNumberingAfterBreak="0">
     <w:nsid w:val="71FB7C76"/>
     <w:multiLevelType w:val="multilevel"/>
     <w:tmpl w:val="16D0A946"/>
@@ -8748,7 +11658,7 @@
       </w:rPr>
     </w:lvl>
   </w:abstractNum>
-  <w:abstractNum w:abstractNumId="30" w15:restartNumberingAfterBreak="0">
+  <w:abstractNum w:abstractNumId="38" w15:restartNumberingAfterBreak="0">
     <w:nsid w:val="756B5C96"/>
     <w:multiLevelType w:val="multilevel"/>
     <w:tmpl w:val="62000380"/>
@@ -8897,7 +11807,7 @@
       </w:rPr>
     </w:lvl>
   </w:abstractNum>
-  <w:abstractNum w:abstractNumId="31" w15:restartNumberingAfterBreak="0">
+  <w:abstractNum w:abstractNumId="39" w15:restartNumberingAfterBreak="0">
     <w:nsid w:val="7BD85132"/>
     <w:multiLevelType w:val="multilevel"/>
     <w:tmpl w:val="58F079E4"/>
@@ -9046,7 +11956,7 @@
       </w:rPr>
     </w:lvl>
   </w:abstractNum>
-  <w:abstractNum w:abstractNumId="32" w15:restartNumberingAfterBreak="0">
+  <w:abstractNum w:abstractNumId="40" w15:restartNumberingAfterBreak="0">
     <w:nsid w:val="7BFE1350"/>
     <w:multiLevelType w:val="multilevel"/>
     <w:tmpl w:val="2DCA0DD4"/>
@@ -9196,103 +12106,139 @@
     </w:lvl>
   </w:abstractNum>
   <w:num w:numId="1">
-    <w:abstractNumId w:val="7"/>
+    <w:abstractNumId w:val="8"/>
   </w:num>
   <w:num w:numId="2">
-    <w:abstractNumId w:val="20"/>
+    <w:abstractNumId w:val="25"/>
   </w:num>
   <w:num w:numId="3">
     <w:abstractNumId w:val="0"/>
   </w:num>
   <w:num w:numId="4">
-    <w:abstractNumId w:val="28"/>
+    <w:abstractNumId w:val="36"/>
   </w:num>
   <w:num w:numId="5">
-    <w:abstractNumId w:val="13"/>
+    <w:abstractNumId w:val="16"/>
   </w:num>
   <w:num w:numId="6">
-    <w:abstractNumId w:val="15"/>
+    <w:abstractNumId w:val="18"/>
   </w:num>
   <w:num w:numId="7">
     <w:abstractNumId w:val="1"/>
   </w:num>
   <w:num w:numId="8">
-    <w:abstractNumId w:val="25"/>
+    <w:abstractNumId w:val="32"/>
   </w:num>
   <w:num w:numId="9">
-    <w:abstractNumId w:val="22"/>
+    <w:abstractNumId w:val="27"/>
   </w:num>
   <w:num w:numId="10">
-    <w:abstractNumId w:val="14"/>
+    <w:abstractNumId w:val="17"/>
   </w:num>
   <w:num w:numId="11">
-    <w:abstractNumId w:val="5"/>
+    <w:abstractNumId w:val="6"/>
   </w:num>
   <w:num w:numId="12">
-    <w:abstractNumId w:val="18"/>
+    <w:abstractNumId w:val="23"/>
   </w:num>
   <w:num w:numId="13">
     <w:abstractNumId w:val="3"/>
   </w:num>
   <w:num w:numId="14">
-    <w:abstractNumId w:val="27"/>
+    <w:abstractNumId w:val="35"/>
   </w:num>
   <w:num w:numId="15">
-    <w:abstractNumId w:val="10"/>
+    <w:abstractNumId w:val="11"/>
   </w:num>
   <w:num w:numId="16">
-    <w:abstractNumId w:val="6"/>
+    <w:abstractNumId w:val="7"/>
   </w:num>
   <w:num w:numId="17">
-    <w:abstractNumId w:val="19"/>
+    <w:abstractNumId w:val="24"/>
   </w:num>
   <w:num w:numId="18">
     <w:abstractNumId w:val="2"/>
   </w:num>
   <w:num w:numId="19">
+    <w:abstractNumId w:val="37"/>
+  </w:num>
+  <w:num w:numId="20">
+    <w:abstractNumId w:val="12"/>
+  </w:num>
+  <w:num w:numId="21">
+    <w:abstractNumId w:val="19"/>
+  </w:num>
+  <w:num w:numId="22">
+    <w:abstractNumId w:val="34"/>
+  </w:num>
+  <w:num w:numId="23">
+    <w:abstractNumId w:val="26"/>
+  </w:num>
+  <w:num w:numId="24">
+    <w:abstractNumId w:val="15"/>
+  </w:num>
+  <w:num w:numId="25">
+    <w:abstractNumId w:val="9"/>
+  </w:num>
+  <w:num w:numId="26">
+    <w:abstractNumId w:val="10"/>
+  </w:num>
+  <w:num w:numId="27">
+    <w:abstractNumId w:val="31"/>
+  </w:num>
+  <w:num w:numId="28">
+    <w:abstractNumId w:val="5"/>
+  </w:num>
+  <w:num w:numId="29">
+    <w:abstractNumId w:val="40"/>
+  </w:num>
+  <w:num w:numId="30">
+    <w:abstractNumId w:val="38"/>
+  </w:num>
+  <w:num w:numId="31">
+    <w:abstractNumId w:val="28"/>
+  </w:num>
+  <w:num w:numId="32">
+    <w:abstractNumId w:val="20"/>
+  </w:num>
+  <w:num w:numId="33">
+    <w:abstractNumId w:val="39"/>
+  </w:num>
+  <w:num w:numId="34">
+    <w:abstractNumId w:val="30"/>
+  </w:num>
+  <w:num w:numId="35">
+    <w:abstractNumId w:val="33"/>
+  </w:num>
+  <w:num w:numId="36">
+    <w:abstractNumId w:val="13"/>
+  </w:num>
+  <w:num w:numId="37">
+    <w:abstractNumId w:val="22"/>
+  </w:num>
+  <w:num w:numId="38">
+    <w:abstractNumId w:val="4"/>
+  </w:num>
+  <w:num w:numId="39">
+    <w:abstractNumId w:val="4"/>
+    <w:lvlOverride w:ilvl="2">
+      <w:startOverride w:val="2"/>
+    </w:lvlOverride>
+  </w:num>
+  <w:num w:numId="40">
+    <w:abstractNumId w:val="4"/>
+    <w:lvlOverride w:ilvl="2">
+      <w:startOverride w:val="3"/>
+    </w:lvlOverride>
+  </w:num>
+  <w:num w:numId="41">
     <w:abstractNumId w:val="29"/>
   </w:num>
-  <w:num w:numId="20">
-    <w:abstractNumId w:val="11"/>
+  <w:num w:numId="42">
+    <w:abstractNumId w:val="14"/>
   </w:num>
-  <w:num w:numId="21">
-    <w:abstractNumId w:val="16"/>
-  </w:num>
-  <w:num w:numId="22">
-    <w:abstractNumId w:val="26"/>
-  </w:num>
-  <w:num w:numId="23">
+  <w:num w:numId="43">
     <w:abstractNumId w:val="21"/>
-  </w:num>
-  <w:num w:numId="24">
-    <w:abstractNumId w:val="12"/>
-  </w:num>
-  <w:num w:numId="25">
-    <w:abstractNumId w:val="8"/>
-  </w:num>
-  <w:num w:numId="26">
-    <w:abstractNumId w:val="9"/>
-  </w:num>
-  <w:num w:numId="27">
-    <w:abstractNumId w:val="24"/>
-  </w:num>
-  <w:num w:numId="28">
-    <w:abstractNumId w:val="4"/>
-  </w:num>
-  <w:num w:numId="29">
-    <w:abstractNumId w:val="32"/>
-  </w:num>
-  <w:num w:numId="30">
-    <w:abstractNumId w:val="30"/>
-  </w:num>
-  <w:num w:numId="31">
-    <w:abstractNumId w:val="23"/>
-  </w:num>
-  <w:num w:numId="32">
-    <w:abstractNumId w:val="17"/>
-  </w:num>
-  <w:num w:numId="33">
-    <w:abstractNumId w:val="31"/>
   </w:num>
 </w:numbering>
 </file>
@@ -9695,6 +12641,27 @@
     <w:name w:val="Normal"/>
     <w:qFormat/>
   </w:style>
+  <w:style w:type="paragraph" w:styleId="berschrift1">
+    <w:name w:val="heading 1"/>
+    <w:basedOn w:val="Standard"/>
+    <w:next w:val="Standard"/>
+    <w:link w:val="berschrift1Zchn"/>
+    <w:uiPriority w:val="9"/>
+    <w:qFormat/>
+    <w:rsid w:val="008F3D00"/>
+    <w:pPr>
+      <w:keepNext/>
+      <w:keepLines/>
+      <w:spacing w:before="240" w:after="0"/>
+      <w:outlineLvl w:val="0"/>
+    </w:pPr>
+    <w:rPr>
+      <w:rFonts w:asciiTheme="majorHAnsi" w:eastAsiaTheme="majorEastAsia" w:hAnsiTheme="majorHAnsi" w:cstheme="majorBidi"/>
+      <w:color w:val="2F5496" w:themeColor="accent1" w:themeShade="BF"/>
+      <w:sz w:val="32"/>
+      <w:szCs w:val="32"/>
+    </w:rPr>
+  </w:style>
   <w:style w:type="paragraph" w:styleId="berschrift2">
     <w:name w:val="heading 2"/>
     <w:basedOn w:val="Standard"/>
@@ -9858,6 +12825,19 @@
       <w:color w:val="1F3763" w:themeColor="accent1" w:themeShade="7F"/>
       <w:sz w:val="24"/>
       <w:szCs w:val="24"/>
+    </w:rPr>
+  </w:style>
+  <w:style w:type="character" w:customStyle="1" w:styleId="berschrift1Zchn">
+    <w:name w:val="Überschrift 1 Zchn"/>
+    <w:basedOn w:val="Absatz-Standardschriftart"/>
+    <w:link w:val="berschrift1"/>
+    <w:uiPriority w:val="9"/>
+    <w:rsid w:val="008F3D00"/>
+    <w:rPr>
+      <w:rFonts w:asciiTheme="majorHAnsi" w:eastAsiaTheme="majorEastAsia" w:hAnsiTheme="majorHAnsi" w:cstheme="majorBidi"/>
+      <w:color w:val="2F5496" w:themeColor="accent1" w:themeShade="BF"/>
+      <w:sz w:val="32"/>
+      <w:szCs w:val="32"/>
     </w:rPr>
   </w:style>
 </w:styles>
